--- a/resources/Solution outline CA-6 Consultation.docx
+++ b/resources/Solution outline CA-6 Consultation.docx
@@ -5,7 +5,7 @@
     <w:p>
       <w:pPr>
         <w:pStyle w:val="Heading1"/>
-        <w:spacing w:before="0"/>
+        <w:spacing w:before="0" w:line="360" w:lineRule="auto"/>
         <w:jc w:val="both"/>
         <w:rPr>
           <w:rFonts w:ascii="Arial" w:hAnsi="Arial" w:cs="Arial"/>
@@ -39,6 +39,7 @@
     </w:p>
     <w:p>
       <w:pPr>
+        <w:spacing w:line="360" w:lineRule="auto"/>
         <w:jc w:val="both"/>
         <w:rPr>
           <w:rFonts w:ascii="Arial" w:hAnsi="Arial" w:cs="Arial"/>
@@ -52,6 +53,7 @@
     <w:p>
       <w:pPr>
         <w:keepNext/>
+        <w:spacing w:line="360" w:lineRule="auto"/>
         <w:jc w:val="both"/>
         <w:rPr>
           <w:rFonts w:ascii="Arial" w:hAnsi="Arial" w:cs="Arial"/>
@@ -74,6 +76,7 @@
     </w:p>
     <w:p>
       <w:pPr>
+        <w:spacing w:line="360" w:lineRule="auto"/>
         <w:ind w:firstLine="720"/>
         <w:jc w:val="both"/>
         <w:rPr>
@@ -94,6 +97,7 @@
     <w:p>
       <w:pPr>
         <w:keepNext/>
+        <w:spacing w:line="360" w:lineRule="auto"/>
         <w:jc w:val="both"/>
         <w:rPr>
           <w:rFonts w:ascii="Arial" w:hAnsi="Arial" w:cs="Arial"/>
@@ -116,6 +120,7 @@
     </w:p>
     <w:p>
       <w:pPr>
+        <w:spacing w:line="360" w:lineRule="auto"/>
         <w:jc w:val="both"/>
         <w:rPr>
           <w:rFonts w:ascii="Arial" w:hAnsi="Arial" w:cs="Arial"/>
@@ -129,6 +134,7 @@
     <w:p>
       <w:pPr>
         <w:keepNext/>
+        <w:spacing w:line="360" w:lineRule="auto"/>
         <w:jc w:val="both"/>
         <w:rPr>
           <w:rFonts w:ascii="Arial" w:hAnsi="Arial" w:cs="Arial"/>
@@ -152,6 +158,7 @@
     <w:p>
       <w:pPr>
         <w:keepNext/>
+        <w:spacing w:line="360" w:lineRule="auto"/>
         <w:jc w:val="both"/>
         <w:rPr>
           <w:rFonts w:ascii="Arial" w:hAnsi="Arial" w:cs="Arial"/>
@@ -174,6 +181,7 @@
     </w:p>
     <w:p>
       <w:pPr>
+        <w:spacing w:line="360" w:lineRule="auto"/>
         <w:ind w:firstLine="360"/>
         <w:jc w:val="both"/>
         <w:rPr>
@@ -198,7 +206,7 @@
           <w:ilvl w:val="0"/>
           <w:numId w:val="11"/>
         </w:numPr>
-        <w:spacing w:after="160"/>
+        <w:spacing w:after="160" w:line="360" w:lineRule="auto"/>
         <w:jc w:val="both"/>
         <w:rPr>
           <w:rFonts w:ascii="Arial" w:hAnsi="Arial" w:cs="Arial"/>
@@ -212,7 +220,25 @@
           <w:sz w:val="24"/>
           <w:szCs w:val="24"/>
         </w:rPr>
-        <w:t>Presentation Layer (UI): The ConsultationForm screen where clinic staff enter the diagnosis, treatment plan and prescription and view saved consultations. It performs preliminary validation to ensure required fields are filled in before calling the service.</w:t>
+        <w:t xml:space="preserve">Presentation Layer (UI): The </w:t>
+      </w:r>
+      <w:proofErr w:type="spellStart"/>
+      <w:r>
+        <w:rPr>
+          <w:rFonts w:ascii="Arial" w:hAnsi="Arial" w:cs="Arial"/>
+          <w:sz w:val="24"/>
+          <w:szCs w:val="24"/>
+        </w:rPr>
+        <w:t>ConsultationForm</w:t>
+      </w:r>
+      <w:proofErr w:type="spellEnd"/>
+      <w:r>
+        <w:rPr>
+          <w:rFonts w:ascii="Arial" w:hAnsi="Arial" w:cs="Arial"/>
+          <w:sz w:val="24"/>
+          <w:szCs w:val="24"/>
+        </w:rPr>
+        <w:t xml:space="preserve"> screen where clinic staff enter the diagnosis, treatment plan and prescription and view saved consultations. It performs preliminary validation to ensure required fields are filled in before calling the service.</w:t>
       </w:r>
     </w:p>
     <w:p>
@@ -222,7 +248,7 @@
           <w:ilvl w:val="0"/>
           <w:numId w:val="11"/>
         </w:numPr>
-        <w:spacing w:after="160"/>
+        <w:spacing w:after="160" w:line="360" w:lineRule="auto"/>
         <w:jc w:val="both"/>
         <w:rPr>
           <w:rFonts w:ascii="Arial" w:hAnsi="Arial" w:cs="Arial"/>
@@ -236,7 +262,43 @@
           <w:sz w:val="24"/>
           <w:szCs w:val="24"/>
         </w:rPr>
-        <w:t>Business Logic Layer (ConsultationFacade): Validates the consultation, checks the available stock, saves the consultation and prescriptions, deducts the prescribed quantity from the inventory, and commits or rolls back everything as one transaction. It throws InsufficientStockException when the stock is not enough.</w:t>
+        <w:t>Business Logic Layer (</w:t>
+      </w:r>
+      <w:proofErr w:type="spellStart"/>
+      <w:r>
+        <w:rPr>
+          <w:rFonts w:ascii="Arial" w:hAnsi="Arial" w:cs="Arial"/>
+          <w:sz w:val="24"/>
+          <w:szCs w:val="24"/>
+        </w:rPr>
+        <w:t>ConsultationFacade</w:t>
+      </w:r>
+      <w:proofErr w:type="spellEnd"/>
+      <w:r>
+        <w:rPr>
+          <w:rFonts w:ascii="Arial" w:hAnsi="Arial" w:cs="Arial"/>
+          <w:sz w:val="24"/>
+          <w:szCs w:val="24"/>
+        </w:rPr>
+        <w:t xml:space="preserve">): Validates the consultation, checks the available stock, saves the consultation and prescriptions, deducts the prescribed quantity from the inventory, and commits or rolls back everything as one transaction. It throws </w:t>
+      </w:r>
+      <w:proofErr w:type="spellStart"/>
+      <w:r>
+        <w:rPr>
+          <w:rFonts w:ascii="Arial" w:hAnsi="Arial" w:cs="Arial"/>
+          <w:sz w:val="24"/>
+          <w:szCs w:val="24"/>
+        </w:rPr>
+        <w:t>InsufficientStockException</w:t>
+      </w:r>
+      <w:proofErr w:type="spellEnd"/>
+      <w:r>
+        <w:rPr>
+          <w:rFonts w:ascii="Arial" w:hAnsi="Arial" w:cs="Arial"/>
+          <w:sz w:val="24"/>
+          <w:szCs w:val="24"/>
+        </w:rPr>
+        <w:t xml:space="preserve"> when the stock is not enough.</w:t>
       </w:r>
     </w:p>
     <w:p>
@@ -246,7 +308,7 @@
           <w:ilvl w:val="0"/>
           <w:numId w:val="11"/>
         </w:numPr>
-        <w:spacing w:after="160"/>
+        <w:spacing w:after="160" w:line="360" w:lineRule="auto"/>
         <w:jc w:val="both"/>
         <w:rPr>
           <w:rFonts w:ascii="Arial" w:hAnsi="Arial" w:cs="Arial"/>
@@ -260,6 +322,7 @@
           <w:sz w:val="24"/>
           <w:szCs w:val="24"/>
         </w:rPr>
+        <w:lastRenderedPageBreak/>
         <w:t>Data Access Layer (DAO): Manages the connection and queries to the database for consultations, prescriptions and inventory items.</w:t>
       </w:r>
     </w:p>
@@ -270,7 +333,7 @@
           <w:ilvl w:val="0"/>
           <w:numId w:val="11"/>
         </w:numPr>
-        <w:spacing w:after="160"/>
+        <w:spacing w:after="160" w:line="360" w:lineRule="auto"/>
         <w:jc w:val="both"/>
         <w:rPr>
           <w:rFonts w:ascii="Arial" w:hAnsi="Arial" w:cs="Arial"/>
@@ -289,6 +352,7 @@
     </w:p>
     <w:p>
       <w:pPr>
+        <w:spacing w:line="360" w:lineRule="auto"/>
         <w:jc w:val="center"/>
         <w:rPr>
           <w:rFonts w:ascii="Arial" w:hAnsi="Arial" w:cs="Arial"/>
@@ -307,6 +371,7 @@
     </w:p>
     <w:p>
       <w:pPr>
+        <w:spacing w:line="360" w:lineRule="auto"/>
         <w:jc w:val="center"/>
         <w:rPr>
           <w:rFonts w:ascii="Arial" w:hAnsi="Arial" w:cs="Arial"/>
@@ -366,6 +431,7 @@
     <w:p>
       <w:pPr>
         <w:pStyle w:val="Heading1"/>
+        <w:spacing w:line="360" w:lineRule="auto"/>
         <w:jc w:val="center"/>
         <w:rPr>
           <w:rFonts w:ascii="Arial" w:hAnsi="Arial" w:cs="Arial"/>
@@ -388,6 +454,7 @@
     <w:p>
       <w:pPr>
         <w:pStyle w:val="Heading2"/>
+        <w:spacing w:line="360" w:lineRule="auto"/>
         <w:jc w:val="center"/>
         <w:rPr>
           <w:rFonts w:ascii="Arial" w:hAnsi="Arial" w:cs="Arial"/>
@@ -408,6 +475,7 @@
     </w:p>
     <w:p>
       <w:pPr>
+        <w:spacing w:line="360" w:lineRule="auto"/>
         <w:jc w:val="center"/>
         <w:rPr>
           <w:rFonts w:ascii="Arial" w:hAnsi="Arial" w:cs="Arial"/>
@@ -418,6 +486,7 @@
     </w:p>
     <w:p>
       <w:pPr>
+        <w:spacing w:line="360" w:lineRule="auto"/>
         <w:jc w:val="center"/>
         <w:rPr>
           <w:rFonts w:ascii="Arial" w:hAnsi="Arial" w:cs="Arial"/>
@@ -433,7 +502,7 @@
           <w:szCs w:val="24"/>
         </w:rPr>
         <w:drawing>
-          <wp:anchor distT="0" distB="0" distL="114300" distR="114300" simplePos="0" relativeHeight="251660288" behindDoc="0" locked="0" layoutInCell="1" allowOverlap="1" wp14:anchorId="20B9B271" wp14:editId="7D088DD6">
+          <wp:anchor distT="0" distB="0" distL="114300" distR="114300" simplePos="0" relativeHeight="251658752" behindDoc="0" locked="0" layoutInCell="1" allowOverlap="1" wp14:anchorId="20B9B271" wp14:editId="7D088DD6">
             <wp:simplePos x="0" y="0"/>
             <wp:positionH relativeFrom="column">
               <wp:posOffset>1693545</wp:posOffset>
@@ -479,6 +548,7 @@
     </w:p>
     <w:p>
       <w:pPr>
+        <w:spacing w:line="360" w:lineRule="auto"/>
         <w:jc w:val="center"/>
         <w:rPr>
           <w:rFonts w:ascii="Arial" w:hAnsi="Arial" w:cs="Arial"/>
@@ -495,6 +565,7 @@
     </w:p>
     <w:p>
       <w:pPr>
+        <w:spacing w:line="360" w:lineRule="auto"/>
         <w:jc w:val="center"/>
         <w:rPr>
           <w:rFonts w:ascii="Arial" w:hAnsi="Arial" w:cs="Arial"/>
@@ -518,6 +589,7 @@
     </w:p>
     <w:p>
       <w:pPr>
+        <w:spacing w:line="360" w:lineRule="auto"/>
         <w:jc w:val="center"/>
         <w:rPr>
           <w:rFonts w:ascii="Arial" w:hAnsi="Arial" w:cs="Arial"/>
@@ -578,6 +650,7 @@
     <w:p>
       <w:pPr>
         <w:pStyle w:val="Heading2"/>
+        <w:spacing w:line="360" w:lineRule="auto"/>
         <w:jc w:val="center"/>
         <w:rPr>
           <w:rFonts w:ascii="Arial" w:hAnsi="Arial" w:cs="Arial"/>
@@ -594,7 +667,17 @@
           <w:szCs w:val="24"/>
         </w:rPr>
         <w:lastRenderedPageBreak/>
-        <w:t>Sequence Diagram</w:t>
+        <w:t xml:space="preserve">Sequence </w:t>
+      </w:r>
+      <w:proofErr w:type="gramStart"/>
+      <w:r>
+        <w:rPr>
+          <w:rFonts w:ascii="Arial" w:hAnsi="Arial" w:cs="Arial"/>
+          <w:color w:val="auto"/>
+          <w:sz w:val="24"/>
+          <w:szCs w:val="24"/>
+        </w:rPr>
+        <w:t>Diagram</w:t>
       </w:r>
       <w:r>
         <w:rPr>
@@ -603,16 +686,33 @@
           <w:sz w:val="24"/>
           <w:szCs w:val="24"/>
         </w:rPr>
-        <w:t>(Save consultation)</w:t>
+        <w:t>(</w:t>
+      </w:r>
+      <w:proofErr w:type="gramEnd"/>
+      <w:r>
+        <w:rPr>
+          <w:rFonts w:ascii="Arial" w:hAnsi="Arial" w:cs="Arial"/>
+          <w:color w:val="auto"/>
+          <w:sz w:val="24"/>
+          <w:szCs w:val="24"/>
+        </w:rPr>
+        <w:t>Save consultation)</w:t>
       </w:r>
     </w:p>
     <w:p>
       <w:pPr>
+        <w:spacing w:line="360" w:lineRule="auto"/>
         <w:jc w:val="center"/>
+        <w:rPr>
+          <w:rFonts w:ascii="Arial" w:hAnsi="Arial" w:cs="Arial"/>
+          <w:sz w:val="24"/>
+          <w:szCs w:val="24"/>
+        </w:rPr>
       </w:pPr>
     </w:p>
     <w:p>
       <w:pPr>
+        <w:spacing w:line="360" w:lineRule="auto"/>
         <w:jc w:val="center"/>
         <w:rPr>
           <w:rFonts w:ascii="Arial" w:hAnsi="Arial" w:cs="Arial"/>
@@ -667,6 +767,7 @@
     <w:p>
       <w:pPr>
         <w:pStyle w:val="Heading2"/>
+        <w:spacing w:line="360" w:lineRule="auto"/>
         <w:jc w:val="center"/>
         <w:rPr>
           <w:rFonts w:ascii="Arial" w:hAnsi="Arial" w:cs="Arial"/>
@@ -683,11 +784,32 @@
           <w:szCs w:val="24"/>
         </w:rPr>
         <w:lastRenderedPageBreak/>
-        <w:t>Sequence Diagram(View consultation)</w:t>
+        <w:t xml:space="preserve">Sequence </w:t>
+      </w:r>
+      <w:proofErr w:type="gramStart"/>
+      <w:r>
+        <w:rPr>
+          <w:rFonts w:ascii="Arial" w:hAnsi="Arial" w:cs="Arial"/>
+          <w:color w:val="auto"/>
+          <w:sz w:val="24"/>
+          <w:szCs w:val="24"/>
+        </w:rPr>
+        <w:t>Diagram(</w:t>
+      </w:r>
+      <w:proofErr w:type="gramEnd"/>
+      <w:r>
+        <w:rPr>
+          <w:rFonts w:ascii="Arial" w:hAnsi="Arial" w:cs="Arial"/>
+          <w:color w:val="auto"/>
+          <w:sz w:val="24"/>
+          <w:szCs w:val="24"/>
+        </w:rPr>
+        <w:t>View consultation)</w:t>
       </w:r>
     </w:p>
     <w:p>
       <w:pPr>
+        <w:spacing w:line="360" w:lineRule="auto"/>
         <w:jc w:val="center"/>
         <w:rPr>
           <w:rFonts w:ascii="Arial" w:hAnsi="Arial" w:cs="Arial"/>
@@ -741,6 +863,7 @@
     </w:p>
     <w:p>
       <w:pPr>
+        <w:spacing w:line="360" w:lineRule="auto"/>
         <w:jc w:val="center"/>
         <w:rPr>
           <w:rFonts w:ascii="Arial" w:hAnsi="Arial" w:cs="Arial"/>
@@ -751,6 +874,7 @@
     </w:p>
     <w:p>
       <w:pPr>
+        <w:spacing w:line="360" w:lineRule="auto"/>
         <w:jc w:val="center"/>
         <w:rPr>
           <w:rFonts w:ascii="Arial" w:hAnsi="Arial" w:cs="Arial"/>
@@ -768,6 +892,7 @@
     <w:p>
       <w:pPr>
         <w:pStyle w:val="Heading2"/>
+        <w:spacing w:line="360" w:lineRule="auto"/>
         <w:jc w:val="center"/>
         <w:rPr>
           <w:rFonts w:ascii="Arial" w:hAnsi="Arial" w:cs="Arial"/>
@@ -789,6 +914,7 @@
     </w:p>
     <w:p>
       <w:pPr>
+        <w:spacing w:line="360" w:lineRule="auto"/>
         <w:jc w:val="center"/>
         <w:rPr>
           <w:rFonts w:ascii="Arial" w:hAnsi="Arial" w:cs="Arial"/>
@@ -803,6 +929,7 @@
           <w:sz w:val="24"/>
           <w:szCs w:val="24"/>
         </w:rPr>
+        <w:lastRenderedPageBreak/>
         <w:drawing>
           <wp:inline distT="0" distB="0" distL="0" distR="0" wp14:anchorId="58037242" wp14:editId="1C271178">
             <wp:extent cx="9144000" cy="6248400"/>
@@ -842,6 +969,7 @@
     </w:p>
     <w:p>
       <w:pPr>
+        <w:spacing w:line="360" w:lineRule="auto"/>
         <w:jc w:val="center"/>
         <w:rPr>
           <w:rFonts w:ascii="Arial" w:hAnsi="Arial" w:cs="Arial"/>
@@ -859,6 +987,7 @@
     <w:p>
       <w:pPr>
         <w:pStyle w:val="Heading2"/>
+        <w:spacing w:line="360" w:lineRule="auto"/>
         <w:jc w:val="center"/>
         <w:rPr>
           <w:rFonts w:ascii="Arial" w:hAnsi="Arial" w:cs="Arial"/>
@@ -880,6 +1009,7 @@
     </w:p>
     <w:p>
       <w:pPr>
+        <w:spacing w:line="360" w:lineRule="auto"/>
         <w:jc w:val="center"/>
         <w:rPr>
           <w:rFonts w:ascii="Arial" w:hAnsi="Arial" w:cs="Arial"/>
@@ -890,6 +1020,7 @@
     </w:p>
     <w:p>
       <w:pPr>
+        <w:spacing w:line="360" w:lineRule="auto"/>
         <w:jc w:val="center"/>
         <w:rPr>
           <w:rFonts w:ascii="Arial" w:hAnsi="Arial" w:cs="Arial"/>
@@ -928,7 +1059,7 @@
           </w:tcPr>
           <w:p>
             <w:pPr>
-              <w:spacing w:line="276" w:lineRule="auto"/>
+              <w:spacing w:line="360" w:lineRule="auto"/>
               <w:jc w:val="center"/>
               <w:rPr>
                 <w:rFonts w:ascii="Arial" w:hAnsi="Arial" w:cs="Arial"/>
@@ -956,7 +1087,7 @@
           </w:tcPr>
           <w:p>
             <w:pPr>
-              <w:spacing w:line="276" w:lineRule="auto"/>
+              <w:spacing w:line="360" w:lineRule="auto"/>
               <w:jc w:val="center"/>
               <w:rPr>
                 <w:rFonts w:ascii="Arial" w:hAnsi="Arial" w:cs="Arial"/>
@@ -984,7 +1115,7 @@
           </w:tcPr>
           <w:p>
             <w:pPr>
-              <w:spacing w:line="276" w:lineRule="auto"/>
+              <w:spacing w:line="360" w:lineRule="auto"/>
               <w:jc w:val="center"/>
               <w:rPr>
                 <w:rFonts w:ascii="Arial" w:hAnsi="Arial" w:cs="Arial"/>
@@ -1014,7 +1145,7 @@
           </w:tcPr>
           <w:p>
             <w:pPr>
-              <w:spacing w:line="276" w:lineRule="auto"/>
+              <w:spacing w:line="360" w:lineRule="auto"/>
               <w:jc w:val="center"/>
               <w:rPr>
                 <w:rFonts w:ascii="Arial" w:hAnsi="Arial" w:cs="Arial"/>
@@ -1024,6 +1155,7 @@
                 <w:szCs w:val="24"/>
               </w:rPr>
             </w:pPr>
+            <w:proofErr w:type="spellStart"/>
             <w:r>
               <w:rPr>
                 <w:rFonts w:ascii="Arial" w:eastAsia="Arial" w:hAnsi="Arial" w:cs="Arial"/>
@@ -1032,6 +1164,7 @@
               </w:rPr>
               <w:t>person_id</w:t>
             </w:r>
+            <w:proofErr w:type="spellEnd"/>
           </w:p>
         </w:tc>
         <w:tc>
@@ -1040,7 +1173,7 @@
           </w:tcPr>
           <w:p>
             <w:pPr>
-              <w:spacing w:line="276" w:lineRule="auto"/>
+              <w:spacing w:line="360" w:lineRule="auto"/>
               <w:jc w:val="center"/>
               <w:rPr>
                 <w:rFonts w:ascii="Arial" w:hAnsi="Arial" w:cs="Arial"/>
@@ -1066,7 +1199,7 @@
           </w:tcPr>
           <w:p>
             <w:pPr>
-              <w:spacing w:line="276" w:lineRule="auto"/>
+              <w:spacing w:line="360" w:lineRule="auto"/>
               <w:jc w:val="center"/>
               <w:rPr>
                 <w:rFonts w:ascii="Arial" w:hAnsi="Arial" w:cs="Arial"/>
@@ -1094,7 +1227,7 @@
           </w:tcPr>
           <w:p>
             <w:pPr>
-              <w:spacing w:line="276" w:lineRule="auto"/>
+              <w:spacing w:line="360" w:lineRule="auto"/>
               <w:jc w:val="center"/>
               <w:rPr>
                 <w:rFonts w:ascii="Arial" w:hAnsi="Arial" w:cs="Arial"/>
@@ -1104,6 +1237,7 @@
                 <w:szCs w:val="24"/>
               </w:rPr>
             </w:pPr>
+            <w:proofErr w:type="spellStart"/>
             <w:r>
               <w:rPr>
                 <w:rFonts w:ascii="Arial" w:eastAsia="Arial" w:hAnsi="Arial" w:cs="Arial"/>
@@ -1112,6 +1246,7 @@
               </w:rPr>
               <w:t>last_name</w:t>
             </w:r>
+            <w:proofErr w:type="spellEnd"/>
           </w:p>
         </w:tc>
         <w:tc>
@@ -1120,7 +1255,7 @@
           </w:tcPr>
           <w:p>
             <w:pPr>
-              <w:spacing w:line="276" w:lineRule="auto"/>
+              <w:spacing w:line="360" w:lineRule="auto"/>
               <w:jc w:val="center"/>
               <w:rPr>
                 <w:rFonts w:ascii="Arial" w:hAnsi="Arial" w:cs="Arial"/>
@@ -1146,7 +1281,7 @@
           </w:tcPr>
           <w:p>
             <w:pPr>
-              <w:spacing w:line="276" w:lineRule="auto"/>
+              <w:spacing w:line="360" w:lineRule="auto"/>
               <w:jc w:val="center"/>
               <w:rPr>
                 <w:rFonts w:ascii="Arial" w:hAnsi="Arial" w:cs="Arial"/>
@@ -1174,7 +1309,7 @@
           </w:tcPr>
           <w:p>
             <w:pPr>
-              <w:spacing w:line="276" w:lineRule="auto"/>
+              <w:spacing w:line="360" w:lineRule="auto"/>
               <w:jc w:val="center"/>
               <w:rPr>
                 <w:rFonts w:ascii="Arial" w:hAnsi="Arial" w:cs="Arial"/>
@@ -1184,6 +1319,7 @@
                 <w:szCs w:val="24"/>
               </w:rPr>
             </w:pPr>
+            <w:proofErr w:type="spellStart"/>
             <w:r>
               <w:rPr>
                 <w:rFonts w:ascii="Arial" w:eastAsia="Arial" w:hAnsi="Arial" w:cs="Arial"/>
@@ -1192,6 +1328,7 @@
               </w:rPr>
               <w:t>first_name</w:t>
             </w:r>
+            <w:proofErr w:type="spellEnd"/>
           </w:p>
         </w:tc>
         <w:tc>
@@ -1200,7 +1337,7 @@
           </w:tcPr>
           <w:p>
             <w:pPr>
-              <w:spacing w:line="276" w:lineRule="auto"/>
+              <w:spacing w:line="360" w:lineRule="auto"/>
               <w:jc w:val="center"/>
               <w:rPr>
                 <w:rFonts w:ascii="Arial" w:hAnsi="Arial" w:cs="Arial"/>
@@ -1226,7 +1363,7 @@
           </w:tcPr>
           <w:p>
             <w:pPr>
-              <w:spacing w:line="276" w:lineRule="auto"/>
+              <w:spacing w:line="360" w:lineRule="auto"/>
               <w:jc w:val="center"/>
               <w:rPr>
                 <w:rFonts w:ascii="Arial" w:hAnsi="Arial" w:cs="Arial"/>
@@ -1254,7 +1391,7 @@
           </w:tcPr>
           <w:p>
             <w:pPr>
-              <w:spacing w:line="276" w:lineRule="auto"/>
+              <w:spacing w:line="360" w:lineRule="auto"/>
               <w:jc w:val="center"/>
               <w:rPr>
                 <w:rFonts w:ascii="Arial" w:hAnsi="Arial" w:cs="Arial"/>
@@ -1264,6 +1401,7 @@
                 <w:szCs w:val="24"/>
               </w:rPr>
             </w:pPr>
+            <w:proofErr w:type="spellStart"/>
             <w:r>
               <w:rPr>
                 <w:rFonts w:ascii="Arial" w:eastAsia="Arial" w:hAnsi="Arial" w:cs="Arial"/>
@@ -1272,6 +1410,7 @@
               </w:rPr>
               <w:t>middle_name</w:t>
             </w:r>
+            <w:proofErr w:type="spellEnd"/>
           </w:p>
         </w:tc>
         <w:tc>
@@ -1280,7 +1419,7 @@
           </w:tcPr>
           <w:p>
             <w:pPr>
-              <w:spacing w:line="276" w:lineRule="auto"/>
+              <w:spacing w:line="360" w:lineRule="auto"/>
               <w:jc w:val="center"/>
               <w:rPr>
                 <w:rFonts w:ascii="Arial" w:hAnsi="Arial" w:cs="Arial"/>
@@ -1306,7 +1445,7 @@
           </w:tcPr>
           <w:p>
             <w:pPr>
-              <w:spacing w:line="276" w:lineRule="auto"/>
+              <w:spacing w:line="360" w:lineRule="auto"/>
               <w:jc w:val="center"/>
               <w:rPr>
                 <w:rFonts w:ascii="Arial" w:hAnsi="Arial" w:cs="Arial"/>
@@ -1334,7 +1473,7 @@
           </w:tcPr>
           <w:p>
             <w:pPr>
-              <w:spacing w:line="276" w:lineRule="auto"/>
+              <w:spacing w:line="360" w:lineRule="auto"/>
               <w:jc w:val="center"/>
               <w:rPr>
                 <w:rFonts w:ascii="Arial" w:hAnsi="Arial" w:cs="Arial"/>
@@ -1360,7 +1499,7 @@
           </w:tcPr>
           <w:p>
             <w:pPr>
-              <w:spacing w:line="276" w:lineRule="auto"/>
+              <w:spacing w:line="360" w:lineRule="auto"/>
               <w:jc w:val="center"/>
               <w:rPr>
                 <w:rFonts w:ascii="Arial" w:hAnsi="Arial" w:cs="Arial"/>
@@ -1386,7 +1525,7 @@
           </w:tcPr>
           <w:p>
             <w:pPr>
-              <w:spacing w:line="276" w:lineRule="auto"/>
+              <w:spacing w:line="360" w:lineRule="auto"/>
               <w:jc w:val="center"/>
               <w:rPr>
                 <w:rFonts w:ascii="Arial" w:hAnsi="Arial" w:cs="Arial"/>
@@ -1414,7 +1553,7 @@
           </w:tcPr>
           <w:p>
             <w:pPr>
-              <w:spacing w:line="276" w:lineRule="auto"/>
+              <w:spacing w:line="360" w:lineRule="auto"/>
               <w:jc w:val="center"/>
               <w:rPr>
                 <w:rFonts w:ascii="Arial" w:hAnsi="Arial" w:cs="Arial"/>
@@ -1424,6 +1563,7 @@
                 <w:szCs w:val="24"/>
               </w:rPr>
             </w:pPr>
+            <w:proofErr w:type="spellStart"/>
             <w:r>
               <w:rPr>
                 <w:rFonts w:ascii="Arial" w:eastAsia="Arial" w:hAnsi="Arial" w:cs="Arial"/>
@@ -1432,6 +1572,7 @@
               </w:rPr>
               <w:t>date_of_birth</w:t>
             </w:r>
+            <w:proofErr w:type="spellEnd"/>
           </w:p>
         </w:tc>
         <w:tc>
@@ -1440,7 +1581,7 @@
           </w:tcPr>
           <w:p>
             <w:pPr>
-              <w:spacing w:line="276" w:lineRule="auto"/>
+              <w:spacing w:line="360" w:lineRule="auto"/>
               <w:jc w:val="center"/>
               <w:rPr>
                 <w:rFonts w:ascii="Arial" w:hAnsi="Arial" w:cs="Arial"/>
@@ -1466,7 +1607,7 @@
           </w:tcPr>
           <w:p>
             <w:pPr>
-              <w:spacing w:line="276" w:lineRule="auto"/>
+              <w:spacing w:line="360" w:lineRule="auto"/>
               <w:jc w:val="center"/>
               <w:rPr>
                 <w:rFonts w:ascii="Arial" w:hAnsi="Arial" w:cs="Arial"/>
@@ -1494,7 +1635,7 @@
           </w:tcPr>
           <w:p>
             <w:pPr>
-              <w:spacing w:line="276" w:lineRule="auto"/>
+              <w:spacing w:line="360" w:lineRule="auto"/>
               <w:jc w:val="center"/>
               <w:rPr>
                 <w:rFonts w:ascii="Arial" w:hAnsi="Arial" w:cs="Arial"/>
@@ -1520,7 +1661,7 @@
           </w:tcPr>
           <w:p>
             <w:pPr>
-              <w:spacing w:line="276" w:lineRule="auto"/>
+              <w:spacing w:line="360" w:lineRule="auto"/>
               <w:jc w:val="center"/>
               <w:rPr>
                 <w:rFonts w:ascii="Arial" w:hAnsi="Arial" w:cs="Arial"/>
@@ -1546,7 +1687,7 @@
           </w:tcPr>
           <w:p>
             <w:pPr>
-              <w:spacing w:line="276" w:lineRule="auto"/>
+              <w:spacing w:line="360" w:lineRule="auto"/>
               <w:jc w:val="center"/>
               <w:rPr>
                 <w:rFonts w:ascii="Arial" w:hAnsi="Arial" w:cs="Arial"/>
@@ -1574,7 +1715,7 @@
           </w:tcPr>
           <w:p>
             <w:pPr>
-              <w:spacing w:line="276" w:lineRule="auto"/>
+              <w:spacing w:line="360" w:lineRule="auto"/>
               <w:jc w:val="center"/>
               <w:rPr>
                 <w:rFonts w:ascii="Arial" w:hAnsi="Arial" w:cs="Arial"/>
@@ -1600,7 +1741,7 @@
           </w:tcPr>
           <w:p>
             <w:pPr>
-              <w:spacing w:line="276" w:lineRule="auto"/>
+              <w:spacing w:line="360" w:lineRule="auto"/>
               <w:jc w:val="center"/>
               <w:rPr>
                 <w:rFonts w:ascii="Arial" w:hAnsi="Arial" w:cs="Arial"/>
@@ -1626,7 +1767,7 @@
           </w:tcPr>
           <w:p>
             <w:pPr>
-              <w:spacing w:line="276" w:lineRule="auto"/>
+              <w:spacing w:line="360" w:lineRule="auto"/>
               <w:jc w:val="center"/>
               <w:rPr>
                 <w:rFonts w:ascii="Arial" w:hAnsi="Arial" w:cs="Arial"/>
@@ -1654,7 +1795,7 @@
           </w:tcPr>
           <w:p>
             <w:pPr>
-              <w:spacing w:line="276" w:lineRule="auto"/>
+              <w:spacing w:line="360" w:lineRule="auto"/>
               <w:jc w:val="center"/>
               <w:rPr>
                 <w:rFonts w:ascii="Arial" w:hAnsi="Arial" w:cs="Arial"/>
@@ -1664,6 +1805,7 @@
                 <w:szCs w:val="24"/>
               </w:rPr>
             </w:pPr>
+            <w:proofErr w:type="spellStart"/>
             <w:r>
               <w:rPr>
                 <w:rFonts w:ascii="Arial" w:eastAsia="Arial" w:hAnsi="Arial" w:cs="Arial"/>
@@ -1672,6 +1814,7 @@
               </w:rPr>
               <w:t>contact_number</w:t>
             </w:r>
+            <w:proofErr w:type="spellEnd"/>
           </w:p>
         </w:tc>
         <w:tc>
@@ -1680,7 +1823,7 @@
           </w:tcPr>
           <w:p>
             <w:pPr>
-              <w:spacing w:line="276" w:lineRule="auto"/>
+              <w:spacing w:line="360" w:lineRule="auto"/>
               <w:jc w:val="center"/>
               <w:rPr>
                 <w:rFonts w:ascii="Arial" w:hAnsi="Arial" w:cs="Arial"/>
@@ -1706,7 +1849,7 @@
           </w:tcPr>
           <w:p>
             <w:pPr>
-              <w:spacing w:line="276" w:lineRule="auto"/>
+              <w:spacing w:line="360" w:lineRule="auto"/>
               <w:jc w:val="center"/>
               <w:rPr>
                 <w:rFonts w:ascii="Arial" w:hAnsi="Arial" w:cs="Arial"/>
@@ -1730,6 +1873,7 @@
     </w:tbl>
     <w:p>
       <w:pPr>
+        <w:spacing w:line="360" w:lineRule="auto"/>
         <w:jc w:val="center"/>
         <w:rPr>
           <w:rFonts w:ascii="Arial" w:hAnsi="Arial" w:cs="Arial"/>
@@ -1742,6 +1886,7 @@
     </w:p>
     <w:p>
       <w:pPr>
+        <w:spacing w:line="360" w:lineRule="auto"/>
         <w:jc w:val="center"/>
         <w:rPr>
           <w:rFonts w:ascii="Arial" w:hAnsi="Arial" w:cs="Arial"/>
@@ -1780,7 +1925,7 @@
           </w:tcPr>
           <w:p>
             <w:pPr>
-              <w:spacing w:line="276" w:lineRule="auto"/>
+              <w:spacing w:line="360" w:lineRule="auto"/>
               <w:jc w:val="center"/>
               <w:rPr>
                 <w:rFonts w:ascii="Arial" w:hAnsi="Arial" w:cs="Arial"/>
@@ -1808,7 +1953,7 @@
           </w:tcPr>
           <w:p>
             <w:pPr>
-              <w:spacing w:line="276" w:lineRule="auto"/>
+              <w:spacing w:line="360" w:lineRule="auto"/>
               <w:jc w:val="center"/>
               <w:rPr>
                 <w:rFonts w:ascii="Arial" w:hAnsi="Arial" w:cs="Arial"/>
@@ -1836,7 +1981,7 @@
           </w:tcPr>
           <w:p>
             <w:pPr>
-              <w:spacing w:line="276" w:lineRule="auto"/>
+              <w:spacing w:line="360" w:lineRule="auto"/>
               <w:jc w:val="center"/>
               <w:rPr>
                 <w:rFonts w:ascii="Arial" w:hAnsi="Arial" w:cs="Arial"/>
@@ -1866,7 +2011,7 @@
           </w:tcPr>
           <w:p>
             <w:pPr>
-              <w:spacing w:line="276" w:lineRule="auto"/>
+              <w:spacing w:line="360" w:lineRule="auto"/>
               <w:jc w:val="center"/>
               <w:rPr>
                 <w:rFonts w:ascii="Arial" w:hAnsi="Arial" w:cs="Arial"/>
@@ -1876,6 +2021,7 @@
                 <w:szCs w:val="24"/>
               </w:rPr>
             </w:pPr>
+            <w:proofErr w:type="spellStart"/>
             <w:r>
               <w:rPr>
                 <w:rFonts w:ascii="Arial" w:eastAsia="Arial" w:hAnsi="Arial" w:cs="Arial"/>
@@ -1884,6 +2030,7 @@
               </w:rPr>
               <w:t>student_id</w:t>
             </w:r>
+            <w:proofErr w:type="spellEnd"/>
           </w:p>
         </w:tc>
         <w:tc>
@@ -1892,7 +2039,7 @@
           </w:tcPr>
           <w:p>
             <w:pPr>
-              <w:spacing w:line="276" w:lineRule="auto"/>
+              <w:spacing w:line="360" w:lineRule="auto"/>
               <w:jc w:val="center"/>
               <w:rPr>
                 <w:rFonts w:ascii="Arial" w:hAnsi="Arial" w:cs="Arial"/>
@@ -1918,7 +2065,7 @@
           </w:tcPr>
           <w:p>
             <w:pPr>
-              <w:spacing w:line="276" w:lineRule="auto"/>
+              <w:spacing w:line="360" w:lineRule="auto"/>
               <w:jc w:val="center"/>
               <w:rPr>
                 <w:rFonts w:ascii="Arial" w:hAnsi="Arial" w:cs="Arial"/>
@@ -1947,7 +2094,7 @@
           </w:tcPr>
           <w:p>
             <w:pPr>
-              <w:spacing w:line="276" w:lineRule="auto"/>
+              <w:spacing w:line="360" w:lineRule="auto"/>
               <w:jc w:val="center"/>
               <w:rPr>
                 <w:rFonts w:ascii="Arial" w:hAnsi="Arial" w:cs="Arial"/>
@@ -1957,6 +2104,7 @@
                 <w:szCs w:val="24"/>
               </w:rPr>
             </w:pPr>
+            <w:proofErr w:type="spellStart"/>
             <w:r>
               <w:rPr>
                 <w:rFonts w:ascii="Arial" w:eastAsia="Arial" w:hAnsi="Arial" w:cs="Arial"/>
@@ -1965,6 +2113,7 @@
               </w:rPr>
               <w:t>person_id</w:t>
             </w:r>
+            <w:proofErr w:type="spellEnd"/>
           </w:p>
         </w:tc>
         <w:tc>
@@ -1974,7 +2123,7 @@
           </w:tcPr>
           <w:p>
             <w:pPr>
-              <w:spacing w:line="276" w:lineRule="auto"/>
+              <w:spacing w:line="360" w:lineRule="auto"/>
               <w:jc w:val="center"/>
               <w:rPr>
                 <w:rFonts w:ascii="Arial" w:hAnsi="Arial" w:cs="Arial"/>
@@ -2001,7 +2150,7 @@
           </w:tcPr>
           <w:p>
             <w:pPr>
-              <w:spacing w:line="276" w:lineRule="auto"/>
+              <w:spacing w:line="360" w:lineRule="auto"/>
               <w:jc w:val="center"/>
               <w:rPr>
                 <w:rFonts w:ascii="Arial" w:hAnsi="Arial" w:cs="Arial"/>
@@ -2030,7 +2179,7 @@
           </w:tcPr>
           <w:p>
             <w:pPr>
-              <w:spacing w:line="276" w:lineRule="auto"/>
+              <w:spacing w:line="360" w:lineRule="auto"/>
               <w:jc w:val="center"/>
               <w:rPr>
                 <w:rFonts w:ascii="Arial" w:hAnsi="Arial" w:cs="Arial"/>
@@ -2040,6 +2189,7 @@
                 <w:szCs w:val="24"/>
               </w:rPr>
             </w:pPr>
+            <w:proofErr w:type="spellStart"/>
             <w:r>
               <w:rPr>
                 <w:rFonts w:ascii="Arial" w:eastAsia="Arial" w:hAnsi="Arial" w:cs="Arial"/>
@@ -2048,6 +2198,7 @@
               </w:rPr>
               <w:t>student_number</w:t>
             </w:r>
+            <w:proofErr w:type="spellEnd"/>
           </w:p>
         </w:tc>
         <w:tc>
@@ -2057,7 +2208,7 @@
           </w:tcPr>
           <w:p>
             <w:pPr>
-              <w:spacing w:line="276" w:lineRule="auto"/>
+              <w:spacing w:line="360" w:lineRule="auto"/>
               <w:jc w:val="center"/>
               <w:rPr>
                 <w:rFonts w:ascii="Arial" w:hAnsi="Arial" w:cs="Arial"/>
@@ -2084,7 +2235,7 @@
           </w:tcPr>
           <w:p>
             <w:pPr>
-              <w:spacing w:line="276" w:lineRule="auto"/>
+              <w:spacing w:line="360" w:lineRule="auto"/>
               <w:jc w:val="center"/>
               <w:rPr>
                 <w:rFonts w:ascii="Arial" w:hAnsi="Arial" w:cs="Arial"/>
@@ -2112,7 +2263,7 @@
           </w:tcPr>
           <w:p>
             <w:pPr>
-              <w:spacing w:line="276" w:lineRule="auto"/>
+              <w:spacing w:line="360" w:lineRule="auto"/>
               <w:jc w:val="center"/>
               <w:rPr>
                 <w:rFonts w:ascii="Arial" w:hAnsi="Arial" w:cs="Arial"/>
@@ -2122,6 +2273,7 @@
                 <w:szCs w:val="24"/>
               </w:rPr>
             </w:pPr>
+            <w:proofErr w:type="spellStart"/>
             <w:r>
               <w:rPr>
                 <w:rFonts w:ascii="Arial" w:eastAsia="Arial" w:hAnsi="Arial" w:cs="Arial"/>
@@ -2130,6 +2282,7 @@
               </w:rPr>
               <w:t>academic_level</w:t>
             </w:r>
+            <w:proofErr w:type="spellEnd"/>
           </w:p>
         </w:tc>
         <w:tc>
@@ -2138,7 +2291,7 @@
           </w:tcPr>
           <w:p>
             <w:pPr>
-              <w:spacing w:line="276" w:lineRule="auto"/>
+              <w:spacing w:line="360" w:lineRule="auto"/>
               <w:jc w:val="center"/>
               <w:rPr>
                 <w:rFonts w:ascii="Arial" w:hAnsi="Arial" w:cs="Arial"/>
@@ -2164,7 +2317,7 @@
           </w:tcPr>
           <w:p>
             <w:pPr>
-              <w:spacing w:line="276" w:lineRule="auto"/>
+              <w:spacing w:line="360" w:lineRule="auto"/>
               <w:jc w:val="center"/>
               <w:rPr>
                 <w:rFonts w:ascii="Arial" w:hAnsi="Arial" w:cs="Arial"/>
@@ -2193,7 +2346,7 @@
           </w:tcPr>
           <w:p>
             <w:pPr>
-              <w:spacing w:line="276" w:lineRule="auto"/>
+              <w:spacing w:line="360" w:lineRule="auto"/>
               <w:jc w:val="center"/>
               <w:rPr>
                 <w:rFonts w:ascii="Arial" w:hAnsi="Arial" w:cs="Arial"/>
@@ -2203,6 +2356,7 @@
                 <w:szCs w:val="24"/>
               </w:rPr>
             </w:pPr>
+            <w:proofErr w:type="spellStart"/>
             <w:r>
               <w:rPr>
                 <w:rFonts w:ascii="Arial" w:eastAsia="Arial" w:hAnsi="Arial" w:cs="Arial"/>
@@ -2211,6 +2365,7 @@
               </w:rPr>
               <w:t>year_level</w:t>
             </w:r>
+            <w:proofErr w:type="spellEnd"/>
           </w:p>
         </w:tc>
         <w:tc>
@@ -2220,7 +2375,7 @@
           </w:tcPr>
           <w:p>
             <w:pPr>
-              <w:spacing w:line="276" w:lineRule="auto"/>
+              <w:spacing w:line="360" w:lineRule="auto"/>
               <w:jc w:val="center"/>
               <w:rPr>
                 <w:rFonts w:ascii="Arial" w:hAnsi="Arial" w:cs="Arial"/>
@@ -2247,7 +2402,7 @@
           </w:tcPr>
           <w:p>
             <w:pPr>
-              <w:spacing w:line="276" w:lineRule="auto"/>
+              <w:spacing w:line="360" w:lineRule="auto"/>
               <w:jc w:val="center"/>
               <w:rPr>
                 <w:rFonts w:ascii="Arial" w:hAnsi="Arial" w:cs="Arial"/>
@@ -2276,7 +2431,7 @@
           </w:tcPr>
           <w:p>
             <w:pPr>
-              <w:spacing w:line="276" w:lineRule="auto"/>
+              <w:spacing w:line="360" w:lineRule="auto"/>
               <w:jc w:val="center"/>
               <w:rPr>
                 <w:rFonts w:ascii="Arial" w:hAnsi="Arial" w:cs="Arial"/>
@@ -2286,14 +2441,17 @@
                 <w:szCs w:val="24"/>
               </w:rPr>
             </w:pPr>
+            <w:proofErr w:type="spellStart"/>
             <w:r>
               <w:rPr>
                 <w:rFonts w:ascii="Arial" w:eastAsia="Arial" w:hAnsi="Arial" w:cs="Arial"/>
                 <w:sz w:val="24"/>
                 <w:szCs w:val="24"/>
               </w:rPr>
+              <w:lastRenderedPageBreak/>
               <w:t>section_id</w:t>
             </w:r>
+            <w:proofErr w:type="spellEnd"/>
           </w:p>
         </w:tc>
         <w:tc>
@@ -2303,7 +2461,7 @@
           </w:tcPr>
           <w:p>
             <w:pPr>
-              <w:spacing w:line="276" w:lineRule="auto"/>
+              <w:spacing w:line="360" w:lineRule="auto"/>
               <w:jc w:val="center"/>
               <w:rPr>
                 <w:rFonts w:ascii="Arial" w:hAnsi="Arial" w:cs="Arial"/>
@@ -2330,7 +2488,7 @@
           </w:tcPr>
           <w:p>
             <w:pPr>
-              <w:spacing w:line="276" w:lineRule="auto"/>
+              <w:spacing w:line="360" w:lineRule="auto"/>
               <w:jc w:val="center"/>
               <w:rPr>
                 <w:rFonts w:ascii="Arial" w:hAnsi="Arial" w:cs="Arial"/>
@@ -2354,6 +2512,7 @@
     </w:tbl>
     <w:p>
       <w:pPr>
+        <w:spacing w:line="360" w:lineRule="auto"/>
         <w:jc w:val="center"/>
         <w:rPr>
           <w:rFonts w:ascii="Arial" w:hAnsi="Arial" w:cs="Arial"/>
@@ -2366,6 +2525,7 @@
     </w:p>
     <w:p>
       <w:pPr>
+        <w:spacing w:line="360" w:lineRule="auto"/>
         <w:jc w:val="center"/>
         <w:rPr>
           <w:rFonts w:ascii="Arial" w:hAnsi="Arial" w:cs="Arial"/>
@@ -2404,7 +2564,7 @@
           </w:tcPr>
           <w:p>
             <w:pPr>
-              <w:spacing w:line="276" w:lineRule="auto"/>
+              <w:spacing w:line="360" w:lineRule="auto"/>
               <w:jc w:val="center"/>
               <w:rPr>
                 <w:rFonts w:ascii="Arial" w:hAnsi="Arial" w:cs="Arial"/>
@@ -2432,7 +2592,7 @@
           </w:tcPr>
           <w:p>
             <w:pPr>
-              <w:spacing w:line="276" w:lineRule="auto"/>
+              <w:spacing w:line="360" w:lineRule="auto"/>
               <w:jc w:val="center"/>
               <w:rPr>
                 <w:rFonts w:ascii="Arial" w:hAnsi="Arial" w:cs="Arial"/>
@@ -2460,7 +2620,7 @@
           </w:tcPr>
           <w:p>
             <w:pPr>
-              <w:spacing w:line="276" w:lineRule="auto"/>
+              <w:spacing w:line="360" w:lineRule="auto"/>
               <w:jc w:val="center"/>
               <w:rPr>
                 <w:rFonts w:ascii="Arial" w:hAnsi="Arial" w:cs="Arial"/>
@@ -2491,7 +2651,7 @@
           </w:tcPr>
           <w:p>
             <w:pPr>
-              <w:spacing w:line="276" w:lineRule="auto"/>
+              <w:spacing w:line="360" w:lineRule="auto"/>
               <w:jc w:val="center"/>
               <w:rPr>
                 <w:rFonts w:ascii="Arial" w:hAnsi="Arial" w:cs="Arial"/>
@@ -2501,6 +2661,7 @@
                 <w:szCs w:val="24"/>
               </w:rPr>
             </w:pPr>
+            <w:proofErr w:type="spellStart"/>
             <w:r>
               <w:rPr>
                 <w:rFonts w:ascii="Arial" w:eastAsia="Arial" w:hAnsi="Arial" w:cs="Arial"/>
@@ -2509,6 +2670,7 @@
               </w:rPr>
               <w:t>staff_id</w:t>
             </w:r>
+            <w:proofErr w:type="spellEnd"/>
           </w:p>
         </w:tc>
         <w:tc>
@@ -2518,7 +2680,7 @@
           </w:tcPr>
           <w:p>
             <w:pPr>
-              <w:spacing w:line="276" w:lineRule="auto"/>
+              <w:spacing w:line="360" w:lineRule="auto"/>
               <w:jc w:val="center"/>
               <w:rPr>
                 <w:rFonts w:ascii="Arial" w:hAnsi="Arial" w:cs="Arial"/>
@@ -2545,7 +2707,7 @@
           </w:tcPr>
           <w:p>
             <w:pPr>
-              <w:spacing w:line="276" w:lineRule="auto"/>
+              <w:spacing w:line="360" w:lineRule="auto"/>
               <w:jc w:val="center"/>
               <w:rPr>
                 <w:rFonts w:ascii="Arial" w:hAnsi="Arial" w:cs="Arial"/>
@@ -2574,7 +2736,7 @@
           </w:tcPr>
           <w:p>
             <w:pPr>
-              <w:spacing w:line="276" w:lineRule="auto"/>
+              <w:spacing w:line="360" w:lineRule="auto"/>
               <w:jc w:val="center"/>
               <w:rPr>
                 <w:rFonts w:ascii="Arial" w:hAnsi="Arial" w:cs="Arial"/>
@@ -2584,15 +2746,16 @@
                 <w:szCs w:val="24"/>
               </w:rPr>
             </w:pPr>
+            <w:proofErr w:type="spellStart"/>
             <w:r>
               <w:rPr>
                 <w:rFonts w:ascii="Arial" w:eastAsia="Arial" w:hAnsi="Arial" w:cs="Arial"/>
                 <w:sz w:val="24"/>
                 <w:szCs w:val="24"/>
               </w:rPr>
-              <w:lastRenderedPageBreak/>
               <w:t>person_id</w:t>
             </w:r>
+            <w:proofErr w:type="spellEnd"/>
           </w:p>
         </w:tc>
         <w:tc>
@@ -2602,7 +2765,7 @@
           </w:tcPr>
           <w:p>
             <w:pPr>
-              <w:spacing w:line="276" w:lineRule="auto"/>
+              <w:spacing w:line="360" w:lineRule="auto"/>
               <w:jc w:val="center"/>
               <w:rPr>
                 <w:rFonts w:ascii="Arial" w:hAnsi="Arial" w:cs="Arial"/>
@@ -2629,7 +2792,7 @@
           </w:tcPr>
           <w:p>
             <w:pPr>
-              <w:spacing w:line="276" w:lineRule="auto"/>
+              <w:spacing w:line="360" w:lineRule="auto"/>
               <w:jc w:val="center"/>
               <w:rPr>
                 <w:rFonts w:ascii="Arial" w:hAnsi="Arial" w:cs="Arial"/>
@@ -2658,7 +2821,7 @@
           </w:tcPr>
           <w:p>
             <w:pPr>
-              <w:spacing w:line="276" w:lineRule="auto"/>
+              <w:spacing w:line="360" w:lineRule="auto"/>
               <w:jc w:val="center"/>
               <w:rPr>
                 <w:rFonts w:ascii="Arial" w:hAnsi="Arial" w:cs="Arial"/>
@@ -2668,6 +2831,7 @@
                 <w:szCs w:val="24"/>
               </w:rPr>
             </w:pPr>
+            <w:proofErr w:type="spellStart"/>
             <w:r>
               <w:rPr>
                 <w:rFonts w:ascii="Arial" w:eastAsia="Arial" w:hAnsi="Arial" w:cs="Arial"/>
@@ -2676,6 +2840,7 @@
               </w:rPr>
               <w:t>staff_number</w:t>
             </w:r>
+            <w:proofErr w:type="spellEnd"/>
           </w:p>
         </w:tc>
         <w:tc>
@@ -2685,7 +2850,7 @@
           </w:tcPr>
           <w:p>
             <w:pPr>
-              <w:spacing w:line="276" w:lineRule="auto"/>
+              <w:spacing w:line="360" w:lineRule="auto"/>
               <w:jc w:val="center"/>
               <w:rPr>
                 <w:rFonts w:ascii="Arial" w:hAnsi="Arial" w:cs="Arial"/>
@@ -2712,7 +2877,7 @@
           </w:tcPr>
           <w:p>
             <w:pPr>
-              <w:spacing w:line="276" w:lineRule="auto"/>
+              <w:spacing w:line="360" w:lineRule="auto"/>
               <w:jc w:val="center"/>
               <w:rPr>
                 <w:rFonts w:ascii="Arial" w:hAnsi="Arial" w:cs="Arial"/>
@@ -2741,7 +2906,7 @@
           </w:tcPr>
           <w:p>
             <w:pPr>
-              <w:spacing w:line="276" w:lineRule="auto"/>
+              <w:spacing w:line="360" w:lineRule="auto"/>
               <w:jc w:val="center"/>
               <w:rPr>
                 <w:rFonts w:ascii="Arial" w:hAnsi="Arial" w:cs="Arial"/>
@@ -2768,7 +2933,7 @@
           </w:tcPr>
           <w:p>
             <w:pPr>
-              <w:spacing w:line="276" w:lineRule="auto"/>
+              <w:spacing w:line="360" w:lineRule="auto"/>
               <w:jc w:val="center"/>
               <w:rPr>
                 <w:rFonts w:ascii="Arial" w:hAnsi="Arial" w:cs="Arial"/>
@@ -2795,7 +2960,7 @@
           </w:tcPr>
           <w:p>
             <w:pPr>
-              <w:spacing w:line="276" w:lineRule="auto"/>
+              <w:spacing w:line="360" w:lineRule="auto"/>
               <w:jc w:val="center"/>
               <w:rPr>
                 <w:rFonts w:ascii="Arial" w:hAnsi="Arial" w:cs="Arial"/>
@@ -2824,7 +2989,7 @@
           </w:tcPr>
           <w:p>
             <w:pPr>
-              <w:spacing w:line="276" w:lineRule="auto"/>
+              <w:spacing w:line="360" w:lineRule="auto"/>
               <w:jc w:val="center"/>
               <w:rPr>
                 <w:rFonts w:ascii="Arial" w:hAnsi="Arial" w:cs="Arial"/>
@@ -2851,7 +3016,7 @@
           </w:tcPr>
           <w:p>
             <w:pPr>
-              <w:spacing w:line="276" w:lineRule="auto"/>
+              <w:spacing w:line="360" w:lineRule="auto"/>
               <w:jc w:val="center"/>
               <w:rPr>
                 <w:rFonts w:ascii="Arial" w:hAnsi="Arial" w:cs="Arial"/>
@@ -2878,7 +3043,7 @@
           </w:tcPr>
           <w:p>
             <w:pPr>
-              <w:spacing w:line="276" w:lineRule="auto"/>
+              <w:spacing w:line="360" w:lineRule="auto"/>
               <w:jc w:val="center"/>
               <w:rPr>
                 <w:rFonts w:ascii="Arial" w:hAnsi="Arial" w:cs="Arial"/>
@@ -2902,6 +3067,7 @@
     </w:tbl>
     <w:p>
       <w:pPr>
+        <w:spacing w:line="360" w:lineRule="auto"/>
         <w:jc w:val="center"/>
         <w:rPr>
           <w:rFonts w:ascii="Arial" w:hAnsi="Arial" w:cs="Arial"/>
@@ -2914,6 +3080,7 @@
     </w:p>
     <w:p>
       <w:pPr>
+        <w:spacing w:line="360" w:lineRule="auto"/>
         <w:jc w:val="center"/>
         <w:rPr>
           <w:rFonts w:ascii="Arial" w:hAnsi="Arial" w:cs="Arial"/>
@@ -2952,7 +3119,7 @@
           </w:tcPr>
           <w:p>
             <w:pPr>
-              <w:spacing w:line="276" w:lineRule="auto"/>
+              <w:spacing w:line="360" w:lineRule="auto"/>
               <w:jc w:val="center"/>
               <w:rPr>
                 <w:rFonts w:ascii="Arial" w:hAnsi="Arial" w:cs="Arial"/>
@@ -2980,7 +3147,7 @@
           </w:tcPr>
           <w:p>
             <w:pPr>
-              <w:spacing w:line="276" w:lineRule="auto"/>
+              <w:spacing w:line="360" w:lineRule="auto"/>
               <w:jc w:val="center"/>
               <w:rPr>
                 <w:rFonts w:ascii="Arial" w:hAnsi="Arial" w:cs="Arial"/>
@@ -3008,7 +3175,7 @@
           </w:tcPr>
           <w:p>
             <w:pPr>
-              <w:spacing w:line="276" w:lineRule="auto"/>
+              <w:spacing w:line="360" w:lineRule="auto"/>
               <w:jc w:val="center"/>
               <w:rPr>
                 <w:rFonts w:ascii="Arial" w:hAnsi="Arial" w:cs="Arial"/>
@@ -3039,7 +3206,7 @@
           </w:tcPr>
           <w:p>
             <w:pPr>
-              <w:spacing w:line="276" w:lineRule="auto"/>
+              <w:spacing w:line="360" w:lineRule="auto"/>
               <w:jc w:val="center"/>
               <w:rPr>
                 <w:rFonts w:ascii="Arial" w:hAnsi="Arial" w:cs="Arial"/>
@@ -3049,6 +3216,7 @@
                 <w:szCs w:val="24"/>
               </w:rPr>
             </w:pPr>
+            <w:proofErr w:type="spellStart"/>
             <w:r>
               <w:rPr>
                 <w:rFonts w:ascii="Arial" w:eastAsia="Arial" w:hAnsi="Arial" w:cs="Arial"/>
@@ -3057,6 +3225,7 @@
               </w:rPr>
               <w:t>consultation_id</w:t>
             </w:r>
+            <w:proofErr w:type="spellEnd"/>
           </w:p>
         </w:tc>
         <w:tc>
@@ -3066,7 +3235,7 @@
           </w:tcPr>
           <w:p>
             <w:pPr>
-              <w:spacing w:line="276" w:lineRule="auto"/>
+              <w:spacing w:line="360" w:lineRule="auto"/>
               <w:jc w:val="center"/>
               <w:rPr>
                 <w:rFonts w:ascii="Arial" w:hAnsi="Arial" w:cs="Arial"/>
@@ -3093,7 +3262,7 @@
           </w:tcPr>
           <w:p>
             <w:pPr>
-              <w:spacing w:line="276" w:lineRule="auto"/>
+              <w:spacing w:line="360" w:lineRule="auto"/>
               <w:jc w:val="center"/>
               <w:rPr>
                 <w:rFonts w:ascii="Arial" w:hAnsi="Arial" w:cs="Arial"/>
@@ -3121,7 +3290,7 @@
           </w:tcPr>
           <w:p>
             <w:pPr>
-              <w:spacing w:line="276" w:lineRule="auto"/>
+              <w:spacing w:line="360" w:lineRule="auto"/>
               <w:jc w:val="center"/>
               <w:rPr>
                 <w:rFonts w:ascii="Arial" w:hAnsi="Arial" w:cs="Arial"/>
@@ -3131,6 +3300,7 @@
                 <w:szCs w:val="24"/>
               </w:rPr>
             </w:pPr>
+            <w:proofErr w:type="spellStart"/>
             <w:r>
               <w:rPr>
                 <w:rFonts w:ascii="Arial" w:eastAsia="Arial" w:hAnsi="Arial" w:cs="Arial"/>
@@ -3139,6 +3309,7 @@
               </w:rPr>
               <w:t>medical_record_id</w:t>
             </w:r>
+            <w:proofErr w:type="spellEnd"/>
           </w:p>
         </w:tc>
         <w:tc>
@@ -3147,7 +3318,7 @@
           </w:tcPr>
           <w:p>
             <w:pPr>
-              <w:spacing w:line="276" w:lineRule="auto"/>
+              <w:spacing w:line="360" w:lineRule="auto"/>
               <w:jc w:val="center"/>
               <w:rPr>
                 <w:rFonts w:ascii="Arial" w:hAnsi="Arial" w:cs="Arial"/>
@@ -3174,7 +3345,7 @@
           </w:tcPr>
           <w:p>
             <w:pPr>
-              <w:spacing w:line="276" w:lineRule="auto"/>
+              <w:spacing w:line="360" w:lineRule="auto"/>
               <w:jc w:val="center"/>
               <w:rPr>
                 <w:rFonts w:ascii="Arial" w:hAnsi="Arial" w:cs="Arial"/>
@@ -3202,7 +3373,7 @@
           </w:tcPr>
           <w:p>
             <w:pPr>
-              <w:spacing w:line="276" w:lineRule="auto"/>
+              <w:spacing w:line="360" w:lineRule="auto"/>
               <w:jc w:val="center"/>
               <w:rPr>
                 <w:rFonts w:ascii="Arial" w:hAnsi="Arial" w:cs="Arial"/>
@@ -3212,6 +3383,7 @@
                 <w:szCs w:val="24"/>
               </w:rPr>
             </w:pPr>
+            <w:proofErr w:type="spellStart"/>
             <w:r>
               <w:rPr>
                 <w:rFonts w:ascii="Arial" w:eastAsia="Arial" w:hAnsi="Arial" w:cs="Arial"/>
@@ -3220,6 +3392,7 @@
               </w:rPr>
               <w:t>staff_id</w:t>
             </w:r>
+            <w:proofErr w:type="spellEnd"/>
           </w:p>
         </w:tc>
         <w:tc>
@@ -3228,7 +3401,7 @@
           </w:tcPr>
           <w:p>
             <w:pPr>
-              <w:spacing w:line="276" w:lineRule="auto"/>
+              <w:spacing w:line="360" w:lineRule="auto"/>
               <w:jc w:val="center"/>
               <w:rPr>
                 <w:rFonts w:ascii="Arial" w:hAnsi="Arial" w:cs="Arial"/>
@@ -3255,7 +3428,7 @@
           </w:tcPr>
           <w:p>
             <w:pPr>
-              <w:spacing w:line="276" w:lineRule="auto"/>
+              <w:spacing w:line="360" w:lineRule="auto"/>
               <w:jc w:val="center"/>
               <w:rPr>
                 <w:rFonts w:ascii="Arial" w:hAnsi="Arial" w:cs="Arial"/>
@@ -3283,7 +3456,7 @@
           </w:tcPr>
           <w:p>
             <w:pPr>
-              <w:spacing w:line="276" w:lineRule="auto"/>
+              <w:spacing w:line="360" w:lineRule="auto"/>
               <w:jc w:val="center"/>
               <w:rPr>
                 <w:rFonts w:ascii="Arial" w:hAnsi="Arial" w:cs="Arial"/>
@@ -3293,6 +3466,7 @@
                 <w:szCs w:val="24"/>
               </w:rPr>
             </w:pPr>
+            <w:proofErr w:type="spellStart"/>
             <w:r>
               <w:rPr>
                 <w:rFonts w:ascii="Arial" w:eastAsia="Arial" w:hAnsi="Arial" w:cs="Arial"/>
@@ -3301,6 +3475,7 @@
               </w:rPr>
               <w:t>record_type</w:t>
             </w:r>
+            <w:proofErr w:type="spellEnd"/>
           </w:p>
         </w:tc>
         <w:tc>
@@ -3309,7 +3484,7 @@
           </w:tcPr>
           <w:p>
             <w:pPr>
-              <w:spacing w:line="276" w:lineRule="auto"/>
+              <w:spacing w:line="360" w:lineRule="auto"/>
               <w:jc w:val="center"/>
               <w:rPr>
                 <w:rFonts w:ascii="Arial" w:hAnsi="Arial" w:cs="Arial"/>
@@ -3336,7 +3511,7 @@
           </w:tcPr>
           <w:p>
             <w:pPr>
-              <w:spacing w:line="276" w:lineRule="auto"/>
+              <w:spacing w:line="360" w:lineRule="auto"/>
               <w:jc w:val="center"/>
               <w:rPr>
                 <w:rFonts w:ascii="Arial" w:eastAsia="Arial" w:hAnsi="Arial" w:cs="Arial"/>
@@ -3350,7 +3525,16 @@
                 <w:sz w:val="24"/>
                 <w:szCs w:val="24"/>
               </w:rPr>
-              <w:t>Type of consultation record (e.g., Check-up, Emergency).</w:t>
+              <w:t xml:space="preserve">Type of consultation record (e.g., Check-up, </w:t>
+            </w:r>
+            <w:r>
+              <w:rPr>
+                <w:rFonts w:ascii="Arial" w:eastAsia="Arial" w:hAnsi="Arial" w:cs="Arial"/>
+                <w:sz w:val="24"/>
+                <w:szCs w:val="24"/>
+              </w:rPr>
+              <w:lastRenderedPageBreak/>
+              <w:t>Emergency).</w:t>
             </w:r>
           </w:p>
         </w:tc>
@@ -3363,7 +3547,7 @@
           </w:tcPr>
           <w:p>
             <w:pPr>
-              <w:spacing w:line="276" w:lineRule="auto"/>
+              <w:spacing w:line="360" w:lineRule="auto"/>
               <w:jc w:val="center"/>
               <w:rPr>
                 <w:rFonts w:ascii="Arial" w:eastAsia="Arial" w:hAnsi="Arial" w:cs="Arial"/>
@@ -3371,14 +3555,17 @@
                 <w:szCs w:val="24"/>
               </w:rPr>
             </w:pPr>
+            <w:proofErr w:type="spellStart"/>
             <w:r>
               <w:rPr>
                 <w:rFonts w:ascii="Arial" w:eastAsia="Arial" w:hAnsi="Arial" w:cs="Arial"/>
                 <w:sz w:val="24"/>
                 <w:szCs w:val="24"/>
               </w:rPr>
+              <w:lastRenderedPageBreak/>
               <w:t>consultation_date</w:t>
             </w:r>
+            <w:proofErr w:type="spellEnd"/>
           </w:p>
         </w:tc>
         <w:tc>
@@ -3388,7 +3575,7 @@
           </w:tcPr>
           <w:p>
             <w:pPr>
-              <w:spacing w:line="276" w:lineRule="auto"/>
+              <w:spacing w:line="360" w:lineRule="auto"/>
               <w:jc w:val="center"/>
               <w:rPr>
                 <w:rFonts w:ascii="Arial" w:eastAsia="Arial" w:hAnsi="Arial" w:cs="Arial"/>
@@ -3413,7 +3600,7 @@
           </w:tcPr>
           <w:p>
             <w:pPr>
-              <w:spacing w:line="276" w:lineRule="auto"/>
+              <w:spacing w:line="360" w:lineRule="auto"/>
               <w:jc w:val="center"/>
               <w:rPr>
                 <w:rFonts w:ascii="Arial" w:eastAsia="Arial" w:hAnsi="Arial" w:cs="Arial"/>
@@ -3440,7 +3627,7 @@
           </w:tcPr>
           <w:p>
             <w:pPr>
-              <w:spacing w:line="276" w:lineRule="auto"/>
+              <w:spacing w:line="360" w:lineRule="auto"/>
               <w:jc w:val="center"/>
               <w:rPr>
                 <w:rFonts w:ascii="Arial" w:eastAsia="Arial" w:hAnsi="Arial" w:cs="Arial"/>
@@ -3465,7 +3652,7 @@
           </w:tcPr>
           <w:p>
             <w:pPr>
-              <w:spacing w:line="276" w:lineRule="auto"/>
+              <w:spacing w:line="360" w:lineRule="auto"/>
               <w:jc w:val="center"/>
               <w:rPr>
                 <w:rFonts w:ascii="Arial" w:eastAsia="Arial" w:hAnsi="Arial" w:cs="Arial"/>
@@ -3490,7 +3677,7 @@
           </w:tcPr>
           <w:p>
             <w:pPr>
-              <w:spacing w:line="276" w:lineRule="auto"/>
+              <w:spacing w:line="360" w:lineRule="auto"/>
               <w:jc w:val="center"/>
               <w:rPr>
                 <w:rFonts w:ascii="Arial" w:eastAsia="Arial" w:hAnsi="Arial" w:cs="Arial"/>
@@ -3517,7 +3704,7 @@
           </w:tcPr>
           <w:p>
             <w:pPr>
-              <w:spacing w:line="276" w:lineRule="auto"/>
+              <w:spacing w:line="360" w:lineRule="auto"/>
               <w:jc w:val="center"/>
               <w:rPr>
                 <w:rFonts w:ascii="Arial" w:eastAsia="Arial" w:hAnsi="Arial" w:cs="Arial"/>
@@ -3542,7 +3729,7 @@
           </w:tcPr>
           <w:p>
             <w:pPr>
-              <w:spacing w:line="276" w:lineRule="auto"/>
+              <w:spacing w:line="360" w:lineRule="auto"/>
               <w:jc w:val="center"/>
               <w:rPr>
                 <w:rFonts w:ascii="Arial" w:eastAsia="Arial" w:hAnsi="Arial" w:cs="Arial"/>
@@ -3567,7 +3754,7 @@
           </w:tcPr>
           <w:p>
             <w:pPr>
-              <w:spacing w:line="276" w:lineRule="auto"/>
+              <w:spacing w:line="360" w:lineRule="auto"/>
               <w:jc w:val="center"/>
               <w:rPr>
                 <w:rFonts w:ascii="Arial" w:eastAsia="Arial" w:hAnsi="Arial" w:cs="Arial"/>
@@ -3594,7 +3781,7 @@
           </w:tcPr>
           <w:p>
             <w:pPr>
-              <w:spacing w:line="276" w:lineRule="auto"/>
+              <w:spacing w:line="360" w:lineRule="auto"/>
               <w:jc w:val="center"/>
               <w:rPr>
                 <w:rFonts w:ascii="Arial" w:eastAsia="Arial" w:hAnsi="Arial" w:cs="Arial"/>
@@ -3619,7 +3806,7 @@
           </w:tcPr>
           <w:p>
             <w:pPr>
-              <w:spacing w:line="276" w:lineRule="auto"/>
+              <w:spacing w:line="360" w:lineRule="auto"/>
               <w:jc w:val="center"/>
               <w:rPr>
                 <w:rFonts w:ascii="Arial" w:eastAsia="Arial" w:hAnsi="Arial" w:cs="Arial"/>
@@ -3644,7 +3831,7 @@
           </w:tcPr>
           <w:p>
             <w:pPr>
-              <w:spacing w:line="276" w:lineRule="auto"/>
+              <w:spacing w:line="360" w:lineRule="auto"/>
               <w:jc w:val="center"/>
               <w:rPr>
                 <w:rFonts w:ascii="Arial" w:eastAsia="Arial" w:hAnsi="Arial" w:cs="Arial"/>
@@ -3671,7 +3858,7 @@
           </w:tcPr>
           <w:p>
             <w:pPr>
-              <w:spacing w:line="276" w:lineRule="auto"/>
+              <w:spacing w:line="360" w:lineRule="auto"/>
               <w:jc w:val="center"/>
               <w:rPr>
                 <w:rFonts w:ascii="Arial" w:eastAsia="Arial" w:hAnsi="Arial" w:cs="Arial"/>
@@ -3679,6 +3866,7 @@
                 <w:szCs w:val="24"/>
               </w:rPr>
             </w:pPr>
+            <w:proofErr w:type="spellStart"/>
             <w:r>
               <w:rPr>
                 <w:rFonts w:ascii="Arial" w:eastAsia="Arial" w:hAnsi="Arial" w:cs="Arial"/>
@@ -3687,6 +3875,7 @@
               </w:rPr>
               <w:t>action_taken</w:t>
             </w:r>
+            <w:proofErr w:type="spellEnd"/>
           </w:p>
         </w:tc>
         <w:tc>
@@ -3696,7 +3885,7 @@
           </w:tcPr>
           <w:p>
             <w:pPr>
-              <w:spacing w:line="276" w:lineRule="auto"/>
+              <w:spacing w:line="360" w:lineRule="auto"/>
               <w:jc w:val="center"/>
               <w:rPr>
                 <w:rFonts w:ascii="Arial" w:eastAsia="Arial" w:hAnsi="Arial" w:cs="Arial"/>
@@ -3721,7 +3910,7 @@
           </w:tcPr>
           <w:p>
             <w:pPr>
-              <w:spacing w:line="276" w:lineRule="auto"/>
+              <w:spacing w:line="360" w:lineRule="auto"/>
               <w:jc w:val="center"/>
               <w:rPr>
                 <w:rFonts w:ascii="Arial" w:eastAsia="Arial" w:hAnsi="Arial" w:cs="Arial"/>
@@ -3748,7 +3937,7 @@
           </w:tcPr>
           <w:p>
             <w:pPr>
-              <w:spacing w:line="276" w:lineRule="auto"/>
+              <w:spacing w:line="360" w:lineRule="auto"/>
               <w:jc w:val="center"/>
               <w:rPr>
                 <w:rFonts w:ascii="Arial" w:eastAsia="Arial" w:hAnsi="Arial" w:cs="Arial"/>
@@ -3773,7 +3962,7 @@
           </w:tcPr>
           <w:p>
             <w:pPr>
-              <w:spacing w:line="276" w:lineRule="auto"/>
+              <w:spacing w:line="360" w:lineRule="auto"/>
               <w:jc w:val="center"/>
               <w:rPr>
                 <w:rFonts w:ascii="Arial" w:eastAsia="Arial" w:hAnsi="Arial" w:cs="Arial"/>
@@ -3798,7 +3987,7 @@
           </w:tcPr>
           <w:p>
             <w:pPr>
-              <w:spacing w:line="276" w:lineRule="auto"/>
+              <w:spacing w:line="360" w:lineRule="auto"/>
               <w:jc w:val="center"/>
               <w:rPr>
                 <w:rFonts w:ascii="Arial" w:eastAsia="Arial" w:hAnsi="Arial" w:cs="Arial"/>
@@ -3820,6 +4009,7 @@
     </w:tbl>
     <w:p>
       <w:pPr>
+        <w:spacing w:line="360" w:lineRule="auto"/>
         <w:jc w:val="center"/>
         <w:rPr>
           <w:rFonts w:ascii="Arial" w:hAnsi="Arial" w:cs="Arial"/>
@@ -3832,6 +4022,7 @@
     </w:p>
     <w:p>
       <w:pPr>
+        <w:spacing w:line="360" w:lineRule="auto"/>
         <w:jc w:val="center"/>
         <w:rPr>
           <w:rFonts w:ascii="Arial" w:hAnsi="Arial" w:cs="Arial"/>
@@ -3870,7 +4061,7 @@
           </w:tcPr>
           <w:p>
             <w:pPr>
-              <w:spacing w:line="276" w:lineRule="auto"/>
+              <w:spacing w:line="360" w:lineRule="auto"/>
               <w:jc w:val="center"/>
               <w:rPr>
                 <w:rFonts w:ascii="Arial" w:hAnsi="Arial" w:cs="Arial"/>
@@ -3898,7 +4089,7 @@
           </w:tcPr>
           <w:p>
             <w:pPr>
-              <w:spacing w:line="276" w:lineRule="auto"/>
+              <w:spacing w:line="360" w:lineRule="auto"/>
               <w:jc w:val="center"/>
               <w:rPr>
                 <w:rFonts w:ascii="Arial" w:hAnsi="Arial" w:cs="Arial"/>
@@ -3926,7 +4117,7 @@
           </w:tcPr>
           <w:p>
             <w:pPr>
-              <w:spacing w:line="276" w:lineRule="auto"/>
+              <w:spacing w:line="360" w:lineRule="auto"/>
               <w:jc w:val="center"/>
               <w:rPr>
                 <w:rFonts w:ascii="Arial" w:hAnsi="Arial" w:cs="Arial"/>
@@ -3957,7 +4148,7 @@
           </w:tcPr>
           <w:p>
             <w:pPr>
-              <w:spacing w:line="276" w:lineRule="auto"/>
+              <w:spacing w:line="360" w:lineRule="auto"/>
               <w:jc w:val="center"/>
               <w:rPr>
                 <w:rFonts w:ascii="Arial" w:hAnsi="Arial" w:cs="Arial"/>
@@ -3967,6 +4158,7 @@
                 <w:szCs w:val="24"/>
               </w:rPr>
             </w:pPr>
+            <w:proofErr w:type="spellStart"/>
             <w:r>
               <w:rPr>
                 <w:rFonts w:ascii="Arial" w:eastAsia="Arial" w:hAnsi="Arial" w:cs="Arial"/>
@@ -3975,6 +4167,7 @@
               </w:rPr>
               <w:t>medical_record_id</w:t>
             </w:r>
+            <w:proofErr w:type="spellEnd"/>
           </w:p>
         </w:tc>
         <w:tc>
@@ -3984,7 +4177,7 @@
           </w:tcPr>
           <w:p>
             <w:pPr>
-              <w:spacing w:line="276" w:lineRule="auto"/>
+              <w:spacing w:line="360" w:lineRule="auto"/>
               <w:jc w:val="center"/>
               <w:rPr>
                 <w:rFonts w:ascii="Arial" w:hAnsi="Arial" w:cs="Arial"/>
@@ -4011,7 +4204,7 @@
           </w:tcPr>
           <w:p>
             <w:pPr>
-              <w:spacing w:line="276" w:lineRule="auto"/>
+              <w:spacing w:line="360" w:lineRule="auto"/>
               <w:jc w:val="center"/>
               <w:rPr>
                 <w:rFonts w:ascii="Arial" w:hAnsi="Arial" w:cs="Arial"/>
@@ -4027,16 +4220,7 @@
                 <w:sz w:val="24"/>
                 <w:szCs w:val="24"/>
               </w:rPr>
-              <w:t xml:space="preserve">Auto-generated unique </w:t>
-            </w:r>
-            <w:r>
-              <w:rPr>
-                <w:rFonts w:ascii="Arial" w:eastAsia="Arial" w:hAnsi="Arial" w:cs="Arial"/>
-                <w:sz w:val="24"/>
-                <w:szCs w:val="24"/>
-              </w:rPr>
-              <w:lastRenderedPageBreak/>
-              <w:t>identifier for the medical record.</w:t>
+              <w:t>Auto-generated unique identifier for the medical record.</w:t>
             </w:r>
           </w:p>
         </w:tc>
@@ -4049,7 +4233,7 @@
           </w:tcPr>
           <w:p>
             <w:pPr>
-              <w:spacing w:line="276" w:lineRule="auto"/>
+              <w:spacing w:line="360" w:lineRule="auto"/>
               <w:jc w:val="center"/>
               <w:rPr>
                 <w:rFonts w:ascii="Arial" w:hAnsi="Arial" w:cs="Arial"/>
@@ -4059,15 +4243,16 @@
                 <w:szCs w:val="24"/>
               </w:rPr>
             </w:pPr>
+            <w:proofErr w:type="spellStart"/>
             <w:r>
               <w:rPr>
                 <w:rFonts w:ascii="Arial" w:eastAsia="Arial" w:hAnsi="Arial" w:cs="Arial"/>
                 <w:sz w:val="24"/>
                 <w:szCs w:val="24"/>
               </w:rPr>
-              <w:lastRenderedPageBreak/>
               <w:t>student_id</w:t>
             </w:r>
+            <w:proofErr w:type="spellEnd"/>
           </w:p>
         </w:tc>
         <w:tc>
@@ -4077,7 +4262,7 @@
           </w:tcPr>
           <w:p>
             <w:pPr>
-              <w:spacing w:line="276" w:lineRule="auto"/>
+              <w:spacing w:line="360" w:lineRule="auto"/>
               <w:jc w:val="center"/>
               <w:rPr>
                 <w:rFonts w:ascii="Arial" w:hAnsi="Arial" w:cs="Arial"/>
@@ -4104,7 +4289,7 @@
           </w:tcPr>
           <w:p>
             <w:pPr>
-              <w:spacing w:line="276" w:lineRule="auto"/>
+              <w:spacing w:line="360" w:lineRule="auto"/>
               <w:jc w:val="center"/>
               <w:rPr>
                 <w:rFonts w:ascii="Arial" w:hAnsi="Arial" w:cs="Arial"/>
@@ -4133,7 +4318,7 @@
           </w:tcPr>
           <w:p>
             <w:pPr>
-              <w:spacing w:line="276" w:lineRule="auto"/>
+              <w:spacing w:line="360" w:lineRule="auto"/>
               <w:jc w:val="center"/>
               <w:rPr>
                 <w:rFonts w:ascii="Arial" w:hAnsi="Arial" w:cs="Arial"/>
@@ -4143,6 +4328,7 @@
                 <w:szCs w:val="24"/>
               </w:rPr>
             </w:pPr>
+            <w:proofErr w:type="spellStart"/>
             <w:r>
               <w:rPr>
                 <w:rFonts w:ascii="Arial" w:eastAsia="Arial" w:hAnsi="Arial" w:cs="Arial"/>
@@ -4151,6 +4337,7 @@
               </w:rPr>
               <w:t>medical_conditions</w:t>
             </w:r>
+            <w:proofErr w:type="spellEnd"/>
           </w:p>
         </w:tc>
         <w:tc>
@@ -4160,7 +4347,7 @@
           </w:tcPr>
           <w:p>
             <w:pPr>
-              <w:spacing w:line="276" w:lineRule="auto"/>
+              <w:spacing w:line="360" w:lineRule="auto"/>
               <w:jc w:val="center"/>
               <w:rPr>
                 <w:rFonts w:ascii="Arial" w:hAnsi="Arial" w:cs="Arial"/>
@@ -4187,7 +4374,7 @@
           </w:tcPr>
           <w:p>
             <w:pPr>
-              <w:spacing w:line="276" w:lineRule="auto"/>
+              <w:spacing w:line="360" w:lineRule="auto"/>
               <w:jc w:val="center"/>
               <w:rPr>
                 <w:rFonts w:ascii="Arial" w:hAnsi="Arial" w:cs="Arial"/>
@@ -4211,6 +4398,7 @@
     </w:tbl>
     <w:p>
       <w:pPr>
+        <w:spacing w:line="360" w:lineRule="auto"/>
         <w:jc w:val="center"/>
         <w:rPr>
           <w:rFonts w:ascii="Arial" w:hAnsi="Arial" w:cs="Arial"/>
@@ -4223,6 +4411,7 @@
     </w:p>
     <w:p>
       <w:pPr>
+        <w:spacing w:line="360" w:lineRule="auto"/>
         <w:jc w:val="center"/>
         <w:rPr>
           <w:rFonts w:ascii="Arial" w:hAnsi="Arial" w:cs="Arial"/>
@@ -4261,7 +4450,7 @@
           </w:tcPr>
           <w:p>
             <w:pPr>
-              <w:spacing w:line="276" w:lineRule="auto"/>
+              <w:spacing w:line="360" w:lineRule="auto"/>
               <w:jc w:val="center"/>
               <w:rPr>
                 <w:rFonts w:ascii="Arial" w:hAnsi="Arial" w:cs="Arial"/>
@@ -4289,7 +4478,7 @@
           </w:tcPr>
           <w:p>
             <w:pPr>
-              <w:spacing w:line="276" w:lineRule="auto"/>
+              <w:spacing w:line="360" w:lineRule="auto"/>
               <w:jc w:val="center"/>
               <w:rPr>
                 <w:rFonts w:ascii="Arial" w:hAnsi="Arial" w:cs="Arial"/>
@@ -4317,7 +4506,7 @@
           </w:tcPr>
           <w:p>
             <w:pPr>
-              <w:spacing w:line="276" w:lineRule="auto"/>
+              <w:spacing w:line="360" w:lineRule="auto"/>
               <w:jc w:val="center"/>
               <w:rPr>
                 <w:rFonts w:ascii="Arial" w:hAnsi="Arial" w:cs="Arial"/>
@@ -4348,7 +4537,7 @@
           </w:tcPr>
           <w:p>
             <w:pPr>
-              <w:spacing w:line="276" w:lineRule="auto"/>
+              <w:spacing w:line="360" w:lineRule="auto"/>
               <w:jc w:val="center"/>
               <w:rPr>
                 <w:rFonts w:ascii="Arial" w:hAnsi="Arial" w:cs="Arial"/>
@@ -4358,6 +4547,7 @@
                 <w:szCs w:val="24"/>
               </w:rPr>
             </w:pPr>
+            <w:proofErr w:type="spellStart"/>
             <w:r>
               <w:rPr>
                 <w:rFonts w:ascii="Arial" w:eastAsia="Arial" w:hAnsi="Arial" w:cs="Arial"/>
@@ -4366,6 +4556,7 @@
               </w:rPr>
               <w:t>medicine_id</w:t>
             </w:r>
+            <w:proofErr w:type="spellEnd"/>
           </w:p>
         </w:tc>
         <w:tc>
@@ -4375,7 +4566,7 @@
           </w:tcPr>
           <w:p>
             <w:pPr>
-              <w:spacing w:line="276" w:lineRule="auto"/>
+              <w:spacing w:line="360" w:lineRule="auto"/>
               <w:jc w:val="center"/>
               <w:rPr>
                 <w:rFonts w:ascii="Arial" w:hAnsi="Arial" w:cs="Arial"/>
@@ -4402,7 +4593,7 @@
           </w:tcPr>
           <w:p>
             <w:pPr>
-              <w:spacing w:line="276" w:lineRule="auto"/>
+              <w:spacing w:line="360" w:lineRule="auto"/>
               <w:jc w:val="center"/>
               <w:rPr>
                 <w:rFonts w:ascii="Arial" w:hAnsi="Arial" w:cs="Arial"/>
@@ -4431,7 +4622,7 @@
           </w:tcPr>
           <w:p>
             <w:pPr>
-              <w:spacing w:line="276" w:lineRule="auto"/>
+              <w:spacing w:line="360" w:lineRule="auto"/>
               <w:jc w:val="center"/>
               <w:rPr>
                 <w:rFonts w:ascii="Arial" w:hAnsi="Arial" w:cs="Arial"/>
@@ -4441,6 +4632,7 @@
                 <w:szCs w:val="24"/>
               </w:rPr>
             </w:pPr>
+            <w:proofErr w:type="spellStart"/>
             <w:r>
               <w:rPr>
                 <w:rFonts w:ascii="Arial" w:eastAsia="Arial" w:hAnsi="Arial" w:cs="Arial"/>
@@ -4449,6 +4641,7 @@
               </w:rPr>
               <w:t>medicine_name</w:t>
             </w:r>
+            <w:proofErr w:type="spellEnd"/>
           </w:p>
         </w:tc>
         <w:tc>
@@ -4458,7 +4651,7 @@
           </w:tcPr>
           <w:p>
             <w:pPr>
-              <w:spacing w:line="276" w:lineRule="auto"/>
+              <w:spacing w:line="360" w:lineRule="auto"/>
               <w:jc w:val="center"/>
               <w:rPr>
                 <w:rFonts w:ascii="Arial" w:hAnsi="Arial" w:cs="Arial"/>
@@ -4485,7 +4678,7 @@
           </w:tcPr>
           <w:p>
             <w:pPr>
-              <w:spacing w:line="276" w:lineRule="auto"/>
+              <w:spacing w:line="360" w:lineRule="auto"/>
               <w:jc w:val="center"/>
               <w:rPr>
                 <w:rFonts w:ascii="Arial" w:hAnsi="Arial" w:cs="Arial"/>
@@ -4514,7 +4707,7 @@
           </w:tcPr>
           <w:p>
             <w:pPr>
-              <w:spacing w:line="276" w:lineRule="auto"/>
+              <w:spacing w:line="360" w:lineRule="auto"/>
               <w:jc w:val="center"/>
               <w:rPr>
                 <w:rFonts w:ascii="Arial" w:hAnsi="Arial" w:cs="Arial"/>
@@ -4541,7 +4734,7 @@
           </w:tcPr>
           <w:p>
             <w:pPr>
-              <w:spacing w:line="276" w:lineRule="auto"/>
+              <w:spacing w:line="360" w:lineRule="auto"/>
               <w:jc w:val="center"/>
               <w:rPr>
                 <w:rFonts w:ascii="Arial" w:hAnsi="Arial" w:cs="Arial"/>
@@ -4568,7 +4761,7 @@
           </w:tcPr>
           <w:p>
             <w:pPr>
-              <w:spacing w:line="276" w:lineRule="auto"/>
+              <w:spacing w:line="360" w:lineRule="auto"/>
               <w:jc w:val="center"/>
               <w:rPr>
                 <w:rFonts w:ascii="Arial" w:hAnsi="Arial" w:cs="Arial"/>
@@ -4584,7 +4777,16 @@
                 <w:sz w:val="24"/>
                 <w:szCs w:val="24"/>
               </w:rPr>
-              <w:t>Category or classification of the medicine.</w:t>
+              <w:t xml:space="preserve">Category or classification of </w:t>
+            </w:r>
+            <w:r>
+              <w:rPr>
+                <w:rFonts w:ascii="Arial" w:eastAsia="Arial" w:hAnsi="Arial" w:cs="Arial"/>
+                <w:sz w:val="24"/>
+                <w:szCs w:val="24"/>
+              </w:rPr>
+              <w:lastRenderedPageBreak/>
+              <w:t>the medicine.</w:t>
             </w:r>
           </w:p>
         </w:tc>
@@ -4596,7 +4798,7 @@
           </w:tcPr>
           <w:p>
             <w:pPr>
-              <w:spacing w:line="276" w:lineRule="auto"/>
+              <w:spacing w:line="360" w:lineRule="auto"/>
               <w:jc w:val="center"/>
               <w:rPr>
                 <w:rFonts w:ascii="Arial" w:eastAsia="Arial" w:hAnsi="Arial" w:cs="Arial"/>
@@ -4610,6 +4812,7 @@
                 <w:sz w:val="24"/>
                 <w:szCs w:val="24"/>
               </w:rPr>
+              <w:lastRenderedPageBreak/>
               <w:t>unit</w:t>
             </w:r>
           </w:p>
@@ -4620,7 +4823,7 @@
           </w:tcPr>
           <w:p>
             <w:pPr>
-              <w:spacing w:line="276" w:lineRule="auto"/>
+              <w:spacing w:line="360" w:lineRule="auto"/>
               <w:jc w:val="center"/>
               <w:rPr>
                 <w:rFonts w:ascii="Arial" w:eastAsia="Arial" w:hAnsi="Arial" w:cs="Arial"/>
@@ -4645,7 +4848,7 @@
           </w:tcPr>
           <w:p>
             <w:pPr>
-              <w:spacing w:line="276" w:lineRule="auto"/>
+              <w:spacing w:line="360" w:lineRule="auto"/>
               <w:jc w:val="center"/>
               <w:rPr>
                 <w:rFonts w:ascii="Arial" w:eastAsia="Arial" w:hAnsi="Arial" w:cs="Arial"/>
@@ -4667,6 +4870,7 @@
     </w:tbl>
     <w:p>
       <w:pPr>
+        <w:spacing w:line="360" w:lineRule="auto"/>
         <w:jc w:val="center"/>
         <w:rPr>
           <w:rFonts w:ascii="Arial" w:hAnsi="Arial" w:cs="Arial"/>
@@ -4679,6 +4883,7 @@
     </w:p>
     <w:p>
       <w:pPr>
+        <w:spacing w:line="360" w:lineRule="auto"/>
         <w:jc w:val="center"/>
         <w:rPr>
           <w:rFonts w:ascii="Arial" w:hAnsi="Arial" w:cs="Arial"/>
@@ -4717,7 +4922,7 @@
           </w:tcPr>
           <w:p>
             <w:pPr>
-              <w:spacing w:line="276" w:lineRule="auto"/>
+              <w:spacing w:line="360" w:lineRule="auto"/>
               <w:jc w:val="center"/>
               <w:rPr>
                 <w:rFonts w:ascii="Arial" w:hAnsi="Arial" w:cs="Arial"/>
@@ -4745,7 +4950,7 @@
           </w:tcPr>
           <w:p>
             <w:pPr>
-              <w:spacing w:line="276" w:lineRule="auto"/>
+              <w:spacing w:line="360" w:lineRule="auto"/>
               <w:jc w:val="center"/>
               <w:rPr>
                 <w:rFonts w:ascii="Arial" w:hAnsi="Arial" w:cs="Arial"/>
@@ -4773,7 +4978,7 @@
           </w:tcPr>
           <w:p>
             <w:pPr>
-              <w:spacing w:line="276" w:lineRule="auto"/>
+              <w:spacing w:line="360" w:lineRule="auto"/>
               <w:jc w:val="center"/>
               <w:rPr>
                 <w:rFonts w:ascii="Arial" w:hAnsi="Arial" w:cs="Arial"/>
@@ -4804,7 +5009,7 @@
           </w:tcPr>
           <w:p>
             <w:pPr>
-              <w:spacing w:line="276" w:lineRule="auto"/>
+              <w:spacing w:line="360" w:lineRule="auto"/>
               <w:jc w:val="center"/>
               <w:rPr>
                 <w:rFonts w:ascii="Arial" w:hAnsi="Arial" w:cs="Arial"/>
@@ -4814,6 +5019,7 @@
                 <w:szCs w:val="24"/>
               </w:rPr>
             </w:pPr>
+            <w:proofErr w:type="spellStart"/>
             <w:r>
               <w:rPr>
                 <w:rFonts w:ascii="Arial" w:eastAsia="Arial" w:hAnsi="Arial" w:cs="Arial"/>
@@ -4822,6 +5028,7 @@
               </w:rPr>
               <w:t>prescription_id</w:t>
             </w:r>
+            <w:proofErr w:type="spellEnd"/>
           </w:p>
         </w:tc>
         <w:tc>
@@ -4831,7 +5038,7 @@
           </w:tcPr>
           <w:p>
             <w:pPr>
-              <w:spacing w:line="276" w:lineRule="auto"/>
+              <w:spacing w:line="360" w:lineRule="auto"/>
               <w:jc w:val="center"/>
               <w:rPr>
                 <w:rFonts w:ascii="Arial" w:hAnsi="Arial" w:cs="Arial"/>
@@ -4858,7 +5065,7 @@
           </w:tcPr>
           <w:p>
             <w:pPr>
-              <w:spacing w:line="276" w:lineRule="auto"/>
+              <w:spacing w:line="360" w:lineRule="auto"/>
               <w:jc w:val="center"/>
               <w:rPr>
                 <w:rFonts w:ascii="Arial" w:hAnsi="Arial" w:cs="Arial"/>
@@ -4886,7 +5093,7 @@
           </w:tcPr>
           <w:p>
             <w:pPr>
-              <w:spacing w:line="276" w:lineRule="auto"/>
+              <w:spacing w:line="360" w:lineRule="auto"/>
               <w:jc w:val="center"/>
               <w:rPr>
                 <w:rFonts w:ascii="Arial" w:hAnsi="Arial" w:cs="Arial"/>
@@ -4896,6 +5103,7 @@
                 <w:szCs w:val="24"/>
               </w:rPr>
             </w:pPr>
+            <w:proofErr w:type="spellStart"/>
             <w:r>
               <w:rPr>
                 <w:rFonts w:ascii="Arial" w:eastAsia="Arial" w:hAnsi="Arial" w:cs="Arial"/>
@@ -4904,6 +5112,7 @@
               </w:rPr>
               <w:t>consultation_id</w:t>
             </w:r>
+            <w:proofErr w:type="spellEnd"/>
           </w:p>
         </w:tc>
         <w:tc>
@@ -4912,7 +5121,7 @@
           </w:tcPr>
           <w:p>
             <w:pPr>
-              <w:spacing w:line="276" w:lineRule="auto"/>
+              <w:spacing w:line="360" w:lineRule="auto"/>
               <w:jc w:val="center"/>
               <w:rPr>
                 <w:rFonts w:ascii="Arial" w:hAnsi="Arial" w:cs="Arial"/>
@@ -4939,7 +5148,7 @@
           </w:tcPr>
           <w:p>
             <w:pPr>
-              <w:spacing w:line="276" w:lineRule="auto"/>
+              <w:spacing w:line="360" w:lineRule="auto"/>
               <w:jc w:val="center"/>
               <w:rPr>
                 <w:rFonts w:ascii="Arial" w:hAnsi="Arial" w:cs="Arial"/>
@@ -4968,7 +5177,7 @@
           </w:tcPr>
           <w:p>
             <w:pPr>
-              <w:spacing w:line="276" w:lineRule="auto"/>
+              <w:spacing w:line="360" w:lineRule="auto"/>
               <w:jc w:val="center"/>
               <w:rPr>
                 <w:rFonts w:ascii="Arial" w:hAnsi="Arial" w:cs="Arial"/>
@@ -4978,6 +5187,7 @@
                 <w:szCs w:val="24"/>
               </w:rPr>
             </w:pPr>
+            <w:proofErr w:type="spellStart"/>
             <w:r>
               <w:rPr>
                 <w:rFonts w:ascii="Arial" w:eastAsia="Arial" w:hAnsi="Arial" w:cs="Arial"/>
@@ -4986,6 +5196,7 @@
               </w:rPr>
               <w:t>item_id</w:t>
             </w:r>
+            <w:proofErr w:type="spellEnd"/>
           </w:p>
         </w:tc>
         <w:tc>
@@ -4995,7 +5206,7 @@
           </w:tcPr>
           <w:p>
             <w:pPr>
-              <w:spacing w:line="276" w:lineRule="auto"/>
+              <w:spacing w:line="360" w:lineRule="auto"/>
               <w:jc w:val="center"/>
               <w:rPr>
                 <w:rFonts w:ascii="Arial" w:hAnsi="Arial" w:cs="Arial"/>
@@ -5022,7 +5233,7 @@
           </w:tcPr>
           <w:p>
             <w:pPr>
-              <w:spacing w:line="276" w:lineRule="auto"/>
+              <w:spacing w:line="360" w:lineRule="auto"/>
               <w:jc w:val="center"/>
               <w:rPr>
                 <w:rFonts w:ascii="Arial" w:hAnsi="Arial" w:cs="Arial"/>
@@ -5050,7 +5261,7 @@
           </w:tcPr>
           <w:p>
             <w:pPr>
-              <w:spacing w:line="276" w:lineRule="auto"/>
+              <w:spacing w:line="360" w:lineRule="auto"/>
               <w:jc w:val="center"/>
               <w:rPr>
                 <w:rFonts w:ascii="Arial" w:hAnsi="Arial" w:cs="Arial"/>
@@ -5060,6 +5271,7 @@
                 <w:szCs w:val="24"/>
               </w:rPr>
             </w:pPr>
+            <w:proofErr w:type="spellStart"/>
             <w:r>
               <w:rPr>
                 <w:rFonts w:ascii="Arial" w:eastAsia="Arial" w:hAnsi="Arial" w:cs="Arial"/>
@@ -5068,6 +5280,7 @@
               </w:rPr>
               <w:t>staff_id</w:t>
             </w:r>
+            <w:proofErr w:type="spellEnd"/>
           </w:p>
         </w:tc>
         <w:tc>
@@ -5076,7 +5289,7 @@
           </w:tcPr>
           <w:p>
             <w:pPr>
-              <w:spacing w:line="276" w:lineRule="auto"/>
+              <w:spacing w:line="360" w:lineRule="auto"/>
               <w:jc w:val="center"/>
               <w:rPr>
                 <w:rFonts w:ascii="Arial" w:hAnsi="Arial" w:cs="Arial"/>
@@ -5103,7 +5316,7 @@
           </w:tcPr>
           <w:p>
             <w:pPr>
-              <w:spacing w:line="276" w:lineRule="auto"/>
+              <w:spacing w:line="360" w:lineRule="auto"/>
               <w:jc w:val="center"/>
               <w:rPr>
                 <w:rFonts w:ascii="Arial" w:eastAsia="Arial" w:hAnsi="Arial" w:cs="Arial"/>
@@ -5130,7 +5343,7 @@
           </w:tcPr>
           <w:p>
             <w:pPr>
-              <w:spacing w:line="276" w:lineRule="auto"/>
+              <w:spacing w:line="360" w:lineRule="auto"/>
               <w:jc w:val="center"/>
               <w:rPr>
                 <w:rFonts w:ascii="Arial" w:eastAsia="Arial" w:hAnsi="Arial" w:cs="Arial"/>
@@ -5138,6 +5351,7 @@
                 <w:szCs w:val="24"/>
               </w:rPr>
             </w:pPr>
+            <w:proofErr w:type="spellStart"/>
             <w:r>
               <w:rPr>
                 <w:rFonts w:ascii="Arial" w:eastAsia="Arial" w:hAnsi="Arial" w:cs="Arial"/>
@@ -5146,6 +5360,7 @@
               </w:rPr>
               <w:t>medication_quantity</w:t>
             </w:r>
+            <w:proofErr w:type="spellEnd"/>
           </w:p>
         </w:tc>
         <w:tc>
@@ -5155,7 +5370,7 @@
           </w:tcPr>
           <w:p>
             <w:pPr>
-              <w:spacing w:line="276" w:lineRule="auto"/>
+              <w:spacing w:line="360" w:lineRule="auto"/>
               <w:jc w:val="center"/>
               <w:rPr>
                 <w:rFonts w:ascii="Arial" w:eastAsia="Arial" w:hAnsi="Arial" w:cs="Arial"/>
@@ -5180,7 +5395,7 @@
           </w:tcPr>
           <w:p>
             <w:pPr>
-              <w:spacing w:line="276" w:lineRule="auto"/>
+              <w:spacing w:line="360" w:lineRule="auto"/>
               <w:jc w:val="center"/>
               <w:rPr>
                 <w:rFonts w:ascii="Arial" w:eastAsia="Arial" w:hAnsi="Arial" w:cs="Arial"/>
@@ -5207,7 +5422,7 @@
           </w:tcPr>
           <w:p>
             <w:pPr>
-              <w:spacing w:line="276" w:lineRule="auto"/>
+              <w:spacing w:line="360" w:lineRule="auto"/>
               <w:jc w:val="center"/>
               <w:rPr>
                 <w:rFonts w:ascii="Arial" w:eastAsia="Arial" w:hAnsi="Arial" w:cs="Arial"/>
@@ -5232,7 +5447,7 @@
           </w:tcPr>
           <w:p>
             <w:pPr>
-              <w:spacing w:line="276" w:lineRule="auto"/>
+              <w:spacing w:line="360" w:lineRule="auto"/>
               <w:jc w:val="center"/>
               <w:rPr>
                 <w:rFonts w:ascii="Arial" w:eastAsia="Arial" w:hAnsi="Arial" w:cs="Arial"/>
@@ -5257,7 +5472,7 @@
           </w:tcPr>
           <w:p>
             <w:pPr>
-              <w:spacing w:line="276" w:lineRule="auto"/>
+              <w:spacing w:line="360" w:lineRule="auto"/>
               <w:jc w:val="center"/>
               <w:rPr>
                 <w:rFonts w:ascii="Arial" w:eastAsia="Arial" w:hAnsi="Arial" w:cs="Arial"/>
@@ -5284,7 +5499,7 @@
           </w:tcPr>
           <w:p>
             <w:pPr>
-              <w:spacing w:line="276" w:lineRule="auto"/>
+              <w:spacing w:line="360" w:lineRule="auto"/>
               <w:jc w:val="center"/>
               <w:rPr>
                 <w:rFonts w:ascii="Arial" w:eastAsia="Arial" w:hAnsi="Arial" w:cs="Arial"/>
@@ -5309,7 +5524,7 @@
           </w:tcPr>
           <w:p>
             <w:pPr>
-              <w:spacing w:line="276" w:lineRule="auto"/>
+              <w:spacing w:line="360" w:lineRule="auto"/>
               <w:jc w:val="center"/>
               <w:rPr>
                 <w:rFonts w:ascii="Arial" w:eastAsia="Arial" w:hAnsi="Arial" w:cs="Arial"/>
@@ -5334,7 +5549,7 @@
           </w:tcPr>
           <w:p>
             <w:pPr>
-              <w:spacing w:line="276" w:lineRule="auto"/>
+              <w:spacing w:line="360" w:lineRule="auto"/>
               <w:jc w:val="center"/>
               <w:rPr>
                 <w:rFonts w:ascii="Arial" w:eastAsia="Arial" w:hAnsi="Arial" w:cs="Arial"/>
@@ -5361,7 +5576,7 @@
           </w:tcPr>
           <w:p>
             <w:pPr>
-              <w:spacing w:line="276" w:lineRule="auto"/>
+              <w:spacing w:line="360" w:lineRule="auto"/>
               <w:jc w:val="center"/>
               <w:rPr>
                 <w:rFonts w:ascii="Arial" w:eastAsia="Arial" w:hAnsi="Arial" w:cs="Arial"/>
@@ -5386,7 +5601,7 @@
           </w:tcPr>
           <w:p>
             <w:pPr>
-              <w:spacing w:line="276" w:lineRule="auto"/>
+              <w:spacing w:line="360" w:lineRule="auto"/>
               <w:jc w:val="center"/>
               <w:rPr>
                 <w:rFonts w:ascii="Arial" w:eastAsia="Arial" w:hAnsi="Arial" w:cs="Arial"/>
@@ -5411,7 +5626,7 @@
           </w:tcPr>
           <w:p>
             <w:pPr>
-              <w:spacing w:line="276" w:lineRule="auto"/>
+              <w:spacing w:line="360" w:lineRule="auto"/>
               <w:jc w:val="center"/>
               <w:rPr>
                 <w:rFonts w:ascii="Arial" w:eastAsia="Arial" w:hAnsi="Arial" w:cs="Arial"/>
@@ -5438,7 +5653,7 @@
           </w:tcPr>
           <w:p>
             <w:pPr>
-              <w:spacing w:line="276" w:lineRule="auto"/>
+              <w:spacing w:line="360" w:lineRule="auto"/>
               <w:jc w:val="center"/>
               <w:rPr>
                 <w:rFonts w:ascii="Arial" w:eastAsia="Arial" w:hAnsi="Arial" w:cs="Arial"/>
@@ -5452,7 +5667,6 @@
                 <w:sz w:val="24"/>
                 <w:szCs w:val="24"/>
               </w:rPr>
-              <w:lastRenderedPageBreak/>
               <w:t>instructions</w:t>
             </w:r>
           </w:p>
@@ -5464,7 +5678,7 @@
           </w:tcPr>
           <w:p>
             <w:pPr>
-              <w:spacing w:line="276" w:lineRule="auto"/>
+              <w:spacing w:line="360" w:lineRule="auto"/>
               <w:jc w:val="center"/>
               <w:rPr>
                 <w:rFonts w:ascii="Arial" w:eastAsia="Arial" w:hAnsi="Arial" w:cs="Arial"/>
@@ -5489,7 +5703,7 @@
           </w:tcPr>
           <w:p>
             <w:pPr>
-              <w:spacing w:line="276" w:lineRule="auto"/>
+              <w:spacing w:line="360" w:lineRule="auto"/>
               <w:jc w:val="center"/>
               <w:rPr>
                 <w:rFonts w:ascii="Arial" w:eastAsia="Arial" w:hAnsi="Arial" w:cs="Arial"/>
@@ -5511,6 +5725,7 @@
     </w:tbl>
     <w:p>
       <w:pPr>
+        <w:spacing w:line="360" w:lineRule="auto"/>
         <w:jc w:val="center"/>
         <w:rPr>
           <w:rFonts w:ascii="Arial" w:hAnsi="Arial" w:cs="Arial"/>
@@ -5523,6 +5738,7 @@
     </w:p>
     <w:p>
       <w:pPr>
+        <w:spacing w:line="360" w:lineRule="auto"/>
         <w:jc w:val="center"/>
         <w:rPr>
           <w:rFonts w:ascii="Arial" w:hAnsi="Arial" w:cs="Arial"/>
@@ -5561,7 +5777,7 @@
           </w:tcPr>
           <w:p>
             <w:pPr>
-              <w:spacing w:line="276" w:lineRule="auto"/>
+              <w:spacing w:line="360" w:lineRule="auto"/>
               <w:jc w:val="center"/>
               <w:rPr>
                 <w:rFonts w:ascii="Arial" w:hAnsi="Arial" w:cs="Arial"/>
@@ -5589,7 +5805,7 @@
           </w:tcPr>
           <w:p>
             <w:pPr>
-              <w:spacing w:line="276" w:lineRule="auto"/>
+              <w:spacing w:line="360" w:lineRule="auto"/>
               <w:jc w:val="center"/>
               <w:rPr>
                 <w:rFonts w:ascii="Arial" w:hAnsi="Arial" w:cs="Arial"/>
@@ -5617,7 +5833,7 @@
           </w:tcPr>
           <w:p>
             <w:pPr>
-              <w:spacing w:line="276" w:lineRule="auto"/>
+              <w:spacing w:line="360" w:lineRule="auto"/>
               <w:jc w:val="center"/>
               <w:rPr>
                 <w:rFonts w:ascii="Arial" w:hAnsi="Arial" w:cs="Arial"/>
@@ -5648,7 +5864,7 @@
           </w:tcPr>
           <w:p>
             <w:pPr>
-              <w:spacing w:line="276" w:lineRule="auto"/>
+              <w:spacing w:line="360" w:lineRule="auto"/>
               <w:jc w:val="center"/>
               <w:rPr>
                 <w:rFonts w:ascii="Arial" w:hAnsi="Arial" w:cs="Arial"/>
@@ -5658,14 +5874,17 @@
                 <w:szCs w:val="24"/>
               </w:rPr>
             </w:pPr>
+            <w:proofErr w:type="spellStart"/>
             <w:r>
               <w:rPr>
                 <w:rFonts w:ascii="Arial" w:eastAsia="Arial" w:hAnsi="Arial" w:cs="Arial"/>
                 <w:sz w:val="24"/>
                 <w:szCs w:val="24"/>
               </w:rPr>
+              <w:lastRenderedPageBreak/>
               <w:t>item_id</w:t>
             </w:r>
+            <w:proofErr w:type="spellEnd"/>
           </w:p>
         </w:tc>
         <w:tc>
@@ -5675,7 +5894,7 @@
           </w:tcPr>
           <w:p>
             <w:pPr>
-              <w:spacing w:line="276" w:lineRule="auto"/>
+              <w:spacing w:line="360" w:lineRule="auto"/>
               <w:jc w:val="center"/>
               <w:rPr>
                 <w:rFonts w:ascii="Arial" w:hAnsi="Arial" w:cs="Arial"/>
@@ -5702,7 +5921,7 @@
           </w:tcPr>
           <w:p>
             <w:pPr>
-              <w:spacing w:line="276" w:lineRule="auto"/>
+              <w:spacing w:line="360" w:lineRule="auto"/>
               <w:jc w:val="center"/>
               <w:rPr>
                 <w:rFonts w:ascii="Arial" w:hAnsi="Arial" w:cs="Arial"/>
@@ -5730,7 +5949,7 @@
           </w:tcPr>
           <w:p>
             <w:pPr>
-              <w:spacing w:line="276" w:lineRule="auto"/>
+              <w:spacing w:line="360" w:lineRule="auto"/>
               <w:jc w:val="center"/>
               <w:rPr>
                 <w:rFonts w:ascii="Arial" w:hAnsi="Arial" w:cs="Arial"/>
@@ -5740,6 +5959,7 @@
                 <w:szCs w:val="24"/>
               </w:rPr>
             </w:pPr>
+            <w:proofErr w:type="spellStart"/>
             <w:r>
               <w:rPr>
                 <w:rFonts w:ascii="Arial" w:eastAsia="Arial" w:hAnsi="Arial" w:cs="Arial"/>
@@ -5748,6 +5968,7 @@
               </w:rPr>
               <w:t>medicine_id</w:t>
             </w:r>
+            <w:proofErr w:type="spellEnd"/>
           </w:p>
         </w:tc>
         <w:tc>
@@ -5756,7 +5977,7 @@
           </w:tcPr>
           <w:p>
             <w:pPr>
-              <w:spacing w:line="276" w:lineRule="auto"/>
+              <w:spacing w:line="360" w:lineRule="auto"/>
               <w:jc w:val="center"/>
               <w:rPr>
                 <w:rFonts w:ascii="Arial" w:hAnsi="Arial" w:cs="Arial"/>
@@ -5783,7 +6004,7 @@
           </w:tcPr>
           <w:p>
             <w:pPr>
-              <w:spacing w:line="276" w:lineRule="auto"/>
+              <w:spacing w:line="360" w:lineRule="auto"/>
               <w:jc w:val="center"/>
               <w:rPr>
                 <w:rFonts w:ascii="Arial" w:hAnsi="Arial" w:cs="Arial"/>
@@ -5812,7 +6033,7 @@
           </w:tcPr>
           <w:p>
             <w:pPr>
-              <w:spacing w:line="276" w:lineRule="auto"/>
+              <w:spacing w:line="360" w:lineRule="auto"/>
               <w:jc w:val="center"/>
               <w:rPr>
                 <w:rFonts w:ascii="Arial" w:hAnsi="Arial" w:cs="Arial"/>
@@ -5822,6 +6043,7 @@
                 <w:szCs w:val="24"/>
               </w:rPr>
             </w:pPr>
+            <w:proofErr w:type="spellStart"/>
             <w:r>
               <w:rPr>
                 <w:rFonts w:ascii="Arial" w:eastAsia="Arial" w:hAnsi="Arial" w:cs="Arial"/>
@@ -5830,6 +6052,7 @@
               </w:rPr>
               <w:t>batch_number</w:t>
             </w:r>
+            <w:proofErr w:type="spellEnd"/>
           </w:p>
         </w:tc>
         <w:tc>
@@ -5839,7 +6062,7 @@
           </w:tcPr>
           <w:p>
             <w:pPr>
-              <w:spacing w:line="276" w:lineRule="auto"/>
+              <w:spacing w:line="360" w:lineRule="auto"/>
               <w:jc w:val="center"/>
               <w:rPr>
                 <w:rFonts w:ascii="Arial" w:hAnsi="Arial" w:cs="Arial"/>
@@ -5866,7 +6089,7 @@
           </w:tcPr>
           <w:p>
             <w:pPr>
-              <w:spacing w:line="276" w:lineRule="auto"/>
+              <w:spacing w:line="360" w:lineRule="auto"/>
               <w:jc w:val="center"/>
               <w:rPr>
                 <w:rFonts w:ascii="Arial" w:hAnsi="Arial" w:cs="Arial"/>
@@ -5895,7 +6118,7 @@
           </w:tcPr>
           <w:p>
             <w:pPr>
-              <w:spacing w:line="276" w:lineRule="auto"/>
+              <w:spacing w:line="360" w:lineRule="auto"/>
               <w:jc w:val="center"/>
               <w:rPr>
                 <w:rFonts w:ascii="Arial" w:eastAsia="Arial" w:hAnsi="Arial" w:cs="Arial"/>
@@ -5903,6 +6126,7 @@
                 <w:szCs w:val="24"/>
               </w:rPr>
             </w:pPr>
+            <w:proofErr w:type="spellStart"/>
             <w:r>
               <w:rPr>
                 <w:rFonts w:ascii="Arial" w:eastAsia="Arial" w:hAnsi="Arial" w:cs="Arial"/>
@@ -5911,6 +6135,7 @@
               </w:rPr>
               <w:t>stock_quantity</w:t>
             </w:r>
+            <w:proofErr w:type="spellEnd"/>
           </w:p>
         </w:tc>
         <w:tc>
@@ -5920,7 +6145,7 @@
           </w:tcPr>
           <w:p>
             <w:pPr>
-              <w:spacing w:line="276" w:lineRule="auto"/>
+              <w:spacing w:line="360" w:lineRule="auto"/>
               <w:jc w:val="center"/>
               <w:rPr>
                 <w:rFonts w:ascii="Arial" w:eastAsia="Arial" w:hAnsi="Arial" w:cs="Arial"/>
@@ -5945,7 +6170,7 @@
           </w:tcPr>
           <w:p>
             <w:pPr>
-              <w:spacing w:line="276" w:lineRule="auto"/>
+              <w:spacing w:line="360" w:lineRule="auto"/>
               <w:jc w:val="center"/>
               <w:rPr>
                 <w:rFonts w:ascii="Arial" w:eastAsia="Arial" w:hAnsi="Arial" w:cs="Arial"/>
@@ -5972,7 +6197,7 @@
           </w:tcPr>
           <w:p>
             <w:pPr>
-              <w:spacing w:line="276" w:lineRule="auto"/>
+              <w:spacing w:line="360" w:lineRule="auto"/>
               <w:jc w:val="center"/>
               <w:rPr>
                 <w:rFonts w:ascii="Arial" w:eastAsia="Arial" w:hAnsi="Arial" w:cs="Arial"/>
@@ -5980,6 +6205,7 @@
                 <w:szCs w:val="24"/>
               </w:rPr>
             </w:pPr>
+            <w:proofErr w:type="spellStart"/>
             <w:r>
               <w:rPr>
                 <w:rFonts w:ascii="Arial" w:eastAsia="Arial" w:hAnsi="Arial" w:cs="Arial"/>
@@ -5988,6 +6214,7 @@
               </w:rPr>
               <w:t>expiration_date</w:t>
             </w:r>
+            <w:proofErr w:type="spellEnd"/>
           </w:p>
         </w:tc>
         <w:tc>
@@ -5997,7 +6224,7 @@
           </w:tcPr>
           <w:p>
             <w:pPr>
-              <w:spacing w:line="276" w:lineRule="auto"/>
+              <w:spacing w:line="360" w:lineRule="auto"/>
               <w:jc w:val="center"/>
               <w:rPr>
                 <w:rFonts w:ascii="Arial" w:eastAsia="Arial" w:hAnsi="Arial" w:cs="Arial"/>
@@ -6022,7 +6249,7 @@
           </w:tcPr>
           <w:p>
             <w:pPr>
-              <w:spacing w:line="276" w:lineRule="auto"/>
+              <w:spacing w:line="360" w:lineRule="auto"/>
               <w:jc w:val="center"/>
               <w:rPr>
                 <w:rFonts w:ascii="Arial" w:eastAsia="Arial" w:hAnsi="Arial" w:cs="Arial"/>
@@ -6044,6 +6271,7 @@
     </w:tbl>
     <w:p>
       <w:pPr>
+        <w:spacing w:line="360" w:lineRule="auto"/>
         <w:jc w:val="center"/>
         <w:rPr>
           <w:rFonts w:ascii="Arial" w:hAnsi="Arial" w:cs="Arial"/>
@@ -6056,6 +6284,7 @@
     </w:p>
     <w:p>
       <w:pPr>
+        <w:spacing w:line="360" w:lineRule="auto"/>
         <w:jc w:val="center"/>
         <w:rPr>
           <w:rFonts w:ascii="Arial" w:hAnsi="Arial" w:cs="Arial"/>
@@ -6068,6 +6297,524 @@
     </w:p>
     <w:p>
       <w:pPr>
+        <w:keepNext/>
+        <w:spacing w:line="360" w:lineRule="auto"/>
+        <w:jc w:val="both"/>
+        <w:rPr>
+          <w:rFonts w:ascii="Arial" w:hAnsi="Arial" w:cs="Arial"/>
+          <w:b/>
+          <w:bCs/>
+          <w:sz w:val="24"/>
+          <w:szCs w:val="24"/>
+        </w:rPr>
+      </w:pPr>
+      <w:r>
+        <w:rPr>
+          <w:rFonts w:ascii="Arial" w:hAnsi="Arial" w:cs="Arial"/>
+          <w:b/>
+          <w:bCs/>
+          <w:sz w:val="24"/>
+          <w:szCs w:val="24"/>
+        </w:rPr>
+        <w:t>Interface Specification</w:t>
+      </w:r>
+    </w:p>
+    <w:p>
+      <w:pPr>
+        <w:spacing w:line="360" w:lineRule="auto"/>
+        <w:ind w:firstLine="360"/>
+        <w:jc w:val="both"/>
+        <w:rPr>
+          <w:rFonts w:ascii="Arial" w:hAnsi="Arial" w:cs="Arial"/>
+          <w:sz w:val="24"/>
+          <w:szCs w:val="24"/>
+        </w:rPr>
+      </w:pPr>
+      <w:r>
+        <w:rPr>
+          <w:rFonts w:ascii="Arial" w:hAnsi="Arial" w:cs="Arial"/>
+          <w:sz w:val="24"/>
+          <w:szCs w:val="24"/>
+        </w:rPr>
+        <w:t xml:space="preserve">The </w:t>
+      </w:r>
+      <w:proofErr w:type="spellStart"/>
+      <w:r>
+        <w:rPr>
+          <w:rFonts w:ascii="Arial" w:hAnsi="Arial" w:cs="Arial"/>
+          <w:sz w:val="24"/>
+          <w:szCs w:val="24"/>
+        </w:rPr>
+        <w:t>ConsultationForm</w:t>
+      </w:r>
+      <w:proofErr w:type="spellEnd"/>
+      <w:r>
+        <w:rPr>
+          <w:rFonts w:ascii="Arial" w:hAnsi="Arial" w:cs="Arial"/>
+          <w:sz w:val="24"/>
+          <w:szCs w:val="24"/>
+        </w:rPr>
+        <w:t xml:space="preserve"> screen is used by clinic staff to record a patient's consultation and to view the patient's consultation history. It contains the following elements:</w:t>
+      </w:r>
+    </w:p>
+    <w:p>
+      <w:pPr>
+        <w:pStyle w:val="ListParagraph"/>
+        <w:numPr>
+          <w:ilvl w:val="0"/>
+          <w:numId w:val="11"/>
+        </w:numPr>
+        <w:spacing w:after="160" w:line="360" w:lineRule="auto"/>
+        <w:jc w:val="both"/>
+        <w:rPr>
+          <w:rFonts w:ascii="Arial" w:hAnsi="Arial" w:cs="Arial"/>
+          <w:sz w:val="24"/>
+          <w:szCs w:val="24"/>
+        </w:rPr>
+      </w:pPr>
+      <w:r>
+        <w:rPr>
+          <w:rFonts w:ascii="Arial" w:hAnsi="Arial" w:cs="Arial"/>
+          <w:i/>
+          <w:iCs/>
+          <w:sz w:val="24"/>
+          <w:szCs w:val="24"/>
+        </w:rPr>
+        <w:t>Patient Information</w:t>
+      </w:r>
+      <w:r>
+        <w:rPr>
+          <w:rFonts w:ascii="Arial" w:hAnsi="Arial" w:cs="Arial"/>
+          <w:sz w:val="24"/>
+          <w:szCs w:val="24"/>
+        </w:rPr>
+        <w:t>: Read-only labels showing the name and student number of the selected patient. This is saved with the consultation.</w:t>
+      </w:r>
+    </w:p>
+    <w:p>
+      <w:pPr>
+        <w:pStyle w:val="ListParagraph"/>
+        <w:numPr>
+          <w:ilvl w:val="0"/>
+          <w:numId w:val="11"/>
+        </w:numPr>
+        <w:spacing w:after="160" w:line="360" w:lineRule="auto"/>
+        <w:jc w:val="both"/>
+        <w:rPr>
+          <w:rFonts w:ascii="Arial" w:hAnsi="Arial" w:cs="Arial"/>
+          <w:sz w:val="24"/>
+          <w:szCs w:val="24"/>
+        </w:rPr>
+      </w:pPr>
+      <w:r>
+        <w:rPr>
+          <w:rFonts w:ascii="Arial" w:hAnsi="Arial" w:cs="Arial"/>
+          <w:i/>
+          <w:iCs/>
+          <w:sz w:val="24"/>
+          <w:szCs w:val="24"/>
+        </w:rPr>
+        <w:t>Consultation Date</w:t>
+      </w:r>
+      <w:r>
+        <w:rPr>
+          <w:rFonts w:ascii="Arial" w:hAnsi="Arial" w:cs="Arial"/>
+          <w:sz w:val="24"/>
+          <w:szCs w:val="24"/>
+        </w:rPr>
+        <w:t>: Date and time of the consultation. Filled in with the current date and time and shown as read-only.</w:t>
+      </w:r>
+    </w:p>
+    <w:p>
+      <w:pPr>
+        <w:pStyle w:val="ListParagraph"/>
+        <w:numPr>
+          <w:ilvl w:val="0"/>
+          <w:numId w:val="11"/>
+        </w:numPr>
+        <w:spacing w:after="160" w:line="360" w:lineRule="auto"/>
+        <w:jc w:val="both"/>
+        <w:rPr>
+          <w:rFonts w:ascii="Arial" w:hAnsi="Arial" w:cs="Arial"/>
+          <w:sz w:val="24"/>
+          <w:szCs w:val="24"/>
+        </w:rPr>
+      </w:pPr>
+      <w:r>
+        <w:rPr>
+          <w:rFonts w:ascii="Arial" w:hAnsi="Arial" w:cs="Arial"/>
+          <w:i/>
+          <w:iCs/>
+          <w:sz w:val="24"/>
+          <w:szCs w:val="24"/>
+        </w:rPr>
+        <w:t>Record Type</w:t>
+      </w:r>
+      <w:r>
+        <w:rPr>
+          <w:rFonts w:ascii="Arial" w:hAnsi="Arial" w:cs="Arial"/>
+          <w:sz w:val="24"/>
+          <w:szCs w:val="24"/>
+        </w:rPr>
+        <w:t>: Drop-down list for the type of consultation (e.g., Check-up, Emergency).</w:t>
+      </w:r>
+    </w:p>
+    <w:p>
+      <w:pPr>
+        <w:pStyle w:val="ListParagraph"/>
+        <w:numPr>
+          <w:ilvl w:val="0"/>
+          <w:numId w:val="11"/>
+        </w:numPr>
+        <w:spacing w:after="160" w:line="360" w:lineRule="auto"/>
+        <w:jc w:val="both"/>
+        <w:rPr>
+          <w:rFonts w:ascii="Arial" w:hAnsi="Arial" w:cs="Arial"/>
+          <w:sz w:val="24"/>
+          <w:szCs w:val="24"/>
+        </w:rPr>
+      </w:pPr>
+      <w:r>
+        <w:rPr>
+          <w:rFonts w:ascii="Arial" w:hAnsi="Arial" w:cs="Arial"/>
+          <w:i/>
+          <w:iCs/>
+          <w:sz w:val="24"/>
+          <w:szCs w:val="24"/>
+        </w:rPr>
+        <w:t>Complaint</w:t>
+      </w:r>
+      <w:r>
+        <w:rPr>
+          <w:rFonts w:ascii="Arial" w:hAnsi="Arial" w:cs="Arial"/>
+          <w:sz w:val="24"/>
+          <w:szCs w:val="24"/>
+        </w:rPr>
+        <w:t>: Multi-line text input for the patient's reported complaint or symptoms.</w:t>
+      </w:r>
+    </w:p>
+    <w:p>
+      <w:pPr>
+        <w:pStyle w:val="ListParagraph"/>
+        <w:numPr>
+          <w:ilvl w:val="0"/>
+          <w:numId w:val="11"/>
+        </w:numPr>
+        <w:spacing w:after="160" w:line="360" w:lineRule="auto"/>
+        <w:jc w:val="both"/>
+        <w:rPr>
+          <w:rFonts w:ascii="Arial" w:hAnsi="Arial" w:cs="Arial"/>
+          <w:sz w:val="24"/>
+          <w:szCs w:val="24"/>
+        </w:rPr>
+      </w:pPr>
+      <w:r>
+        <w:rPr>
+          <w:rFonts w:ascii="Arial" w:hAnsi="Arial" w:cs="Arial"/>
+          <w:i/>
+          <w:iCs/>
+          <w:sz w:val="24"/>
+          <w:szCs w:val="24"/>
+        </w:rPr>
+        <w:t>Diagnosis Field</w:t>
+      </w:r>
+      <w:r>
+        <w:rPr>
+          <w:rFonts w:ascii="Arial" w:hAnsi="Arial" w:cs="Arial"/>
+          <w:sz w:val="24"/>
+          <w:szCs w:val="24"/>
+        </w:rPr>
+        <w:t>: Multi-line text input for the diagnosis. Required.</w:t>
+      </w:r>
+    </w:p>
+    <w:p>
+      <w:pPr>
+        <w:pStyle w:val="ListParagraph"/>
+        <w:numPr>
+          <w:ilvl w:val="0"/>
+          <w:numId w:val="11"/>
+        </w:numPr>
+        <w:spacing w:after="160" w:line="360" w:lineRule="auto"/>
+        <w:jc w:val="both"/>
+        <w:rPr>
+          <w:rFonts w:ascii="Arial" w:hAnsi="Arial" w:cs="Arial"/>
+          <w:sz w:val="24"/>
+          <w:szCs w:val="24"/>
+        </w:rPr>
+      </w:pPr>
+      <w:r>
+        <w:rPr>
+          <w:rFonts w:ascii="Arial" w:hAnsi="Arial" w:cs="Arial"/>
+          <w:i/>
+          <w:iCs/>
+          <w:sz w:val="24"/>
+          <w:szCs w:val="24"/>
+        </w:rPr>
+        <w:t>Treatment Plan Field</w:t>
+      </w:r>
+      <w:r>
+        <w:rPr>
+          <w:rFonts w:ascii="Arial" w:hAnsi="Arial" w:cs="Arial"/>
+          <w:sz w:val="24"/>
+          <w:szCs w:val="24"/>
+        </w:rPr>
+        <w:t>: Multi-line text input for the treatment plan. Required.</w:t>
+      </w:r>
+    </w:p>
+    <w:p>
+      <w:pPr>
+        <w:pStyle w:val="ListParagraph"/>
+        <w:numPr>
+          <w:ilvl w:val="0"/>
+          <w:numId w:val="11"/>
+        </w:numPr>
+        <w:spacing w:after="160" w:line="360" w:lineRule="auto"/>
+        <w:jc w:val="both"/>
+        <w:rPr>
+          <w:rFonts w:ascii="Arial" w:hAnsi="Arial" w:cs="Arial"/>
+          <w:sz w:val="24"/>
+          <w:szCs w:val="24"/>
+        </w:rPr>
+      </w:pPr>
+      <w:r>
+        <w:rPr>
+          <w:rFonts w:ascii="Arial" w:hAnsi="Arial" w:cs="Arial"/>
+          <w:i/>
+          <w:iCs/>
+          <w:sz w:val="24"/>
+          <w:szCs w:val="24"/>
+        </w:rPr>
+        <w:t>Action Taken and Remarks Fields</w:t>
+      </w:r>
+      <w:r>
+        <w:rPr>
+          <w:rFonts w:ascii="Arial" w:hAnsi="Arial" w:cs="Arial"/>
+          <w:sz w:val="24"/>
+          <w:szCs w:val="24"/>
+        </w:rPr>
+        <w:t>: Optional multi-line text inputs.</w:t>
+      </w:r>
+    </w:p>
+    <w:p>
+      <w:pPr>
+        <w:pStyle w:val="ListParagraph"/>
+        <w:numPr>
+          <w:ilvl w:val="0"/>
+          <w:numId w:val="11"/>
+        </w:numPr>
+        <w:spacing w:after="160" w:line="360" w:lineRule="auto"/>
+        <w:jc w:val="both"/>
+        <w:rPr>
+          <w:rFonts w:ascii="Arial" w:hAnsi="Arial" w:cs="Arial"/>
+          <w:sz w:val="24"/>
+          <w:szCs w:val="24"/>
+        </w:rPr>
+      </w:pPr>
+      <w:r>
+        <w:rPr>
+          <w:rFonts w:ascii="Arial" w:hAnsi="Arial" w:cs="Arial"/>
+          <w:i/>
+          <w:iCs/>
+          <w:sz w:val="24"/>
+          <w:szCs w:val="24"/>
+        </w:rPr>
+        <w:t>Prescription Table</w:t>
+      </w:r>
+      <w:r>
+        <w:rPr>
+          <w:rFonts w:ascii="Arial" w:hAnsi="Arial" w:cs="Arial"/>
+          <w:sz w:val="24"/>
+          <w:szCs w:val="24"/>
+        </w:rPr>
+        <w:t>: A table where staff add one row per prescribed medicine. Each row has a Medicine drop-down (showing the available stock), a numeric Quantity field, and text fields for Dosage, Frequency, Duration and Instructions.</w:t>
+      </w:r>
+    </w:p>
+    <w:p>
+      <w:pPr>
+        <w:pStyle w:val="ListParagraph"/>
+        <w:numPr>
+          <w:ilvl w:val="0"/>
+          <w:numId w:val="11"/>
+        </w:numPr>
+        <w:spacing w:after="160" w:line="360" w:lineRule="auto"/>
+        <w:jc w:val="both"/>
+        <w:rPr>
+          <w:rFonts w:ascii="Arial" w:hAnsi="Arial" w:cs="Arial"/>
+          <w:sz w:val="24"/>
+          <w:szCs w:val="24"/>
+        </w:rPr>
+      </w:pPr>
+      <w:r>
+        <w:rPr>
+          <w:rFonts w:ascii="Arial" w:hAnsi="Arial" w:cs="Arial"/>
+          <w:i/>
+          <w:iCs/>
+          <w:sz w:val="24"/>
+          <w:szCs w:val="24"/>
+        </w:rPr>
+        <w:lastRenderedPageBreak/>
+        <w:t>Add Medicine and Remove Medicine Buttons</w:t>
+      </w:r>
+      <w:r>
+        <w:rPr>
+          <w:rFonts w:ascii="Arial" w:hAnsi="Arial" w:cs="Arial"/>
+          <w:sz w:val="24"/>
+          <w:szCs w:val="24"/>
+        </w:rPr>
+        <w:t>: Add a new row to, or remove the selected row from, the Prescription Table.</w:t>
+      </w:r>
+    </w:p>
+    <w:p>
+      <w:pPr>
+        <w:pStyle w:val="ListParagraph"/>
+        <w:numPr>
+          <w:ilvl w:val="0"/>
+          <w:numId w:val="11"/>
+        </w:numPr>
+        <w:spacing w:after="160" w:line="360" w:lineRule="auto"/>
+        <w:jc w:val="both"/>
+        <w:rPr>
+          <w:rFonts w:ascii="Arial" w:hAnsi="Arial" w:cs="Arial"/>
+          <w:sz w:val="24"/>
+          <w:szCs w:val="24"/>
+        </w:rPr>
+      </w:pPr>
+      <w:r>
+        <w:rPr>
+          <w:rFonts w:ascii="Arial" w:hAnsi="Arial" w:cs="Arial"/>
+          <w:i/>
+          <w:iCs/>
+          <w:sz w:val="24"/>
+          <w:szCs w:val="24"/>
+        </w:rPr>
+        <w:t>Save Button</w:t>
+      </w:r>
+      <w:r>
+        <w:rPr>
+          <w:rFonts w:ascii="Arial" w:hAnsi="Arial" w:cs="Arial"/>
+          <w:sz w:val="24"/>
+          <w:szCs w:val="24"/>
+        </w:rPr>
+        <w:t>: Triggers the save workflow: validates the required fields, checks the available stock, saves the consultation and prescriptions, and deducts the prescribed quantities from the inventory.</w:t>
+      </w:r>
+    </w:p>
+    <w:p>
+      <w:pPr>
+        <w:pStyle w:val="ListParagraph"/>
+        <w:numPr>
+          <w:ilvl w:val="0"/>
+          <w:numId w:val="11"/>
+        </w:numPr>
+        <w:spacing w:after="160" w:line="360" w:lineRule="auto"/>
+        <w:jc w:val="both"/>
+        <w:rPr>
+          <w:rFonts w:ascii="Arial" w:hAnsi="Arial" w:cs="Arial"/>
+          <w:sz w:val="24"/>
+          <w:szCs w:val="24"/>
+        </w:rPr>
+      </w:pPr>
+      <w:r>
+        <w:rPr>
+          <w:rFonts w:ascii="Arial" w:hAnsi="Arial" w:cs="Arial"/>
+          <w:i/>
+          <w:iCs/>
+          <w:sz w:val="24"/>
+          <w:szCs w:val="24"/>
+        </w:rPr>
+        <w:t>Clear Button</w:t>
+      </w:r>
+      <w:r>
+        <w:rPr>
+          <w:rFonts w:ascii="Arial" w:hAnsi="Arial" w:cs="Arial"/>
+          <w:sz w:val="24"/>
+          <w:szCs w:val="24"/>
+        </w:rPr>
+        <w:t>: Empties the form without saving.</w:t>
+      </w:r>
+    </w:p>
+    <w:p>
+      <w:pPr>
+        <w:pStyle w:val="ListParagraph"/>
+        <w:numPr>
+          <w:ilvl w:val="0"/>
+          <w:numId w:val="11"/>
+        </w:numPr>
+        <w:spacing w:after="160" w:line="360" w:lineRule="auto"/>
+        <w:jc w:val="both"/>
+        <w:rPr>
+          <w:rFonts w:ascii="Arial" w:hAnsi="Arial" w:cs="Arial"/>
+          <w:sz w:val="24"/>
+          <w:szCs w:val="24"/>
+        </w:rPr>
+      </w:pPr>
+      <w:r>
+        <w:rPr>
+          <w:rFonts w:ascii="Arial" w:hAnsi="Arial" w:cs="Arial"/>
+          <w:i/>
+          <w:iCs/>
+          <w:sz w:val="24"/>
+          <w:szCs w:val="24"/>
+        </w:rPr>
+        <w:t>Message Container</w:t>
+      </w:r>
+      <w:r>
+        <w:rPr>
+          <w:rFonts w:ascii="Arial" w:hAnsi="Arial" w:cs="Arial"/>
+          <w:sz w:val="24"/>
+          <w:szCs w:val="24"/>
+        </w:rPr>
+        <w:t>: A designated UI element (e.g., a text label below the buttons or a pop-up dialog) that displays validation messages, the insufficient inventory message, the failed message, and the consultation saved message.</w:t>
+      </w:r>
+    </w:p>
+    <w:p>
+      <w:pPr>
+        <w:pStyle w:val="ListParagraph"/>
+        <w:numPr>
+          <w:ilvl w:val="0"/>
+          <w:numId w:val="11"/>
+        </w:numPr>
+        <w:spacing w:after="160" w:line="360" w:lineRule="auto"/>
+        <w:jc w:val="both"/>
+        <w:rPr>
+          <w:rFonts w:ascii="Arial" w:hAnsi="Arial" w:cs="Arial"/>
+          <w:sz w:val="24"/>
+          <w:szCs w:val="24"/>
+        </w:rPr>
+      </w:pPr>
+      <w:r>
+        <w:rPr>
+          <w:rFonts w:ascii="Arial" w:hAnsi="Arial" w:cs="Arial"/>
+          <w:i/>
+          <w:iCs/>
+          <w:sz w:val="24"/>
+          <w:szCs w:val="24"/>
+        </w:rPr>
+        <w:t>Consultation History Table</w:t>
+      </w:r>
+      <w:r>
+        <w:rPr>
+          <w:rFonts w:ascii="Arial" w:hAnsi="Arial" w:cs="Arial"/>
+          <w:sz w:val="24"/>
+          <w:szCs w:val="24"/>
+        </w:rPr>
+        <w:t>: A read-only table in the patient's medical record listing the saved consultations (date, record type, diagnosis, treatment and prescribed medicines). Selecting a row shows the full consultation details.</w:t>
+      </w:r>
+    </w:p>
+    <w:p>
+      <w:pPr>
+        <w:spacing w:line="360" w:lineRule="auto"/>
+        <w:rPr>
+          <w:rFonts w:ascii="Arial" w:hAnsi="Arial" w:cs="Arial"/>
+          <w:b/>
+          <w:bCs/>
+          <w:sz w:val="24"/>
+          <w:szCs w:val="24"/>
+        </w:rPr>
+      </w:pPr>
+    </w:p>
+    <w:p>
+      <w:pPr>
+        <w:spacing w:line="360" w:lineRule="auto"/>
         <w:jc w:val="center"/>
         <w:rPr>
           <w:rFonts w:ascii="Arial" w:hAnsi="Arial" w:cs="Arial"/>
@@ -6080,18 +6827,7 @@
     </w:p>
     <w:p>
       <w:pPr>
-        <w:jc w:val="center"/>
-        <w:rPr>
-          <w:rFonts w:ascii="Arial" w:hAnsi="Arial" w:cs="Arial"/>
-          <w:b/>
-          <w:bCs/>
-          <w:sz w:val="24"/>
-          <w:szCs w:val="24"/>
-        </w:rPr>
-      </w:pPr>
-    </w:p>
-    <w:p>
-      <w:pPr>
+        <w:spacing w:line="360" w:lineRule="auto"/>
         <w:jc w:val="both"/>
         <w:rPr>
           <w:rFonts w:ascii="Arial" w:hAnsi="Arial" w:cs="Arial"/>
@@ -6130,7 +6866,7 @@
           </w:tcPr>
           <w:p>
             <w:pPr>
-              <w:spacing w:line="276" w:lineRule="auto"/>
+              <w:spacing w:line="360" w:lineRule="auto"/>
               <w:jc w:val="both"/>
               <w:rPr>
                 <w:rFonts w:ascii="Arial" w:hAnsi="Arial" w:cs="Arial"/>
@@ -6159,7 +6895,7 @@
           </w:tcPr>
           <w:p>
             <w:pPr>
-              <w:spacing w:line="276" w:lineRule="auto"/>
+              <w:spacing w:line="360" w:lineRule="auto"/>
               <w:jc w:val="both"/>
               <w:rPr>
                 <w:rFonts w:ascii="Arial" w:hAnsi="Arial" w:cs="Arial"/>
@@ -6190,7 +6926,7 @@
           </w:tcPr>
           <w:p>
             <w:pPr>
-              <w:spacing w:line="276" w:lineRule="auto"/>
+              <w:spacing w:line="360" w:lineRule="auto"/>
               <w:jc w:val="both"/>
               <w:rPr>
                 <w:rFonts w:ascii="Arial" w:hAnsi="Arial" w:cs="Arial"/>
@@ -6217,7 +6953,7 @@
           </w:tcPr>
           <w:p>
             <w:pPr>
-              <w:spacing w:line="276" w:lineRule="auto"/>
+              <w:spacing w:line="360" w:lineRule="auto"/>
               <w:jc w:val="both"/>
               <w:rPr>
                 <w:rFonts w:ascii="Arial" w:hAnsi="Arial" w:cs="Arial"/>
@@ -6233,7 +6969,115 @@
                 <w:sz w:val="24"/>
                 <w:szCs w:val="24"/>
               </w:rPr>
-              <w:t>Model class containing consultation_id, medical_record_id, staff_id, record_type, consultation_date, complaint, diagnosis, treatment, action_taken, and remarks.</w:t>
+              <w:t xml:space="preserve">Model class containing </w:t>
+            </w:r>
+            <w:proofErr w:type="spellStart"/>
+            <w:r>
+              <w:rPr>
+                <w:rFonts w:ascii="Arial" w:hAnsi="Arial" w:cs="Arial"/>
+                <w:sz w:val="24"/>
+                <w:szCs w:val="24"/>
+              </w:rPr>
+              <w:t>consultation_id</w:t>
+            </w:r>
+            <w:proofErr w:type="spellEnd"/>
+            <w:r>
+              <w:rPr>
+                <w:rFonts w:ascii="Arial" w:hAnsi="Arial" w:cs="Arial"/>
+                <w:sz w:val="24"/>
+                <w:szCs w:val="24"/>
+              </w:rPr>
+              <w:t xml:space="preserve">, </w:t>
+            </w:r>
+            <w:proofErr w:type="spellStart"/>
+            <w:r>
+              <w:rPr>
+                <w:rFonts w:ascii="Arial" w:hAnsi="Arial" w:cs="Arial"/>
+                <w:sz w:val="24"/>
+                <w:szCs w:val="24"/>
+              </w:rPr>
+              <w:t>medical_record_id</w:t>
+            </w:r>
+            <w:proofErr w:type="spellEnd"/>
+            <w:r>
+              <w:rPr>
+                <w:rFonts w:ascii="Arial" w:hAnsi="Arial" w:cs="Arial"/>
+                <w:sz w:val="24"/>
+                <w:szCs w:val="24"/>
+              </w:rPr>
+              <w:t xml:space="preserve">, </w:t>
+            </w:r>
+            <w:proofErr w:type="spellStart"/>
+            <w:r>
+              <w:rPr>
+                <w:rFonts w:ascii="Arial" w:hAnsi="Arial" w:cs="Arial"/>
+                <w:sz w:val="24"/>
+                <w:szCs w:val="24"/>
+              </w:rPr>
+              <w:t>staff_id</w:t>
+            </w:r>
+            <w:proofErr w:type="spellEnd"/>
+            <w:r>
+              <w:rPr>
+                <w:rFonts w:ascii="Arial" w:hAnsi="Arial" w:cs="Arial"/>
+                <w:sz w:val="24"/>
+                <w:szCs w:val="24"/>
+              </w:rPr>
+              <w:t xml:space="preserve">, </w:t>
+            </w:r>
+            <w:proofErr w:type="spellStart"/>
+            <w:r>
+              <w:rPr>
+                <w:rFonts w:ascii="Arial" w:hAnsi="Arial" w:cs="Arial"/>
+                <w:sz w:val="24"/>
+                <w:szCs w:val="24"/>
+              </w:rPr>
+              <w:t>record_type</w:t>
+            </w:r>
+            <w:proofErr w:type="spellEnd"/>
+            <w:r>
+              <w:rPr>
+                <w:rFonts w:ascii="Arial" w:hAnsi="Arial" w:cs="Arial"/>
+                <w:sz w:val="24"/>
+                <w:szCs w:val="24"/>
+              </w:rPr>
+              <w:t xml:space="preserve">, </w:t>
+            </w:r>
+            <w:proofErr w:type="spellStart"/>
+            <w:r>
+              <w:rPr>
+                <w:rFonts w:ascii="Arial" w:hAnsi="Arial" w:cs="Arial"/>
+                <w:sz w:val="24"/>
+                <w:szCs w:val="24"/>
+              </w:rPr>
+              <w:t>consultation_date</w:t>
+            </w:r>
+            <w:proofErr w:type="spellEnd"/>
+            <w:r>
+              <w:rPr>
+                <w:rFonts w:ascii="Arial" w:hAnsi="Arial" w:cs="Arial"/>
+                <w:sz w:val="24"/>
+                <w:szCs w:val="24"/>
+              </w:rPr>
+              <w:t xml:space="preserve">, complaint, diagnosis, treatment, </w:t>
+            </w:r>
+            <w:proofErr w:type="spellStart"/>
+            <w:r>
+              <w:rPr>
+                <w:rFonts w:ascii="Arial" w:hAnsi="Arial" w:cs="Arial"/>
+                <w:sz w:val="24"/>
+                <w:szCs w:val="24"/>
+              </w:rPr>
+              <w:t>action_taken</w:t>
+            </w:r>
+            <w:proofErr w:type="spellEnd"/>
+            <w:r>
+              <w:rPr>
+                <w:rFonts w:ascii="Arial" w:hAnsi="Arial" w:cs="Arial"/>
+                <w:sz w:val="24"/>
+                <w:szCs w:val="24"/>
+              </w:rPr>
+              <w:t>, and remarks.</w:t>
             </w:r>
           </w:p>
         </w:tc>
@@ -6246,7 +7090,7 @@
           </w:tcPr>
           <w:p>
             <w:pPr>
-              <w:spacing w:line="276" w:lineRule="auto"/>
+              <w:spacing w:line="360" w:lineRule="auto"/>
               <w:jc w:val="both"/>
               <w:rPr>
                 <w:rFonts w:ascii="Arial" w:hAnsi="Arial" w:cs="Arial"/>
@@ -6273,7 +7117,7 @@
           </w:tcPr>
           <w:p>
             <w:pPr>
-              <w:spacing w:line="276" w:lineRule="auto"/>
+              <w:spacing w:line="360" w:lineRule="auto"/>
               <w:jc w:val="both"/>
               <w:rPr>
                 <w:rFonts w:ascii="Arial" w:hAnsi="Arial" w:cs="Arial"/>
@@ -6289,7 +7133,97 @@
                 <w:sz w:val="24"/>
                 <w:szCs w:val="24"/>
               </w:rPr>
-              <w:t>Model class containing prescription_id, consultation_id, item_id, staff_id, medication_quantity, dosage, frequency, duration, and instructions.</w:t>
+              <w:t xml:space="preserve">Model class containing </w:t>
+            </w:r>
+            <w:proofErr w:type="spellStart"/>
+            <w:r>
+              <w:rPr>
+                <w:rFonts w:ascii="Arial" w:hAnsi="Arial" w:cs="Arial"/>
+                <w:sz w:val="24"/>
+                <w:szCs w:val="24"/>
+              </w:rPr>
+              <w:t>prescription_id</w:t>
+            </w:r>
+            <w:proofErr w:type="spellEnd"/>
+            <w:r>
+              <w:rPr>
+                <w:rFonts w:ascii="Arial" w:hAnsi="Arial" w:cs="Arial"/>
+                <w:sz w:val="24"/>
+                <w:szCs w:val="24"/>
+              </w:rPr>
+              <w:t xml:space="preserve">, </w:t>
+            </w:r>
+            <w:proofErr w:type="spellStart"/>
+            <w:r>
+              <w:rPr>
+                <w:rFonts w:ascii="Arial" w:hAnsi="Arial" w:cs="Arial"/>
+                <w:sz w:val="24"/>
+                <w:szCs w:val="24"/>
+              </w:rPr>
+              <w:t>consultation_id</w:t>
+            </w:r>
+            <w:proofErr w:type="spellEnd"/>
+            <w:r>
+              <w:rPr>
+                <w:rFonts w:ascii="Arial" w:hAnsi="Arial" w:cs="Arial"/>
+                <w:sz w:val="24"/>
+                <w:szCs w:val="24"/>
+              </w:rPr>
+              <w:t xml:space="preserve">, </w:t>
+            </w:r>
+            <w:proofErr w:type="spellStart"/>
+            <w:r>
+              <w:rPr>
+                <w:rFonts w:ascii="Arial" w:hAnsi="Arial" w:cs="Arial"/>
+                <w:sz w:val="24"/>
+                <w:szCs w:val="24"/>
+              </w:rPr>
+              <w:t>item_id</w:t>
+            </w:r>
+            <w:proofErr w:type="spellEnd"/>
+            <w:r>
+              <w:rPr>
+                <w:rFonts w:ascii="Arial" w:hAnsi="Arial" w:cs="Arial"/>
+                <w:sz w:val="24"/>
+                <w:szCs w:val="24"/>
+              </w:rPr>
+              <w:t xml:space="preserve">, </w:t>
+            </w:r>
+            <w:proofErr w:type="spellStart"/>
+            <w:r>
+              <w:rPr>
+                <w:rFonts w:ascii="Arial" w:hAnsi="Arial" w:cs="Arial"/>
+                <w:sz w:val="24"/>
+                <w:szCs w:val="24"/>
+              </w:rPr>
+              <w:t>staff_id</w:t>
+            </w:r>
+            <w:proofErr w:type="spellEnd"/>
+            <w:r>
+              <w:rPr>
+                <w:rFonts w:ascii="Arial" w:hAnsi="Arial" w:cs="Arial"/>
+                <w:sz w:val="24"/>
+                <w:szCs w:val="24"/>
+              </w:rPr>
+              <w:t xml:space="preserve">, </w:t>
+            </w:r>
+            <w:proofErr w:type="spellStart"/>
+            <w:r>
+              <w:rPr>
+                <w:rFonts w:ascii="Arial" w:hAnsi="Arial" w:cs="Arial"/>
+                <w:sz w:val="24"/>
+                <w:szCs w:val="24"/>
+              </w:rPr>
+              <w:t>medication_quantity</w:t>
+            </w:r>
+            <w:proofErr w:type="spellEnd"/>
+            <w:r>
+              <w:rPr>
+                <w:rFonts w:ascii="Arial" w:hAnsi="Arial" w:cs="Arial"/>
+                <w:sz w:val="24"/>
+                <w:szCs w:val="24"/>
+              </w:rPr>
+              <w:t>, dosage, frequency, duration, and instructions.</w:t>
             </w:r>
           </w:p>
         </w:tc>
@@ -6302,7 +7236,7 @@
           </w:tcPr>
           <w:p>
             <w:pPr>
-              <w:spacing w:line="276" w:lineRule="auto"/>
+              <w:spacing w:line="360" w:lineRule="auto"/>
               <w:jc w:val="both"/>
               <w:rPr>
                 <w:rFonts w:ascii="Arial" w:hAnsi="Arial" w:cs="Arial"/>
@@ -6312,6 +7246,7 @@
                 <w:szCs w:val="24"/>
               </w:rPr>
             </w:pPr>
+            <w:proofErr w:type="spellStart"/>
             <w:r>
               <w:rPr>
                 <w:rFonts w:ascii="Arial" w:hAnsi="Arial" w:cs="Arial"/>
@@ -6320,6 +7255,7 @@
               </w:rPr>
               <w:t>ConsultationDao</w:t>
             </w:r>
+            <w:proofErr w:type="spellEnd"/>
           </w:p>
         </w:tc>
         <w:tc>
@@ -6329,7 +7265,7 @@
           </w:tcPr>
           <w:p>
             <w:pPr>
-              <w:spacing w:line="276" w:lineRule="auto"/>
+              <w:spacing w:line="360" w:lineRule="auto"/>
               <w:jc w:val="both"/>
               <w:rPr>
                 <w:rFonts w:ascii="Arial" w:hAnsi="Arial" w:cs="Arial"/>
@@ -6381,6 +7317,7 @@
               </w:rPr>
               <w:t xml:space="preserve"> parameter and a </w:t>
             </w:r>
+            <w:proofErr w:type="spellStart"/>
             <w:r>
               <w:rPr>
                 <w:rStyle w:val="HTMLCode"/>
@@ -6390,6 +7327,7 @@
               </w:rPr>
               <w:t>findByMedicalRecordId</w:t>
             </w:r>
+            <w:proofErr w:type="spellEnd"/>
             <w:r>
               <w:rPr>
                 <w:rFonts w:ascii="Arial" w:hAnsi="Arial" w:cs="Arial"/>
@@ -6409,7 +7347,7 @@
           </w:tcPr>
           <w:p>
             <w:pPr>
-              <w:spacing w:line="276" w:lineRule="auto"/>
+              <w:spacing w:line="360" w:lineRule="auto"/>
               <w:jc w:val="both"/>
               <w:rPr>
                 <w:rFonts w:ascii="Arial" w:hAnsi="Arial" w:cs="Arial"/>
@@ -6419,6 +7357,7 @@
                 <w:szCs w:val="24"/>
               </w:rPr>
             </w:pPr>
+            <w:proofErr w:type="spellStart"/>
             <w:r>
               <w:rPr>
                 <w:rFonts w:ascii="Arial" w:hAnsi="Arial" w:cs="Arial"/>
@@ -6427,6 +7366,7 @@
               </w:rPr>
               <w:t>ConsultationDaoImpl</w:t>
             </w:r>
+            <w:proofErr w:type="spellEnd"/>
           </w:p>
         </w:tc>
         <w:tc>
@@ -6436,7 +7376,7 @@
           </w:tcPr>
           <w:p>
             <w:pPr>
-              <w:spacing w:line="276" w:lineRule="auto"/>
+              <w:spacing w:line="360" w:lineRule="auto"/>
               <w:jc w:val="both"/>
               <w:rPr>
                 <w:rFonts w:ascii="Arial" w:hAnsi="Arial" w:cs="Arial"/>
@@ -6454,6 +7394,7 @@
               </w:rPr>
               <w:t xml:space="preserve">Implementation of the </w:t>
             </w:r>
+            <w:proofErr w:type="spellStart"/>
             <w:r>
               <w:rPr>
                 <w:rStyle w:val="HTMLCode"/>
@@ -6463,6 +7404,7 @@
               </w:rPr>
               <w:t>ConsultationDao</w:t>
             </w:r>
+            <w:proofErr w:type="spellEnd"/>
             <w:r>
               <w:rPr>
                 <w:rFonts w:ascii="Arial" w:hAnsi="Arial" w:cs="Arial"/>
@@ -6482,7 +7424,7 @@
           </w:tcPr>
           <w:p>
             <w:pPr>
-              <w:spacing w:line="276" w:lineRule="auto"/>
+              <w:spacing w:line="360" w:lineRule="auto"/>
               <w:jc w:val="both"/>
               <w:rPr>
                 <w:rFonts w:ascii="Arial" w:hAnsi="Arial" w:cs="Arial"/>
@@ -6492,6 +7434,7 @@
                 <w:szCs w:val="24"/>
               </w:rPr>
             </w:pPr>
+            <w:proofErr w:type="spellStart"/>
             <w:r>
               <w:rPr>
                 <w:rFonts w:ascii="Arial" w:hAnsi="Arial" w:cs="Arial"/>
@@ -6500,6 +7443,7 @@
               </w:rPr>
               <w:t>PrescriptionDao</w:t>
             </w:r>
+            <w:proofErr w:type="spellEnd"/>
           </w:p>
         </w:tc>
         <w:tc>
@@ -6509,7 +7453,7 @@
           </w:tcPr>
           <w:p>
             <w:pPr>
-              <w:spacing w:line="276" w:lineRule="auto"/>
+              <w:spacing w:line="360" w:lineRule="auto"/>
               <w:jc w:val="both"/>
               <w:rPr>
                 <w:rFonts w:ascii="Arial" w:hAnsi="Arial" w:cs="Arial"/>
@@ -6561,6 +7505,7 @@
               </w:rPr>
               <w:t xml:space="preserve"> parameter and a </w:t>
             </w:r>
+            <w:proofErr w:type="spellStart"/>
             <w:r>
               <w:rPr>
                 <w:rStyle w:val="HTMLCode"/>
@@ -6570,6 +7515,7 @@
               </w:rPr>
               <w:t>findByConsultationId</w:t>
             </w:r>
+            <w:proofErr w:type="spellEnd"/>
             <w:r>
               <w:rPr>
                 <w:rFonts w:ascii="Arial" w:hAnsi="Arial" w:cs="Arial"/>
@@ -6589,7 +7535,7 @@
           </w:tcPr>
           <w:p>
             <w:pPr>
-              <w:spacing w:line="276" w:lineRule="auto"/>
+              <w:spacing w:line="360" w:lineRule="auto"/>
               <w:jc w:val="both"/>
               <w:rPr>
                 <w:rFonts w:ascii="Arial" w:hAnsi="Arial" w:cs="Arial"/>
@@ -6599,6 +7545,7 @@
                 <w:szCs w:val="24"/>
               </w:rPr>
             </w:pPr>
+            <w:proofErr w:type="spellStart"/>
             <w:r>
               <w:rPr>
                 <w:rFonts w:ascii="Arial" w:hAnsi="Arial" w:cs="Arial"/>
@@ -6607,6 +7554,7 @@
               </w:rPr>
               <w:t>PrescriptionDaoImpl</w:t>
             </w:r>
+            <w:proofErr w:type="spellEnd"/>
           </w:p>
         </w:tc>
         <w:tc>
@@ -6616,7 +7564,7 @@
           </w:tcPr>
           <w:p>
             <w:pPr>
-              <w:spacing w:line="276" w:lineRule="auto"/>
+              <w:spacing w:line="360" w:lineRule="auto"/>
               <w:jc w:val="both"/>
               <w:rPr>
                 <w:rFonts w:ascii="Arial" w:hAnsi="Arial" w:cs="Arial"/>
@@ -6634,6 +7582,7 @@
               </w:rPr>
               <w:t xml:space="preserve">Implementation of the </w:t>
             </w:r>
+            <w:proofErr w:type="spellStart"/>
             <w:r>
               <w:rPr>
                 <w:rStyle w:val="HTMLCode"/>
@@ -6643,6 +7592,7 @@
               </w:rPr>
               <w:t>PrescriptionDao</w:t>
             </w:r>
+            <w:proofErr w:type="spellEnd"/>
             <w:r>
               <w:rPr>
                 <w:rFonts w:ascii="Arial" w:hAnsi="Arial" w:cs="Arial"/>
@@ -6671,7 +7621,7 @@
           </w:tcPr>
           <w:p>
             <w:pPr>
-              <w:spacing w:line="276" w:lineRule="auto"/>
+              <w:spacing w:line="360" w:lineRule="auto"/>
               <w:jc w:val="both"/>
               <w:rPr>
                 <w:rFonts w:ascii="Arial" w:hAnsi="Arial" w:cs="Arial"/>
@@ -6681,14 +7631,17 @@
                 <w:szCs w:val="24"/>
               </w:rPr>
             </w:pPr>
-            <w:r>
-              <w:rPr>
-                <w:rFonts w:ascii="Arial" w:hAnsi="Arial" w:cs="Arial"/>
-                <w:sz w:val="24"/>
-                <w:szCs w:val="24"/>
-              </w:rPr>
+            <w:proofErr w:type="spellStart"/>
+            <w:r>
+              <w:rPr>
+                <w:rFonts w:ascii="Arial" w:hAnsi="Arial" w:cs="Arial"/>
+                <w:sz w:val="24"/>
+                <w:szCs w:val="24"/>
+              </w:rPr>
+              <w:lastRenderedPageBreak/>
               <w:t>ConsultationFacade</w:t>
             </w:r>
+            <w:proofErr w:type="spellEnd"/>
           </w:p>
         </w:tc>
         <w:tc>
@@ -6698,7 +7651,7 @@
           </w:tcPr>
           <w:p>
             <w:pPr>
-              <w:spacing w:line="276" w:lineRule="auto"/>
+              <w:spacing w:line="360" w:lineRule="auto"/>
               <w:jc w:val="both"/>
               <w:rPr>
                 <w:rFonts w:ascii="Arial" w:hAnsi="Arial" w:cs="Arial"/>
@@ -6714,7 +7667,43 @@
                 <w:sz w:val="24"/>
                 <w:szCs w:val="24"/>
               </w:rPr>
-              <w:t>Service interface that specifies the saveConsultation method, which accepts a consultation and a list of prescriptions, and the getConsultationsByMedicalRecord method that accepts a medical record ID.</w:t>
+              <w:t xml:space="preserve">Service interface that specifies the </w:t>
+            </w:r>
+            <w:proofErr w:type="spellStart"/>
+            <w:r>
+              <w:rPr>
+                <w:rFonts w:ascii="Arial" w:hAnsi="Arial" w:cs="Arial"/>
+                <w:sz w:val="24"/>
+                <w:szCs w:val="24"/>
+              </w:rPr>
+              <w:t>saveConsultation</w:t>
+            </w:r>
+            <w:proofErr w:type="spellEnd"/>
+            <w:r>
+              <w:rPr>
+                <w:rFonts w:ascii="Arial" w:hAnsi="Arial" w:cs="Arial"/>
+                <w:sz w:val="24"/>
+                <w:szCs w:val="24"/>
+              </w:rPr>
+              <w:t xml:space="preserve"> method, which accepts a consultation and a list of prescriptions, and the </w:t>
+            </w:r>
+            <w:proofErr w:type="spellStart"/>
+            <w:r>
+              <w:rPr>
+                <w:rFonts w:ascii="Arial" w:hAnsi="Arial" w:cs="Arial"/>
+                <w:sz w:val="24"/>
+                <w:szCs w:val="24"/>
+              </w:rPr>
+              <w:t>getConsultationsByMedicalRecord</w:t>
+            </w:r>
+            <w:proofErr w:type="spellEnd"/>
+            <w:r>
+              <w:rPr>
+                <w:rFonts w:ascii="Arial" w:hAnsi="Arial" w:cs="Arial"/>
+                <w:sz w:val="24"/>
+                <w:szCs w:val="24"/>
+              </w:rPr>
+              <w:t xml:space="preserve"> method that accepts a medical record ID.</w:t>
             </w:r>
           </w:p>
         </w:tc>
@@ -6727,7 +7716,7 @@
           </w:tcPr>
           <w:p>
             <w:pPr>
-              <w:spacing w:line="276" w:lineRule="auto"/>
+              <w:spacing w:line="360" w:lineRule="auto"/>
               <w:jc w:val="both"/>
               <w:rPr>
                 <w:rFonts w:ascii="Arial" w:hAnsi="Arial" w:cs="Arial"/>
@@ -6737,6 +7726,7 @@
                 <w:szCs w:val="24"/>
               </w:rPr>
             </w:pPr>
+            <w:proofErr w:type="spellStart"/>
             <w:r>
               <w:rPr>
                 <w:rFonts w:ascii="Arial" w:hAnsi="Arial" w:cs="Arial"/>
@@ -6745,6 +7735,7 @@
               </w:rPr>
               <w:t>ConsultationFacadeImpl</w:t>
             </w:r>
+            <w:proofErr w:type="spellEnd"/>
           </w:p>
         </w:tc>
         <w:tc>
@@ -6754,7 +7745,7 @@
           </w:tcPr>
           <w:p>
             <w:pPr>
-              <w:spacing w:line="276" w:lineRule="auto"/>
+              <w:spacing w:line="360" w:lineRule="auto"/>
               <w:jc w:val="both"/>
               <w:rPr>
                 <w:rFonts w:ascii="Arial" w:hAnsi="Arial" w:cs="Arial"/>
@@ -6770,7 +7761,25 @@
                 <w:sz w:val="24"/>
                 <w:szCs w:val="24"/>
               </w:rPr>
-              <w:t>Implementation of the ConsultationFacade interface. It validates the required fields, checks the available stock for each prescribed medicine, saves the consultation and prescriptions, deducts the prescribed quantities from the inventory, and commits or rolls back all changes as one transaction.</w:t>
+              <w:t xml:space="preserve">Implementation of the </w:t>
+            </w:r>
+            <w:proofErr w:type="spellStart"/>
+            <w:r>
+              <w:rPr>
+                <w:rFonts w:ascii="Arial" w:hAnsi="Arial" w:cs="Arial"/>
+                <w:sz w:val="24"/>
+                <w:szCs w:val="24"/>
+              </w:rPr>
+              <w:t>ConsultationFacade</w:t>
+            </w:r>
+            <w:proofErr w:type="spellEnd"/>
+            <w:r>
+              <w:rPr>
+                <w:rFonts w:ascii="Arial" w:hAnsi="Arial" w:cs="Arial"/>
+                <w:sz w:val="24"/>
+                <w:szCs w:val="24"/>
+              </w:rPr>
+              <w:t xml:space="preserve"> interface. It validates the required fields, checks the available stock for each prescribed medicine, saves the consultation and prescriptions, deducts the prescribed quantities from the inventory, and commits or rolls back all changes as one transaction.</w:t>
             </w:r>
           </w:p>
         </w:tc>
@@ -6783,7 +7792,7 @@
           </w:tcPr>
           <w:p>
             <w:pPr>
-              <w:spacing w:line="276" w:lineRule="auto"/>
+              <w:spacing w:line="360" w:lineRule="auto"/>
               <w:jc w:val="both"/>
               <w:rPr>
                 <w:rFonts w:ascii="Arial" w:hAnsi="Arial" w:cs="Arial"/>
@@ -6793,6 +7802,7 @@
                 <w:szCs w:val="24"/>
               </w:rPr>
             </w:pPr>
+            <w:proofErr w:type="spellStart"/>
             <w:r>
               <w:rPr>
                 <w:rFonts w:ascii="Arial" w:hAnsi="Arial" w:cs="Arial"/>
@@ -6801,6 +7811,7 @@
               </w:rPr>
               <w:t>InsufficientStockException</w:t>
             </w:r>
+            <w:proofErr w:type="spellEnd"/>
           </w:p>
         </w:tc>
         <w:tc>
@@ -6810,7 +7821,7 @@
           </w:tcPr>
           <w:p>
             <w:pPr>
-              <w:spacing w:line="276" w:lineRule="auto"/>
+              <w:spacing w:line="360" w:lineRule="auto"/>
               <w:jc w:val="both"/>
               <w:rPr>
                 <w:rFonts w:ascii="Arial" w:hAnsi="Arial" w:cs="Arial"/>
@@ -6826,7 +7837,25 @@
                 <w:sz w:val="24"/>
                 <w:szCs w:val="24"/>
               </w:rPr>
-              <w:t xml:space="preserve">Custom exception thrown by the ConsultationFacadeImpl when the prescribed quantity is greater than the available stock. The </w:t>
+              <w:t xml:space="preserve">Custom exception thrown by the </w:t>
+            </w:r>
+            <w:proofErr w:type="spellStart"/>
+            <w:r>
+              <w:rPr>
+                <w:rFonts w:ascii="Arial" w:hAnsi="Arial" w:cs="Arial"/>
+                <w:sz w:val="24"/>
+                <w:szCs w:val="24"/>
+              </w:rPr>
+              <w:t>ConsultationFacadeImpl</w:t>
+            </w:r>
+            <w:proofErr w:type="spellEnd"/>
+            <w:r>
+              <w:rPr>
+                <w:rFonts w:ascii="Arial" w:hAnsi="Arial" w:cs="Arial"/>
+                <w:sz w:val="24"/>
+                <w:szCs w:val="24"/>
+              </w:rPr>
+              <w:t xml:space="preserve"> when the prescribed quantity is greater than the available stock. The </w:t>
             </w:r>
             <w:r>
               <w:rPr>
@@ -6863,7 +7892,7 @@
           </w:tcPr>
           <w:p>
             <w:pPr>
-              <w:spacing w:line="276" w:lineRule="auto"/>
+              <w:spacing w:line="360" w:lineRule="auto"/>
               <w:jc w:val="both"/>
               <w:rPr>
                 <w:rFonts w:ascii="Arial" w:hAnsi="Arial" w:cs="Arial"/>
@@ -6873,6 +7902,7 @@
                 <w:szCs w:val="24"/>
               </w:rPr>
             </w:pPr>
+            <w:proofErr w:type="spellStart"/>
             <w:r>
               <w:rPr>
                 <w:rFonts w:ascii="Arial" w:hAnsi="Arial" w:cs="Arial"/>
@@ -6881,6 +7911,7 @@
               </w:rPr>
               <w:t>ConsultationForm</w:t>
             </w:r>
+            <w:proofErr w:type="spellEnd"/>
           </w:p>
         </w:tc>
         <w:tc>
@@ -6890,7 +7921,7 @@
           </w:tcPr>
           <w:p>
             <w:pPr>
-              <w:spacing w:line="276" w:lineRule="auto"/>
+              <w:spacing w:line="360" w:lineRule="auto"/>
               <w:jc w:val="both"/>
               <w:rPr>
                 <w:rFonts w:ascii="Arial" w:hAnsi="Arial" w:cs="Arial"/>
@@ -6935,7 +7966,7 @@
           </w:tcPr>
           <w:p>
             <w:pPr>
-              <w:spacing w:line="276" w:lineRule="auto"/>
+              <w:spacing w:line="360" w:lineRule="auto"/>
               <w:jc w:val="both"/>
               <w:rPr>
                 <w:rFonts w:ascii="Arial" w:hAnsi="Arial" w:cs="Arial"/>
@@ -6962,7 +7993,7 @@
           </w:tcPr>
           <w:p>
             <w:pPr>
-              <w:spacing w:line="276" w:lineRule="auto"/>
+              <w:spacing w:line="360" w:lineRule="auto"/>
               <w:jc w:val="both"/>
               <w:rPr>
                 <w:rFonts w:ascii="Arial" w:hAnsi="Arial" w:cs="Arial"/>
@@ -6978,7 +8009,79 @@
                 <w:sz w:val="24"/>
                 <w:szCs w:val="24"/>
               </w:rPr>
-              <w:t>Shared model class containing staff_id, person_id, staff_number, position, and department. The staff_id of the logged-in staff is saved with the consultation and prescription.</w:t>
+              <w:t xml:space="preserve">Shared model class containing </w:t>
+            </w:r>
+            <w:proofErr w:type="spellStart"/>
+            <w:r>
+              <w:rPr>
+                <w:rFonts w:ascii="Arial" w:hAnsi="Arial" w:cs="Arial"/>
+                <w:sz w:val="24"/>
+                <w:szCs w:val="24"/>
+              </w:rPr>
+              <w:t>staff_id</w:t>
+            </w:r>
+            <w:proofErr w:type="spellEnd"/>
+            <w:r>
+              <w:rPr>
+                <w:rFonts w:ascii="Arial" w:hAnsi="Arial" w:cs="Arial"/>
+                <w:sz w:val="24"/>
+                <w:szCs w:val="24"/>
+              </w:rPr>
+              <w:t xml:space="preserve">, </w:t>
+            </w:r>
+            <w:proofErr w:type="spellStart"/>
+            <w:r>
+              <w:rPr>
+                <w:rFonts w:ascii="Arial" w:hAnsi="Arial" w:cs="Arial"/>
+                <w:sz w:val="24"/>
+                <w:szCs w:val="24"/>
+              </w:rPr>
+              <w:t>person_id</w:t>
+            </w:r>
+            <w:proofErr w:type="spellEnd"/>
+            <w:r>
+              <w:rPr>
+                <w:rFonts w:ascii="Arial" w:hAnsi="Arial" w:cs="Arial"/>
+                <w:sz w:val="24"/>
+                <w:szCs w:val="24"/>
+              </w:rPr>
+              <w:t xml:space="preserve">, </w:t>
+            </w:r>
+            <w:proofErr w:type="spellStart"/>
+            <w:r>
+              <w:rPr>
+                <w:rFonts w:ascii="Arial" w:hAnsi="Arial" w:cs="Arial"/>
+                <w:sz w:val="24"/>
+                <w:szCs w:val="24"/>
+              </w:rPr>
+              <w:t>staff_number</w:t>
+            </w:r>
+            <w:proofErr w:type="spellEnd"/>
+            <w:r>
+              <w:rPr>
+                <w:rFonts w:ascii="Arial" w:hAnsi="Arial" w:cs="Arial"/>
+                <w:sz w:val="24"/>
+                <w:szCs w:val="24"/>
+              </w:rPr>
+              <w:t xml:space="preserve">, position, and department. The </w:t>
+            </w:r>
+            <w:proofErr w:type="spellStart"/>
+            <w:r>
+              <w:rPr>
+                <w:rFonts w:ascii="Arial" w:hAnsi="Arial" w:cs="Arial"/>
+                <w:sz w:val="24"/>
+                <w:szCs w:val="24"/>
+              </w:rPr>
+              <w:t>staff_id</w:t>
+            </w:r>
+            <w:proofErr w:type="spellEnd"/>
+            <w:r>
+              <w:rPr>
+                <w:rFonts w:ascii="Arial" w:hAnsi="Arial" w:cs="Arial"/>
+                <w:sz w:val="24"/>
+                <w:szCs w:val="24"/>
+              </w:rPr>
+              <w:t xml:space="preserve"> of the logged-in staff is saved with the consultation and prescription.</w:t>
             </w:r>
           </w:p>
         </w:tc>
@@ -6991,7 +8094,7 @@
           </w:tcPr>
           <w:p>
             <w:pPr>
-              <w:spacing w:line="276" w:lineRule="auto"/>
+              <w:spacing w:line="360" w:lineRule="auto"/>
               <w:jc w:val="both"/>
               <w:rPr>
                 <w:rFonts w:ascii="Arial" w:hAnsi="Arial" w:cs="Arial"/>
@@ -7001,6 +8104,7 @@
                 <w:szCs w:val="24"/>
               </w:rPr>
             </w:pPr>
+            <w:proofErr w:type="spellStart"/>
             <w:r>
               <w:rPr>
                 <w:rFonts w:ascii="Arial" w:hAnsi="Arial" w:cs="Arial"/>
@@ -7009,6 +8113,7 @@
               </w:rPr>
               <w:t>MedicalRecord</w:t>
             </w:r>
+            <w:proofErr w:type="spellEnd"/>
           </w:p>
         </w:tc>
         <w:tc>
@@ -7018,7 +8123,7 @@
           </w:tcPr>
           <w:p>
             <w:pPr>
-              <w:spacing w:line="276" w:lineRule="auto"/>
+              <w:spacing w:line="360" w:lineRule="auto"/>
               <w:jc w:val="both"/>
               <w:rPr>
                 <w:rFonts w:ascii="Arial" w:hAnsi="Arial" w:cs="Arial"/>
@@ -7034,7 +8139,61 @@
                 <w:sz w:val="24"/>
                 <w:szCs w:val="24"/>
               </w:rPr>
-              <w:t>Shared model class containing medical_record_id, student_id, and medical_conditions. Identifies the patient's medical record that the consultation belongs to.</w:t>
+              <w:t xml:space="preserve">Shared model class containing </w:t>
+            </w:r>
+            <w:proofErr w:type="spellStart"/>
+            <w:r>
+              <w:rPr>
+                <w:rFonts w:ascii="Arial" w:hAnsi="Arial" w:cs="Arial"/>
+                <w:sz w:val="24"/>
+                <w:szCs w:val="24"/>
+              </w:rPr>
+              <w:t>medical_record_id</w:t>
+            </w:r>
+            <w:proofErr w:type="spellEnd"/>
+            <w:r>
+              <w:rPr>
+                <w:rFonts w:ascii="Arial" w:hAnsi="Arial" w:cs="Arial"/>
+                <w:sz w:val="24"/>
+                <w:szCs w:val="24"/>
+              </w:rPr>
+              <w:t xml:space="preserve">, </w:t>
+            </w:r>
+            <w:proofErr w:type="spellStart"/>
+            <w:r>
+              <w:rPr>
+                <w:rFonts w:ascii="Arial" w:hAnsi="Arial" w:cs="Arial"/>
+                <w:sz w:val="24"/>
+                <w:szCs w:val="24"/>
+              </w:rPr>
+              <w:t>student_id</w:t>
+            </w:r>
+            <w:proofErr w:type="spellEnd"/>
+            <w:r>
+              <w:rPr>
+                <w:rFonts w:ascii="Arial" w:hAnsi="Arial" w:cs="Arial"/>
+                <w:sz w:val="24"/>
+                <w:szCs w:val="24"/>
+              </w:rPr>
+              <w:t xml:space="preserve">, and </w:t>
+            </w:r>
+            <w:proofErr w:type="spellStart"/>
+            <w:r>
+              <w:rPr>
+                <w:rFonts w:ascii="Arial" w:hAnsi="Arial" w:cs="Arial"/>
+                <w:sz w:val="24"/>
+                <w:szCs w:val="24"/>
+              </w:rPr>
+              <w:t>medical_conditions</w:t>
+            </w:r>
+            <w:proofErr w:type="spellEnd"/>
+            <w:r>
+              <w:rPr>
+                <w:rFonts w:ascii="Arial" w:hAnsi="Arial" w:cs="Arial"/>
+                <w:sz w:val="24"/>
+                <w:szCs w:val="24"/>
+              </w:rPr>
+              <w:t>. Identifies the patient's medical record that the consultation belongs to.</w:t>
             </w:r>
           </w:p>
         </w:tc>
@@ -7047,7 +8206,7 @@
           </w:tcPr>
           <w:p>
             <w:pPr>
-              <w:spacing w:line="276" w:lineRule="auto"/>
+              <w:spacing w:line="360" w:lineRule="auto"/>
               <w:jc w:val="both"/>
               <w:rPr>
                 <w:rFonts w:ascii="Arial" w:hAnsi="Arial" w:cs="Arial"/>
@@ -7074,7 +8233,7 @@
           </w:tcPr>
           <w:p>
             <w:pPr>
-              <w:spacing w:line="276" w:lineRule="auto"/>
+              <w:spacing w:line="360" w:lineRule="auto"/>
               <w:jc w:val="both"/>
               <w:rPr>
                 <w:rFonts w:ascii="Arial" w:hAnsi="Arial" w:cs="Arial"/>
@@ -7090,7 +8249,115 @@
                 <w:sz w:val="24"/>
                 <w:szCs w:val="24"/>
               </w:rPr>
-              <w:t>Shared model classes for the student (student_id, person_id, student_number, academic_level, year_level, section_id) and the person (name and contact details). Used to display the patient's information.</w:t>
+              <w:t>Shared model classes for the student (</w:t>
+            </w:r>
+            <w:proofErr w:type="spellStart"/>
+            <w:r>
+              <w:rPr>
+                <w:rFonts w:ascii="Arial" w:hAnsi="Arial" w:cs="Arial"/>
+                <w:sz w:val="24"/>
+                <w:szCs w:val="24"/>
+              </w:rPr>
+              <w:t>student_id</w:t>
+            </w:r>
+            <w:proofErr w:type="spellEnd"/>
+            <w:r>
+              <w:rPr>
+                <w:rFonts w:ascii="Arial" w:hAnsi="Arial" w:cs="Arial"/>
+                <w:sz w:val="24"/>
+                <w:szCs w:val="24"/>
+              </w:rPr>
+              <w:t xml:space="preserve">, </w:t>
+            </w:r>
+            <w:proofErr w:type="spellStart"/>
+            <w:r>
+              <w:rPr>
+                <w:rFonts w:ascii="Arial" w:hAnsi="Arial" w:cs="Arial"/>
+                <w:sz w:val="24"/>
+                <w:szCs w:val="24"/>
+              </w:rPr>
+              <w:t>person_id</w:t>
+            </w:r>
+            <w:proofErr w:type="spellEnd"/>
+            <w:r>
+              <w:rPr>
+                <w:rFonts w:ascii="Arial" w:hAnsi="Arial" w:cs="Arial"/>
+                <w:sz w:val="24"/>
+                <w:szCs w:val="24"/>
+              </w:rPr>
+              <w:t xml:space="preserve">, </w:t>
+            </w:r>
+            <w:proofErr w:type="spellStart"/>
+            <w:r>
+              <w:rPr>
+                <w:rFonts w:ascii="Arial" w:hAnsi="Arial" w:cs="Arial"/>
+                <w:sz w:val="24"/>
+                <w:szCs w:val="24"/>
+              </w:rPr>
+              <w:t>student_number</w:t>
+            </w:r>
+            <w:proofErr w:type="spellEnd"/>
+            <w:r>
+              <w:rPr>
+                <w:rFonts w:ascii="Arial" w:hAnsi="Arial" w:cs="Arial"/>
+                <w:sz w:val="24"/>
+                <w:szCs w:val="24"/>
+              </w:rPr>
+              <w:t xml:space="preserve">, </w:t>
+            </w:r>
+            <w:proofErr w:type="spellStart"/>
+            <w:r>
+              <w:rPr>
+                <w:rFonts w:ascii="Arial" w:hAnsi="Arial" w:cs="Arial"/>
+                <w:sz w:val="24"/>
+                <w:szCs w:val="24"/>
+              </w:rPr>
+              <w:t>academic_level</w:t>
+            </w:r>
+            <w:proofErr w:type="spellEnd"/>
+            <w:r>
+              <w:rPr>
+                <w:rFonts w:ascii="Arial" w:hAnsi="Arial" w:cs="Arial"/>
+                <w:sz w:val="24"/>
+                <w:szCs w:val="24"/>
+              </w:rPr>
+              <w:t xml:space="preserve">, </w:t>
+            </w:r>
+            <w:proofErr w:type="spellStart"/>
+            <w:r>
+              <w:rPr>
+                <w:rFonts w:ascii="Arial" w:hAnsi="Arial" w:cs="Arial"/>
+                <w:sz w:val="24"/>
+                <w:szCs w:val="24"/>
+              </w:rPr>
+              <w:t>year_level</w:t>
+            </w:r>
+            <w:proofErr w:type="spellEnd"/>
+            <w:r>
+              <w:rPr>
+                <w:rFonts w:ascii="Arial" w:hAnsi="Arial" w:cs="Arial"/>
+                <w:sz w:val="24"/>
+                <w:szCs w:val="24"/>
+              </w:rPr>
+              <w:t xml:space="preserve">, </w:t>
+            </w:r>
+            <w:proofErr w:type="spellStart"/>
+            <w:r>
+              <w:rPr>
+                <w:rFonts w:ascii="Arial" w:hAnsi="Arial" w:cs="Arial"/>
+                <w:sz w:val="24"/>
+                <w:szCs w:val="24"/>
+              </w:rPr>
+              <w:t>section_id</w:t>
+            </w:r>
+            <w:proofErr w:type="spellEnd"/>
+            <w:r>
+              <w:rPr>
+                <w:rFonts w:ascii="Arial" w:hAnsi="Arial" w:cs="Arial"/>
+                <w:sz w:val="24"/>
+                <w:szCs w:val="24"/>
+              </w:rPr>
+              <w:t>) and the person (name and contact details). Used to display the patient's information.</w:t>
             </w:r>
           </w:p>
         </w:tc>
@@ -7103,7 +8370,7 @@
           </w:tcPr>
           <w:p>
             <w:pPr>
-              <w:spacing w:line="276" w:lineRule="auto"/>
+              <w:spacing w:line="360" w:lineRule="auto"/>
               <w:jc w:val="both"/>
               <w:rPr>
                 <w:rFonts w:ascii="Arial" w:hAnsi="Arial" w:cs="Arial"/>
@@ -7130,7 +8397,7 @@
           </w:tcPr>
           <w:p>
             <w:pPr>
-              <w:spacing w:line="276" w:lineRule="auto"/>
+              <w:spacing w:line="360" w:lineRule="auto"/>
               <w:jc w:val="both"/>
               <w:rPr>
                 <w:rFonts w:ascii="Arial" w:hAnsi="Arial" w:cs="Arial"/>
@@ -7162,7 +8429,43 @@
                 <w:sz w:val="24"/>
                 <w:szCs w:val="24"/>
               </w:rPr>
-              <w:t>containing medicine_id, medicine_name, category, and unit. Used to display the medicine name in the prescription.</w:t>
+              <w:t xml:space="preserve">containing </w:t>
+            </w:r>
+            <w:proofErr w:type="spellStart"/>
+            <w:r>
+              <w:rPr>
+                <w:rFonts w:ascii="Arial" w:hAnsi="Arial" w:cs="Arial"/>
+                <w:sz w:val="24"/>
+                <w:szCs w:val="24"/>
+              </w:rPr>
+              <w:t>medicine_id</w:t>
+            </w:r>
+            <w:proofErr w:type="spellEnd"/>
+            <w:r>
+              <w:rPr>
+                <w:rFonts w:ascii="Arial" w:hAnsi="Arial" w:cs="Arial"/>
+                <w:sz w:val="24"/>
+                <w:szCs w:val="24"/>
+              </w:rPr>
+              <w:t xml:space="preserve">, </w:t>
+            </w:r>
+            <w:proofErr w:type="spellStart"/>
+            <w:r>
+              <w:rPr>
+                <w:rFonts w:ascii="Arial" w:hAnsi="Arial" w:cs="Arial"/>
+                <w:sz w:val="24"/>
+                <w:szCs w:val="24"/>
+              </w:rPr>
+              <w:t>medicine_name</w:t>
+            </w:r>
+            <w:proofErr w:type="spellEnd"/>
+            <w:r>
+              <w:rPr>
+                <w:rFonts w:ascii="Arial" w:hAnsi="Arial" w:cs="Arial"/>
+                <w:sz w:val="24"/>
+                <w:szCs w:val="24"/>
+              </w:rPr>
+              <w:t>, category, and unit. Used to display the medicine name in the prescription.</w:t>
             </w:r>
           </w:p>
         </w:tc>
@@ -7175,7 +8478,7 @@
           </w:tcPr>
           <w:p>
             <w:pPr>
-              <w:spacing w:line="276" w:lineRule="auto"/>
+              <w:spacing w:line="360" w:lineRule="auto"/>
               <w:jc w:val="both"/>
               <w:rPr>
                 <w:rFonts w:ascii="Arial" w:hAnsi="Arial" w:cs="Arial"/>
@@ -7185,6 +8488,7 @@
                 <w:szCs w:val="24"/>
               </w:rPr>
             </w:pPr>
+            <w:proofErr w:type="spellStart"/>
             <w:r>
               <w:rPr>
                 <w:rFonts w:ascii="Arial" w:hAnsi="Arial" w:cs="Arial"/>
@@ -7193,6 +8497,7 @@
               </w:rPr>
               <w:t>InventoryItem</w:t>
             </w:r>
+            <w:proofErr w:type="spellEnd"/>
           </w:p>
         </w:tc>
         <w:tc>
@@ -7202,7 +8507,7 @@
           </w:tcPr>
           <w:p>
             <w:pPr>
-              <w:spacing w:line="276" w:lineRule="auto"/>
+              <w:spacing w:line="360" w:lineRule="auto"/>
               <w:jc w:val="both"/>
               <w:rPr>
                 <w:rFonts w:ascii="Arial" w:hAnsi="Arial" w:cs="Arial"/>
@@ -7218,7 +8523,98 @@
                 <w:sz w:val="24"/>
                 <w:szCs w:val="24"/>
               </w:rPr>
-              <w:t>Shared model class containing item_id, medicine_id, batch_number, stock_quantity, and expiration_date.</w:t>
+              <w:t xml:space="preserve">Shared model class containing </w:t>
+            </w:r>
+            <w:proofErr w:type="spellStart"/>
+            <w:r>
+              <w:rPr>
+                <w:rFonts w:ascii="Arial" w:hAnsi="Arial" w:cs="Arial"/>
+                <w:sz w:val="24"/>
+                <w:szCs w:val="24"/>
+              </w:rPr>
+              <w:t>item_id</w:t>
+            </w:r>
+            <w:proofErr w:type="spellEnd"/>
+            <w:r>
+              <w:rPr>
+                <w:rFonts w:ascii="Arial" w:hAnsi="Arial" w:cs="Arial"/>
+                <w:sz w:val="24"/>
+                <w:szCs w:val="24"/>
+              </w:rPr>
+              <w:t xml:space="preserve">, </w:t>
+            </w:r>
+            <w:proofErr w:type="spellStart"/>
+            <w:r>
+              <w:rPr>
+                <w:rFonts w:ascii="Arial" w:hAnsi="Arial" w:cs="Arial"/>
+                <w:sz w:val="24"/>
+                <w:szCs w:val="24"/>
+              </w:rPr>
+              <w:t>medicine_id</w:t>
+            </w:r>
+            <w:proofErr w:type="spellEnd"/>
+            <w:r>
+              <w:rPr>
+                <w:rFonts w:ascii="Arial" w:hAnsi="Arial" w:cs="Arial"/>
+                <w:sz w:val="24"/>
+                <w:szCs w:val="24"/>
+              </w:rPr>
+              <w:t xml:space="preserve">, </w:t>
+            </w:r>
+            <w:proofErr w:type="spellStart"/>
+            <w:r>
+              <w:rPr>
+                <w:rFonts w:ascii="Arial" w:hAnsi="Arial" w:cs="Arial"/>
+                <w:sz w:val="24"/>
+                <w:szCs w:val="24"/>
+              </w:rPr>
+              <w:lastRenderedPageBreak/>
+              <w:t>batch_number</w:t>
+            </w:r>
+            <w:proofErr w:type="spellEnd"/>
+            <w:r>
+              <w:rPr>
+                <w:rFonts w:ascii="Arial" w:hAnsi="Arial" w:cs="Arial"/>
+                <w:sz w:val="24"/>
+                <w:szCs w:val="24"/>
+              </w:rPr>
+              <w:t xml:space="preserve">, </w:t>
+            </w:r>
+            <w:proofErr w:type="spellStart"/>
+            <w:r>
+              <w:rPr>
+                <w:rFonts w:ascii="Arial" w:hAnsi="Arial" w:cs="Arial"/>
+                <w:sz w:val="24"/>
+                <w:szCs w:val="24"/>
+              </w:rPr>
+              <w:t>stock_quantity</w:t>
+            </w:r>
+            <w:proofErr w:type="spellEnd"/>
+            <w:r>
+              <w:rPr>
+                <w:rFonts w:ascii="Arial" w:hAnsi="Arial" w:cs="Arial"/>
+                <w:sz w:val="24"/>
+                <w:szCs w:val="24"/>
+              </w:rPr>
+              <w:t xml:space="preserve">, and </w:t>
+            </w:r>
+            <w:proofErr w:type="spellStart"/>
+            <w:r>
+              <w:rPr>
+                <w:rFonts w:ascii="Arial" w:hAnsi="Arial" w:cs="Arial"/>
+                <w:sz w:val="24"/>
+                <w:szCs w:val="24"/>
+              </w:rPr>
+              <w:t>expiration_date</w:t>
+            </w:r>
+            <w:proofErr w:type="spellEnd"/>
+            <w:r>
+              <w:rPr>
+                <w:rFonts w:ascii="Arial" w:hAnsi="Arial" w:cs="Arial"/>
+                <w:sz w:val="24"/>
+                <w:szCs w:val="24"/>
+              </w:rPr>
+              <w:t>.</w:t>
             </w:r>
           </w:p>
         </w:tc>
@@ -7231,7 +8627,7 @@
           </w:tcPr>
           <w:p>
             <w:pPr>
-              <w:spacing w:line="276" w:lineRule="auto"/>
+              <w:spacing w:line="360" w:lineRule="auto"/>
               <w:jc w:val="both"/>
               <w:rPr>
                 <w:rFonts w:ascii="Arial" w:hAnsi="Arial" w:cs="Arial"/>
@@ -7241,14 +8637,35 @@
                 <w:szCs w:val="24"/>
               </w:rPr>
             </w:pPr>
-            <w:r>
-              <w:rPr>
-                <w:rFonts w:ascii="Arial" w:hAnsi="Arial" w:cs="Arial"/>
-                <w:sz w:val="24"/>
-                <w:szCs w:val="24"/>
-              </w:rPr>
-              <w:t>InventoryDao / InventoryDaoImpl</w:t>
-            </w:r>
+            <w:proofErr w:type="spellStart"/>
+            <w:r>
+              <w:rPr>
+                <w:rFonts w:ascii="Arial" w:hAnsi="Arial" w:cs="Arial"/>
+                <w:sz w:val="24"/>
+                <w:szCs w:val="24"/>
+              </w:rPr>
+              <w:lastRenderedPageBreak/>
+              <w:t>InventoryDao</w:t>
+            </w:r>
+            <w:proofErr w:type="spellEnd"/>
+            <w:r>
+              <w:rPr>
+                <w:rFonts w:ascii="Arial" w:hAnsi="Arial" w:cs="Arial"/>
+                <w:sz w:val="24"/>
+                <w:szCs w:val="24"/>
+              </w:rPr>
+              <w:t xml:space="preserve"> / </w:t>
+            </w:r>
+            <w:proofErr w:type="spellStart"/>
+            <w:r>
+              <w:rPr>
+                <w:rFonts w:ascii="Arial" w:hAnsi="Arial" w:cs="Arial"/>
+                <w:sz w:val="24"/>
+                <w:szCs w:val="24"/>
+              </w:rPr>
+              <w:t>InventoryDaoImpl</w:t>
+            </w:r>
+            <w:proofErr w:type="spellEnd"/>
           </w:p>
         </w:tc>
         <w:tc>
@@ -7258,7 +8675,7 @@
           </w:tcPr>
           <w:p>
             <w:pPr>
-              <w:spacing w:line="276" w:lineRule="auto"/>
+              <w:spacing w:line="360" w:lineRule="auto"/>
               <w:jc w:val="both"/>
               <w:rPr>
                 <w:rFonts w:ascii="Arial" w:hAnsi="Arial" w:cs="Arial"/>
@@ -7274,7 +8691,61 @@
                 <w:sz w:val="24"/>
                 <w:szCs w:val="24"/>
               </w:rPr>
-              <w:t>DAO interface and implementation from the inventory stories. This story uses only the findById method (accepts an item ID) to read the available stock and the deductStock method (accepts an item ID and a quantity) to reduce stock_quantity.</w:t>
+              <w:t xml:space="preserve">DAO interface and implementation from the inventory stories. This story uses only the </w:t>
+            </w:r>
+            <w:proofErr w:type="spellStart"/>
+            <w:r>
+              <w:rPr>
+                <w:rFonts w:ascii="Arial" w:hAnsi="Arial" w:cs="Arial"/>
+                <w:sz w:val="24"/>
+                <w:szCs w:val="24"/>
+              </w:rPr>
+              <w:t>findById</w:t>
+            </w:r>
+            <w:proofErr w:type="spellEnd"/>
+            <w:r>
+              <w:rPr>
+                <w:rFonts w:ascii="Arial" w:hAnsi="Arial" w:cs="Arial"/>
+                <w:sz w:val="24"/>
+                <w:szCs w:val="24"/>
+              </w:rPr>
+              <w:t xml:space="preserve"> method (accepts an item ID) to read the available stock and the </w:t>
+            </w:r>
+            <w:proofErr w:type="spellStart"/>
+            <w:r>
+              <w:rPr>
+                <w:rFonts w:ascii="Arial" w:hAnsi="Arial" w:cs="Arial"/>
+                <w:sz w:val="24"/>
+                <w:szCs w:val="24"/>
+              </w:rPr>
+              <w:t>deductStock</w:t>
+            </w:r>
+            <w:proofErr w:type="spellEnd"/>
+            <w:r>
+              <w:rPr>
+                <w:rFonts w:ascii="Arial" w:hAnsi="Arial" w:cs="Arial"/>
+                <w:sz w:val="24"/>
+                <w:szCs w:val="24"/>
+              </w:rPr>
+              <w:t xml:space="preserve"> method (accepts an item ID and a quantity) to reduce </w:t>
+            </w:r>
+            <w:proofErr w:type="spellStart"/>
+            <w:r>
+              <w:rPr>
+                <w:rFonts w:ascii="Arial" w:hAnsi="Arial" w:cs="Arial"/>
+                <w:sz w:val="24"/>
+                <w:szCs w:val="24"/>
+              </w:rPr>
+              <w:t>stock_quantity</w:t>
+            </w:r>
+            <w:proofErr w:type="spellEnd"/>
+            <w:r>
+              <w:rPr>
+                <w:rFonts w:ascii="Arial" w:hAnsi="Arial" w:cs="Arial"/>
+                <w:sz w:val="24"/>
+                <w:szCs w:val="24"/>
+              </w:rPr>
+              <w:t>.</w:t>
             </w:r>
           </w:p>
         </w:tc>
@@ -7282,6 +8753,7 @@
     </w:tbl>
     <w:p>
       <w:pPr>
+        <w:spacing w:line="360" w:lineRule="auto"/>
         <w:jc w:val="both"/>
         <w:rPr>
           <w:rFonts w:ascii="Arial" w:hAnsi="Arial" w:cs="Arial"/>

--- a/resources/Solution outline CA-6 Consultation.docx
+++ b/resources/Solution outline CA-6 Consultation.docx
@@ -220,25 +220,7 @@
           <w:sz w:val="24"/>
           <w:szCs w:val="24"/>
         </w:rPr>
-        <w:t xml:space="preserve">Presentation Layer (UI): The </w:t>
-      </w:r>
-      <w:proofErr w:type="spellStart"/>
-      <w:r>
-        <w:rPr>
-          <w:rFonts w:ascii="Arial" w:hAnsi="Arial" w:cs="Arial"/>
-          <w:sz w:val="24"/>
-          <w:szCs w:val="24"/>
-        </w:rPr>
-        <w:t>ConsultationForm</w:t>
-      </w:r>
-      <w:proofErr w:type="spellEnd"/>
-      <w:r>
-        <w:rPr>
-          <w:rFonts w:ascii="Arial" w:hAnsi="Arial" w:cs="Arial"/>
-          <w:sz w:val="24"/>
-          <w:szCs w:val="24"/>
-        </w:rPr>
-        <w:t xml:space="preserve"> screen where clinic staff enter the diagnosis, treatment plan and prescription and view saved consultations. It performs preliminary validation to ensure required fields are filled in before calling the service.</w:t>
+        <w:t>Presentation Layer (UI): The ConsultationForm screen where clinic staff enter the diagnosis, treatment plan and prescription and view saved consultations. It performs preliminary validation to ensure required fields are filled in before calling the service.</w:t>
       </w:r>
     </w:p>
     <w:p>
@@ -262,43 +244,7 @@
           <w:sz w:val="24"/>
           <w:szCs w:val="24"/>
         </w:rPr>
-        <w:t>Business Logic Layer (</w:t>
-      </w:r>
-      <w:proofErr w:type="spellStart"/>
-      <w:r>
-        <w:rPr>
-          <w:rFonts w:ascii="Arial" w:hAnsi="Arial" w:cs="Arial"/>
-          <w:sz w:val="24"/>
-          <w:szCs w:val="24"/>
-        </w:rPr>
-        <w:t>ConsultationFacade</w:t>
-      </w:r>
-      <w:proofErr w:type="spellEnd"/>
-      <w:r>
-        <w:rPr>
-          <w:rFonts w:ascii="Arial" w:hAnsi="Arial" w:cs="Arial"/>
-          <w:sz w:val="24"/>
-          <w:szCs w:val="24"/>
-        </w:rPr>
-        <w:t xml:space="preserve">): Validates the consultation, checks the available stock, saves the consultation and prescriptions, deducts the prescribed quantity from the inventory, and commits or rolls back everything as one transaction. It throws </w:t>
-      </w:r>
-      <w:proofErr w:type="spellStart"/>
-      <w:r>
-        <w:rPr>
-          <w:rFonts w:ascii="Arial" w:hAnsi="Arial" w:cs="Arial"/>
-          <w:sz w:val="24"/>
-          <w:szCs w:val="24"/>
-        </w:rPr>
-        <w:t>InsufficientStockException</w:t>
-      </w:r>
-      <w:proofErr w:type="spellEnd"/>
-      <w:r>
-        <w:rPr>
-          <w:rFonts w:ascii="Arial" w:hAnsi="Arial" w:cs="Arial"/>
-          <w:sz w:val="24"/>
-          <w:szCs w:val="24"/>
-        </w:rPr>
-        <w:t xml:space="preserve"> when the stock is not enough.</w:t>
+        <w:t>Business Logic Layer (ConsultationFacade): Validates the consultation, checks the available stock, saves the consultation and prescriptions, deducts the prescribed quantity from the inventory, and commits or rolls back everything as one transaction. It throws InsufficientStockException when the stock is not enough.</w:t>
       </w:r>
     </w:p>
     <w:p>
@@ -667,17 +613,7 @@
           <w:szCs w:val="24"/>
         </w:rPr>
         <w:lastRenderedPageBreak/>
-        <w:t xml:space="preserve">Sequence </w:t>
-      </w:r>
-      <w:proofErr w:type="gramStart"/>
-      <w:r>
-        <w:rPr>
-          <w:rFonts w:ascii="Arial" w:hAnsi="Arial" w:cs="Arial"/>
-          <w:color w:val="auto"/>
-          <w:sz w:val="24"/>
-          <w:szCs w:val="24"/>
-        </w:rPr>
-        <w:t>Diagram</w:t>
+        <w:t>Sequence Diagram</w:t>
       </w:r>
       <w:r>
         <w:rPr>
@@ -686,17 +622,7 @@
           <w:sz w:val="24"/>
           <w:szCs w:val="24"/>
         </w:rPr>
-        <w:t>(</w:t>
-      </w:r>
-      <w:proofErr w:type="gramEnd"/>
-      <w:r>
-        <w:rPr>
-          <w:rFonts w:ascii="Arial" w:hAnsi="Arial" w:cs="Arial"/>
-          <w:color w:val="auto"/>
-          <w:sz w:val="24"/>
-          <w:szCs w:val="24"/>
-        </w:rPr>
-        <w:t>Save consultation)</w:t>
+        <w:t>(Save consultation)</w:t>
       </w:r>
     </w:p>
     <w:p>
@@ -784,27 +710,7 @@
           <w:szCs w:val="24"/>
         </w:rPr>
         <w:lastRenderedPageBreak/>
-        <w:t xml:space="preserve">Sequence </w:t>
-      </w:r>
-      <w:proofErr w:type="gramStart"/>
-      <w:r>
-        <w:rPr>
-          <w:rFonts w:ascii="Arial" w:hAnsi="Arial" w:cs="Arial"/>
-          <w:color w:val="auto"/>
-          <w:sz w:val="24"/>
-          <w:szCs w:val="24"/>
-        </w:rPr>
-        <w:t>Diagram(</w:t>
-      </w:r>
-      <w:proofErr w:type="gramEnd"/>
-      <w:r>
-        <w:rPr>
-          <w:rFonts w:ascii="Arial" w:hAnsi="Arial" w:cs="Arial"/>
-          <w:color w:val="auto"/>
-          <w:sz w:val="24"/>
-          <w:szCs w:val="24"/>
-        </w:rPr>
-        <w:t>View consultation)</w:t>
+        <w:t>Sequence Diagram(View consultation)</w:t>
       </w:r>
     </w:p>
     <w:p>
@@ -870,17 +776,6 @@
           <w:sz w:val="24"/>
           <w:szCs w:val="24"/>
         </w:rPr>
-      </w:pPr>
-    </w:p>
-    <w:p>
-      <w:pPr>
-        <w:spacing w:line="360" w:lineRule="auto"/>
-        <w:jc w:val="center"/>
-        <w:rPr>
-          <w:rFonts w:ascii="Arial" w:hAnsi="Arial" w:cs="Arial"/>
-          <w:sz w:val="24"/>
-          <w:szCs w:val="24"/>
-        </w:rPr>
         <w:sectPr>
           <w:pgSz w:w="15840" w:h="12240" w:orient="landscape"/>
           <w:pgMar w:top="1800" w:right="1008" w:bottom="1800" w:left="1008" w:header="720" w:footer="720" w:gutter="0"/>
@@ -929,10 +824,9 @@
           <w:sz w:val="24"/>
           <w:szCs w:val="24"/>
         </w:rPr>
-        <w:lastRenderedPageBreak/>
         <w:drawing>
-          <wp:inline distT="0" distB="0" distL="0" distR="0" wp14:anchorId="58037242" wp14:editId="1C271178">
-            <wp:extent cx="9144000" cy="6248400"/>
+          <wp:inline distT="0" distB="0" distL="0" distR="0" wp14:anchorId="58037242" wp14:editId="54095076">
+            <wp:extent cx="9144000" cy="6038850"/>
             <wp:effectExtent l="0" t="0" r="0" b="0"/>
             <wp:docPr id="2" name="Picture 2"/>
             <wp:cNvGraphicFramePr>
@@ -954,7 +848,7 @@
                   <pic:spPr>
                     <a:xfrm>
                       <a:off x="0" y="0"/>
-                      <a:ext cx="9144000" cy="6248400"/>
+                      <a:ext cx="9144000" cy="6038850"/>
                     </a:xfrm>
                     <a:prstGeom prst="rect">
                       <a:avLst/>
@@ -1155,7 +1049,6 @@
                 <w:szCs w:val="24"/>
               </w:rPr>
             </w:pPr>
-            <w:proofErr w:type="spellStart"/>
             <w:r>
               <w:rPr>
                 <w:rFonts w:ascii="Arial" w:eastAsia="Arial" w:hAnsi="Arial" w:cs="Arial"/>
@@ -1164,7 +1057,6 @@
               </w:rPr>
               <w:t>person_id</w:t>
             </w:r>
-            <w:proofErr w:type="spellEnd"/>
           </w:p>
         </w:tc>
         <w:tc>
@@ -1237,7 +1129,6 @@
                 <w:szCs w:val="24"/>
               </w:rPr>
             </w:pPr>
-            <w:proofErr w:type="spellStart"/>
             <w:r>
               <w:rPr>
                 <w:rFonts w:ascii="Arial" w:eastAsia="Arial" w:hAnsi="Arial" w:cs="Arial"/>
@@ -1246,7 +1137,6 @@
               </w:rPr>
               <w:t>last_name</w:t>
             </w:r>
-            <w:proofErr w:type="spellEnd"/>
           </w:p>
         </w:tc>
         <w:tc>
@@ -1319,7 +1209,6 @@
                 <w:szCs w:val="24"/>
               </w:rPr>
             </w:pPr>
-            <w:proofErr w:type="spellStart"/>
             <w:r>
               <w:rPr>
                 <w:rFonts w:ascii="Arial" w:eastAsia="Arial" w:hAnsi="Arial" w:cs="Arial"/>
@@ -1328,7 +1217,6 @@
               </w:rPr>
               <w:t>first_name</w:t>
             </w:r>
-            <w:proofErr w:type="spellEnd"/>
           </w:p>
         </w:tc>
         <w:tc>
@@ -1401,7 +1289,6 @@
                 <w:szCs w:val="24"/>
               </w:rPr>
             </w:pPr>
-            <w:proofErr w:type="spellStart"/>
             <w:r>
               <w:rPr>
                 <w:rFonts w:ascii="Arial" w:eastAsia="Arial" w:hAnsi="Arial" w:cs="Arial"/>
@@ -1410,7 +1297,6 @@
               </w:rPr>
               <w:t>middle_name</w:t>
             </w:r>
-            <w:proofErr w:type="spellEnd"/>
           </w:p>
         </w:tc>
         <w:tc>
@@ -1563,7 +1449,6 @@
                 <w:szCs w:val="24"/>
               </w:rPr>
             </w:pPr>
-            <w:proofErr w:type="spellStart"/>
             <w:r>
               <w:rPr>
                 <w:rFonts w:ascii="Arial" w:eastAsia="Arial" w:hAnsi="Arial" w:cs="Arial"/>
@@ -1572,7 +1457,6 @@
               </w:rPr>
               <w:t>date_of_birth</w:t>
             </w:r>
-            <w:proofErr w:type="spellEnd"/>
           </w:p>
         </w:tc>
         <w:tc>
@@ -1805,7 +1689,6 @@
                 <w:szCs w:val="24"/>
               </w:rPr>
             </w:pPr>
-            <w:proofErr w:type="spellStart"/>
             <w:r>
               <w:rPr>
                 <w:rFonts w:ascii="Arial" w:eastAsia="Arial" w:hAnsi="Arial" w:cs="Arial"/>
@@ -1814,7 +1697,6 @@
               </w:rPr>
               <w:t>contact_number</w:t>
             </w:r>
-            <w:proofErr w:type="spellEnd"/>
           </w:p>
         </w:tc>
         <w:tc>
@@ -2021,7 +1903,6 @@
                 <w:szCs w:val="24"/>
               </w:rPr>
             </w:pPr>
-            <w:proofErr w:type="spellStart"/>
             <w:r>
               <w:rPr>
                 <w:rFonts w:ascii="Arial" w:eastAsia="Arial" w:hAnsi="Arial" w:cs="Arial"/>
@@ -2030,7 +1911,6 @@
               </w:rPr>
               <w:t>student_id</w:t>
             </w:r>
-            <w:proofErr w:type="spellEnd"/>
           </w:p>
         </w:tc>
         <w:tc>
@@ -2104,7 +1984,6 @@
                 <w:szCs w:val="24"/>
               </w:rPr>
             </w:pPr>
-            <w:proofErr w:type="spellStart"/>
             <w:r>
               <w:rPr>
                 <w:rFonts w:ascii="Arial" w:eastAsia="Arial" w:hAnsi="Arial" w:cs="Arial"/>
@@ -2113,7 +1992,6 @@
               </w:rPr>
               <w:t>person_id</w:t>
             </w:r>
-            <w:proofErr w:type="spellEnd"/>
           </w:p>
         </w:tc>
         <w:tc>
@@ -2189,7 +2067,6 @@
                 <w:szCs w:val="24"/>
               </w:rPr>
             </w:pPr>
-            <w:proofErr w:type="spellStart"/>
             <w:r>
               <w:rPr>
                 <w:rFonts w:ascii="Arial" w:eastAsia="Arial" w:hAnsi="Arial" w:cs="Arial"/>
@@ -2198,7 +2075,6 @@
               </w:rPr>
               <w:t>student_number</w:t>
             </w:r>
-            <w:proofErr w:type="spellEnd"/>
           </w:p>
         </w:tc>
         <w:tc>
@@ -2273,7 +2149,6 @@
                 <w:szCs w:val="24"/>
               </w:rPr>
             </w:pPr>
-            <w:proofErr w:type="spellStart"/>
             <w:r>
               <w:rPr>
                 <w:rFonts w:ascii="Arial" w:eastAsia="Arial" w:hAnsi="Arial" w:cs="Arial"/>
@@ -2282,7 +2157,6 @@
               </w:rPr>
               <w:t>academic_level</w:t>
             </w:r>
-            <w:proofErr w:type="spellEnd"/>
           </w:p>
         </w:tc>
         <w:tc>
@@ -2356,7 +2230,6 @@
                 <w:szCs w:val="24"/>
               </w:rPr>
             </w:pPr>
-            <w:proofErr w:type="spellStart"/>
             <w:r>
               <w:rPr>
                 <w:rFonts w:ascii="Arial" w:eastAsia="Arial" w:hAnsi="Arial" w:cs="Arial"/>
@@ -2365,7 +2238,6 @@
               </w:rPr>
               <w:t>year_level</w:t>
             </w:r>
-            <w:proofErr w:type="spellEnd"/>
           </w:p>
         </w:tc>
         <w:tc>
@@ -2441,7 +2313,6 @@
                 <w:szCs w:val="24"/>
               </w:rPr>
             </w:pPr>
-            <w:proofErr w:type="spellStart"/>
             <w:r>
               <w:rPr>
                 <w:rFonts w:ascii="Arial" w:eastAsia="Arial" w:hAnsi="Arial" w:cs="Arial"/>
@@ -2451,7 +2322,6 @@
               <w:lastRenderedPageBreak/>
               <w:t>section_id</w:t>
             </w:r>
-            <w:proofErr w:type="spellEnd"/>
           </w:p>
         </w:tc>
         <w:tc>
@@ -2661,7 +2531,6 @@
                 <w:szCs w:val="24"/>
               </w:rPr>
             </w:pPr>
-            <w:proofErr w:type="spellStart"/>
             <w:r>
               <w:rPr>
                 <w:rFonts w:ascii="Arial" w:eastAsia="Arial" w:hAnsi="Arial" w:cs="Arial"/>
@@ -2670,7 +2539,6 @@
               </w:rPr>
               <w:t>staff_id</w:t>
             </w:r>
-            <w:proofErr w:type="spellEnd"/>
           </w:p>
         </w:tc>
         <w:tc>
@@ -2746,7 +2614,6 @@
                 <w:szCs w:val="24"/>
               </w:rPr>
             </w:pPr>
-            <w:proofErr w:type="spellStart"/>
             <w:r>
               <w:rPr>
                 <w:rFonts w:ascii="Arial" w:eastAsia="Arial" w:hAnsi="Arial" w:cs="Arial"/>
@@ -2755,7 +2622,6 @@
               </w:rPr>
               <w:t>person_id</w:t>
             </w:r>
-            <w:proofErr w:type="spellEnd"/>
           </w:p>
         </w:tc>
         <w:tc>
@@ -2831,7 +2697,6 @@
                 <w:szCs w:val="24"/>
               </w:rPr>
             </w:pPr>
-            <w:proofErr w:type="spellStart"/>
             <w:r>
               <w:rPr>
                 <w:rFonts w:ascii="Arial" w:eastAsia="Arial" w:hAnsi="Arial" w:cs="Arial"/>
@@ -2840,7 +2705,6 @@
               </w:rPr>
               <w:t>staff_number</w:t>
             </w:r>
-            <w:proofErr w:type="spellEnd"/>
           </w:p>
         </w:tc>
         <w:tc>
@@ -3216,7 +3080,6 @@
                 <w:szCs w:val="24"/>
               </w:rPr>
             </w:pPr>
-            <w:proofErr w:type="spellStart"/>
             <w:r>
               <w:rPr>
                 <w:rFonts w:ascii="Arial" w:eastAsia="Arial" w:hAnsi="Arial" w:cs="Arial"/>
@@ -3225,7 +3088,6 @@
               </w:rPr>
               <w:t>consultation_id</w:t>
             </w:r>
-            <w:proofErr w:type="spellEnd"/>
           </w:p>
         </w:tc>
         <w:tc>
@@ -3300,7 +3162,6 @@
                 <w:szCs w:val="24"/>
               </w:rPr>
             </w:pPr>
-            <w:proofErr w:type="spellStart"/>
             <w:r>
               <w:rPr>
                 <w:rFonts w:ascii="Arial" w:eastAsia="Arial" w:hAnsi="Arial" w:cs="Arial"/>
@@ -3309,7 +3170,6 @@
               </w:rPr>
               <w:t>medical_record_id</w:t>
             </w:r>
-            <w:proofErr w:type="spellEnd"/>
           </w:p>
         </w:tc>
         <w:tc>
@@ -3383,7 +3243,6 @@
                 <w:szCs w:val="24"/>
               </w:rPr>
             </w:pPr>
-            <w:proofErr w:type="spellStart"/>
             <w:r>
               <w:rPr>
                 <w:rFonts w:ascii="Arial" w:eastAsia="Arial" w:hAnsi="Arial" w:cs="Arial"/>
@@ -3392,7 +3251,6 @@
               </w:rPr>
               <w:t>staff_id</w:t>
             </w:r>
-            <w:proofErr w:type="spellEnd"/>
           </w:p>
         </w:tc>
         <w:tc>
@@ -3466,7 +3324,6 @@
                 <w:szCs w:val="24"/>
               </w:rPr>
             </w:pPr>
-            <w:proofErr w:type="spellStart"/>
             <w:r>
               <w:rPr>
                 <w:rFonts w:ascii="Arial" w:eastAsia="Arial" w:hAnsi="Arial" w:cs="Arial"/>
@@ -3475,7 +3332,6 @@
               </w:rPr>
               <w:t>record_type</w:t>
             </w:r>
-            <w:proofErr w:type="spellEnd"/>
           </w:p>
         </w:tc>
         <w:tc>
@@ -3555,17 +3411,14 @@
                 <w:szCs w:val="24"/>
               </w:rPr>
             </w:pPr>
-            <w:proofErr w:type="spellStart"/>
             <w:r>
               <w:rPr>
                 <w:rFonts w:ascii="Arial" w:eastAsia="Arial" w:hAnsi="Arial" w:cs="Arial"/>
                 <w:sz w:val="24"/>
                 <w:szCs w:val="24"/>
               </w:rPr>
-              <w:lastRenderedPageBreak/>
               <w:t>consultation_date</w:t>
             </w:r>
-            <w:proofErr w:type="spellEnd"/>
           </w:p>
         </w:tc>
         <w:tc>
@@ -3866,7 +3719,6 @@
                 <w:szCs w:val="24"/>
               </w:rPr>
             </w:pPr>
-            <w:proofErr w:type="spellStart"/>
             <w:r>
               <w:rPr>
                 <w:rFonts w:ascii="Arial" w:eastAsia="Arial" w:hAnsi="Arial" w:cs="Arial"/>
@@ -3875,7 +3727,6 @@
               </w:rPr>
               <w:t>action_taken</w:t>
             </w:r>
-            <w:proofErr w:type="spellEnd"/>
           </w:p>
         </w:tc>
         <w:tc>
@@ -4158,7 +4009,6 @@
                 <w:szCs w:val="24"/>
               </w:rPr>
             </w:pPr>
-            <w:proofErr w:type="spellStart"/>
             <w:r>
               <w:rPr>
                 <w:rFonts w:ascii="Arial" w:eastAsia="Arial" w:hAnsi="Arial" w:cs="Arial"/>
@@ -4167,7 +4017,6 @@
               </w:rPr>
               <w:t>medical_record_id</w:t>
             </w:r>
-            <w:proofErr w:type="spellEnd"/>
           </w:p>
         </w:tc>
         <w:tc>
@@ -4243,7 +4092,6 @@
                 <w:szCs w:val="24"/>
               </w:rPr>
             </w:pPr>
-            <w:proofErr w:type="spellStart"/>
             <w:r>
               <w:rPr>
                 <w:rFonts w:ascii="Arial" w:eastAsia="Arial" w:hAnsi="Arial" w:cs="Arial"/>
@@ -4252,7 +4100,6 @@
               </w:rPr>
               <w:t>student_id</w:t>
             </w:r>
-            <w:proofErr w:type="spellEnd"/>
           </w:p>
         </w:tc>
         <w:tc>
@@ -4328,7 +4175,6 @@
                 <w:szCs w:val="24"/>
               </w:rPr>
             </w:pPr>
-            <w:proofErr w:type="spellStart"/>
             <w:r>
               <w:rPr>
                 <w:rFonts w:ascii="Arial" w:eastAsia="Arial" w:hAnsi="Arial" w:cs="Arial"/>
@@ -4337,7 +4183,6 @@
               </w:rPr>
               <w:t>medical_conditions</w:t>
             </w:r>
-            <w:proofErr w:type="spellEnd"/>
           </w:p>
         </w:tc>
         <w:tc>
@@ -4547,7 +4392,6 @@
                 <w:szCs w:val="24"/>
               </w:rPr>
             </w:pPr>
-            <w:proofErr w:type="spellStart"/>
             <w:r>
               <w:rPr>
                 <w:rFonts w:ascii="Arial" w:eastAsia="Arial" w:hAnsi="Arial" w:cs="Arial"/>
@@ -4556,7 +4400,6 @@
               </w:rPr>
               <w:t>medicine_id</w:t>
             </w:r>
-            <w:proofErr w:type="spellEnd"/>
           </w:p>
         </w:tc>
         <w:tc>
@@ -4632,7 +4475,6 @@
                 <w:szCs w:val="24"/>
               </w:rPr>
             </w:pPr>
-            <w:proofErr w:type="spellStart"/>
             <w:r>
               <w:rPr>
                 <w:rFonts w:ascii="Arial" w:eastAsia="Arial" w:hAnsi="Arial" w:cs="Arial"/>
@@ -4641,7 +4483,6 @@
               </w:rPr>
               <w:t>medicine_name</w:t>
             </w:r>
-            <w:proofErr w:type="spellEnd"/>
           </w:p>
         </w:tc>
         <w:tc>
@@ -4812,7 +4653,6 @@
                 <w:sz w:val="24"/>
                 <w:szCs w:val="24"/>
               </w:rPr>
-              <w:lastRenderedPageBreak/>
               <w:t>unit</w:t>
             </w:r>
           </w:p>
@@ -5019,7 +4859,6 @@
                 <w:szCs w:val="24"/>
               </w:rPr>
             </w:pPr>
-            <w:proofErr w:type="spellStart"/>
             <w:r>
               <w:rPr>
                 <w:rFonts w:ascii="Arial" w:eastAsia="Arial" w:hAnsi="Arial" w:cs="Arial"/>
@@ -5028,7 +4867,6 @@
               </w:rPr>
               <w:t>prescription_id</w:t>
             </w:r>
-            <w:proofErr w:type="spellEnd"/>
           </w:p>
         </w:tc>
         <w:tc>
@@ -5103,7 +4941,6 @@
                 <w:szCs w:val="24"/>
               </w:rPr>
             </w:pPr>
-            <w:proofErr w:type="spellStart"/>
             <w:r>
               <w:rPr>
                 <w:rFonts w:ascii="Arial" w:eastAsia="Arial" w:hAnsi="Arial" w:cs="Arial"/>
@@ -5112,7 +4949,6 @@
               </w:rPr>
               <w:t>consultation_id</w:t>
             </w:r>
-            <w:proofErr w:type="spellEnd"/>
           </w:p>
         </w:tc>
         <w:tc>
@@ -5187,7 +5023,6 @@
                 <w:szCs w:val="24"/>
               </w:rPr>
             </w:pPr>
-            <w:proofErr w:type="spellStart"/>
             <w:r>
               <w:rPr>
                 <w:rFonts w:ascii="Arial" w:eastAsia="Arial" w:hAnsi="Arial" w:cs="Arial"/>
@@ -5196,7 +5031,6 @@
               </w:rPr>
               <w:t>item_id</w:t>
             </w:r>
-            <w:proofErr w:type="spellEnd"/>
           </w:p>
         </w:tc>
         <w:tc>
@@ -5271,7 +5105,6 @@
                 <w:szCs w:val="24"/>
               </w:rPr>
             </w:pPr>
-            <w:proofErr w:type="spellStart"/>
             <w:r>
               <w:rPr>
                 <w:rFonts w:ascii="Arial" w:eastAsia="Arial" w:hAnsi="Arial" w:cs="Arial"/>
@@ -5280,7 +5113,6 @@
               </w:rPr>
               <w:t>staff_id</w:t>
             </w:r>
-            <w:proofErr w:type="spellEnd"/>
           </w:p>
         </w:tc>
         <w:tc>
@@ -5351,7 +5183,6 @@
                 <w:szCs w:val="24"/>
               </w:rPr>
             </w:pPr>
-            <w:proofErr w:type="spellStart"/>
             <w:r>
               <w:rPr>
                 <w:rFonts w:ascii="Arial" w:eastAsia="Arial" w:hAnsi="Arial" w:cs="Arial"/>
@@ -5360,7 +5191,6 @@
               </w:rPr>
               <w:t>medication_quantity</w:t>
             </w:r>
-            <w:proofErr w:type="spellEnd"/>
           </w:p>
         </w:tc>
         <w:tc>
@@ -5874,7 +5704,6 @@
                 <w:szCs w:val="24"/>
               </w:rPr>
             </w:pPr>
-            <w:proofErr w:type="spellStart"/>
             <w:r>
               <w:rPr>
                 <w:rFonts w:ascii="Arial" w:eastAsia="Arial" w:hAnsi="Arial" w:cs="Arial"/>
@@ -5884,7 +5713,6 @@
               <w:lastRenderedPageBreak/>
               <w:t>item_id</w:t>
             </w:r>
-            <w:proofErr w:type="spellEnd"/>
           </w:p>
         </w:tc>
         <w:tc>
@@ -5959,7 +5787,6 @@
                 <w:szCs w:val="24"/>
               </w:rPr>
             </w:pPr>
-            <w:proofErr w:type="spellStart"/>
             <w:r>
               <w:rPr>
                 <w:rFonts w:ascii="Arial" w:eastAsia="Arial" w:hAnsi="Arial" w:cs="Arial"/>
@@ -5968,7 +5795,6 @@
               </w:rPr>
               <w:t>medicine_id</w:t>
             </w:r>
-            <w:proofErr w:type="spellEnd"/>
           </w:p>
         </w:tc>
         <w:tc>
@@ -6043,7 +5869,6 @@
                 <w:szCs w:val="24"/>
               </w:rPr>
             </w:pPr>
-            <w:proofErr w:type="spellStart"/>
             <w:r>
               <w:rPr>
                 <w:rFonts w:ascii="Arial" w:eastAsia="Arial" w:hAnsi="Arial" w:cs="Arial"/>
@@ -6052,7 +5877,6 @@
               </w:rPr>
               <w:t>batch_number</w:t>
             </w:r>
-            <w:proofErr w:type="spellEnd"/>
           </w:p>
         </w:tc>
         <w:tc>
@@ -6126,7 +5950,6 @@
                 <w:szCs w:val="24"/>
               </w:rPr>
             </w:pPr>
-            <w:proofErr w:type="spellStart"/>
             <w:r>
               <w:rPr>
                 <w:rFonts w:ascii="Arial" w:eastAsia="Arial" w:hAnsi="Arial" w:cs="Arial"/>
@@ -6135,7 +5958,6 @@
               </w:rPr>
               <w:t>stock_quantity</w:t>
             </w:r>
-            <w:proofErr w:type="spellEnd"/>
           </w:p>
         </w:tc>
         <w:tc>
@@ -6205,7 +6027,6 @@
                 <w:szCs w:val="24"/>
               </w:rPr>
             </w:pPr>
-            <w:proofErr w:type="spellStart"/>
             <w:r>
               <w:rPr>
                 <w:rFonts w:ascii="Arial" w:eastAsia="Arial" w:hAnsi="Arial" w:cs="Arial"/>
@@ -6214,7 +6035,6 @@
               </w:rPr>
               <w:t>expiration_date</w:t>
             </w:r>
-            <w:proofErr w:type="spellEnd"/>
           </w:p>
         </w:tc>
         <w:tc>
@@ -6336,25 +6156,7 @@
           <w:sz w:val="24"/>
           <w:szCs w:val="24"/>
         </w:rPr>
-        <w:t xml:space="preserve">The </w:t>
-      </w:r>
-      <w:proofErr w:type="spellStart"/>
-      <w:r>
-        <w:rPr>
-          <w:rFonts w:ascii="Arial" w:hAnsi="Arial" w:cs="Arial"/>
-          <w:sz w:val="24"/>
-          <w:szCs w:val="24"/>
-        </w:rPr>
-        <w:t>ConsultationForm</w:t>
-      </w:r>
-      <w:proofErr w:type="spellEnd"/>
-      <w:r>
-        <w:rPr>
-          <w:rFonts w:ascii="Arial" w:hAnsi="Arial" w:cs="Arial"/>
-          <w:sz w:val="24"/>
-          <w:szCs w:val="24"/>
-        </w:rPr>
-        <w:t xml:space="preserve"> screen is used by clinic staff to record a patient's consultation and to view the patient's consultation history. It contains the following elements:</w:t>
+        <w:t>The ConsultationForm screen is used by clinic staff to record a patient's consultation and to view the patient's consultation history. It contains the following elements:</w:t>
       </w:r>
     </w:p>
     <w:p>
@@ -6969,115 +6771,7 @@
                 <w:sz w:val="24"/>
                 <w:szCs w:val="24"/>
               </w:rPr>
-              <w:t xml:space="preserve">Model class containing </w:t>
-            </w:r>
-            <w:proofErr w:type="spellStart"/>
-            <w:r>
-              <w:rPr>
-                <w:rFonts w:ascii="Arial" w:hAnsi="Arial" w:cs="Arial"/>
-                <w:sz w:val="24"/>
-                <w:szCs w:val="24"/>
-              </w:rPr>
-              <w:t>consultation_id</w:t>
-            </w:r>
-            <w:proofErr w:type="spellEnd"/>
-            <w:r>
-              <w:rPr>
-                <w:rFonts w:ascii="Arial" w:hAnsi="Arial" w:cs="Arial"/>
-                <w:sz w:val="24"/>
-                <w:szCs w:val="24"/>
-              </w:rPr>
-              <w:t xml:space="preserve">, </w:t>
-            </w:r>
-            <w:proofErr w:type="spellStart"/>
-            <w:r>
-              <w:rPr>
-                <w:rFonts w:ascii="Arial" w:hAnsi="Arial" w:cs="Arial"/>
-                <w:sz w:val="24"/>
-                <w:szCs w:val="24"/>
-              </w:rPr>
-              <w:t>medical_record_id</w:t>
-            </w:r>
-            <w:proofErr w:type="spellEnd"/>
-            <w:r>
-              <w:rPr>
-                <w:rFonts w:ascii="Arial" w:hAnsi="Arial" w:cs="Arial"/>
-                <w:sz w:val="24"/>
-                <w:szCs w:val="24"/>
-              </w:rPr>
-              <w:t xml:space="preserve">, </w:t>
-            </w:r>
-            <w:proofErr w:type="spellStart"/>
-            <w:r>
-              <w:rPr>
-                <w:rFonts w:ascii="Arial" w:hAnsi="Arial" w:cs="Arial"/>
-                <w:sz w:val="24"/>
-                <w:szCs w:val="24"/>
-              </w:rPr>
-              <w:t>staff_id</w:t>
-            </w:r>
-            <w:proofErr w:type="spellEnd"/>
-            <w:r>
-              <w:rPr>
-                <w:rFonts w:ascii="Arial" w:hAnsi="Arial" w:cs="Arial"/>
-                <w:sz w:val="24"/>
-                <w:szCs w:val="24"/>
-              </w:rPr>
-              <w:t xml:space="preserve">, </w:t>
-            </w:r>
-            <w:proofErr w:type="spellStart"/>
-            <w:r>
-              <w:rPr>
-                <w:rFonts w:ascii="Arial" w:hAnsi="Arial" w:cs="Arial"/>
-                <w:sz w:val="24"/>
-                <w:szCs w:val="24"/>
-              </w:rPr>
-              <w:t>record_type</w:t>
-            </w:r>
-            <w:proofErr w:type="spellEnd"/>
-            <w:r>
-              <w:rPr>
-                <w:rFonts w:ascii="Arial" w:hAnsi="Arial" w:cs="Arial"/>
-                <w:sz w:val="24"/>
-                <w:szCs w:val="24"/>
-              </w:rPr>
-              <w:t xml:space="preserve">, </w:t>
-            </w:r>
-            <w:proofErr w:type="spellStart"/>
-            <w:r>
-              <w:rPr>
-                <w:rFonts w:ascii="Arial" w:hAnsi="Arial" w:cs="Arial"/>
-                <w:sz w:val="24"/>
-                <w:szCs w:val="24"/>
-              </w:rPr>
-              <w:t>consultation_date</w:t>
-            </w:r>
-            <w:proofErr w:type="spellEnd"/>
-            <w:r>
-              <w:rPr>
-                <w:rFonts w:ascii="Arial" w:hAnsi="Arial" w:cs="Arial"/>
-                <w:sz w:val="24"/>
-                <w:szCs w:val="24"/>
-              </w:rPr>
-              <w:t xml:space="preserve">, complaint, diagnosis, treatment, </w:t>
-            </w:r>
-            <w:proofErr w:type="spellStart"/>
-            <w:r>
-              <w:rPr>
-                <w:rFonts w:ascii="Arial" w:hAnsi="Arial" w:cs="Arial"/>
-                <w:sz w:val="24"/>
-                <w:szCs w:val="24"/>
-              </w:rPr>
-              <w:t>action_taken</w:t>
-            </w:r>
-            <w:proofErr w:type="spellEnd"/>
-            <w:r>
-              <w:rPr>
-                <w:rFonts w:ascii="Arial" w:hAnsi="Arial" w:cs="Arial"/>
-                <w:sz w:val="24"/>
-                <w:szCs w:val="24"/>
-              </w:rPr>
-              <w:t>, and remarks.</w:t>
+              <w:t>Model class containing consultation_id, medical_record_id, staff_id, record_type, consultation_date, complaint, diagnosis, treatment, action_taken, and remarks.</w:t>
             </w:r>
           </w:p>
         </w:tc>
@@ -7133,97 +6827,7 @@
                 <w:sz w:val="24"/>
                 <w:szCs w:val="24"/>
               </w:rPr>
-              <w:t xml:space="preserve">Model class containing </w:t>
-            </w:r>
-            <w:proofErr w:type="spellStart"/>
-            <w:r>
-              <w:rPr>
-                <w:rFonts w:ascii="Arial" w:hAnsi="Arial" w:cs="Arial"/>
-                <w:sz w:val="24"/>
-                <w:szCs w:val="24"/>
-              </w:rPr>
-              <w:t>prescription_id</w:t>
-            </w:r>
-            <w:proofErr w:type="spellEnd"/>
-            <w:r>
-              <w:rPr>
-                <w:rFonts w:ascii="Arial" w:hAnsi="Arial" w:cs="Arial"/>
-                <w:sz w:val="24"/>
-                <w:szCs w:val="24"/>
-              </w:rPr>
-              <w:t xml:space="preserve">, </w:t>
-            </w:r>
-            <w:proofErr w:type="spellStart"/>
-            <w:r>
-              <w:rPr>
-                <w:rFonts w:ascii="Arial" w:hAnsi="Arial" w:cs="Arial"/>
-                <w:sz w:val="24"/>
-                <w:szCs w:val="24"/>
-              </w:rPr>
-              <w:t>consultation_id</w:t>
-            </w:r>
-            <w:proofErr w:type="spellEnd"/>
-            <w:r>
-              <w:rPr>
-                <w:rFonts w:ascii="Arial" w:hAnsi="Arial" w:cs="Arial"/>
-                <w:sz w:val="24"/>
-                <w:szCs w:val="24"/>
-              </w:rPr>
-              <w:t xml:space="preserve">, </w:t>
-            </w:r>
-            <w:proofErr w:type="spellStart"/>
-            <w:r>
-              <w:rPr>
-                <w:rFonts w:ascii="Arial" w:hAnsi="Arial" w:cs="Arial"/>
-                <w:sz w:val="24"/>
-                <w:szCs w:val="24"/>
-              </w:rPr>
-              <w:t>item_id</w:t>
-            </w:r>
-            <w:proofErr w:type="spellEnd"/>
-            <w:r>
-              <w:rPr>
-                <w:rFonts w:ascii="Arial" w:hAnsi="Arial" w:cs="Arial"/>
-                <w:sz w:val="24"/>
-                <w:szCs w:val="24"/>
-              </w:rPr>
-              <w:t xml:space="preserve">, </w:t>
-            </w:r>
-            <w:proofErr w:type="spellStart"/>
-            <w:r>
-              <w:rPr>
-                <w:rFonts w:ascii="Arial" w:hAnsi="Arial" w:cs="Arial"/>
-                <w:sz w:val="24"/>
-                <w:szCs w:val="24"/>
-              </w:rPr>
-              <w:t>staff_id</w:t>
-            </w:r>
-            <w:proofErr w:type="spellEnd"/>
-            <w:r>
-              <w:rPr>
-                <w:rFonts w:ascii="Arial" w:hAnsi="Arial" w:cs="Arial"/>
-                <w:sz w:val="24"/>
-                <w:szCs w:val="24"/>
-              </w:rPr>
-              <w:t xml:space="preserve">, </w:t>
-            </w:r>
-            <w:proofErr w:type="spellStart"/>
-            <w:r>
-              <w:rPr>
-                <w:rFonts w:ascii="Arial" w:hAnsi="Arial" w:cs="Arial"/>
-                <w:sz w:val="24"/>
-                <w:szCs w:val="24"/>
-              </w:rPr>
-              <w:t>medication_quantity</w:t>
-            </w:r>
-            <w:proofErr w:type="spellEnd"/>
-            <w:r>
-              <w:rPr>
-                <w:rFonts w:ascii="Arial" w:hAnsi="Arial" w:cs="Arial"/>
-                <w:sz w:val="24"/>
-                <w:szCs w:val="24"/>
-              </w:rPr>
-              <w:t>, dosage, frequency, duration, and instructions.</w:t>
+              <w:t>Model class containing prescription_id, consultation_id, item_id, staff_id, medication_quantity, dosage, frequency, duration, and instructions.</w:t>
             </w:r>
           </w:p>
         </w:tc>
@@ -7246,7 +6850,6 @@
                 <w:szCs w:val="24"/>
               </w:rPr>
             </w:pPr>
-            <w:proofErr w:type="spellStart"/>
             <w:r>
               <w:rPr>
                 <w:rFonts w:ascii="Arial" w:hAnsi="Arial" w:cs="Arial"/>
@@ -7255,7 +6858,6 @@
               </w:rPr>
               <w:t>ConsultationDao</w:t>
             </w:r>
-            <w:proofErr w:type="spellEnd"/>
           </w:p>
         </w:tc>
         <w:tc>
@@ -7317,7 +6919,6 @@
               </w:rPr>
               <w:t xml:space="preserve"> parameter and a </w:t>
             </w:r>
-            <w:proofErr w:type="spellStart"/>
             <w:r>
               <w:rPr>
                 <w:rStyle w:val="HTMLCode"/>
@@ -7327,7 +6928,6 @@
               </w:rPr>
               <w:t>findByMedicalRecordId</w:t>
             </w:r>
-            <w:proofErr w:type="spellEnd"/>
             <w:r>
               <w:rPr>
                 <w:rFonts w:ascii="Arial" w:hAnsi="Arial" w:cs="Arial"/>
@@ -7357,7 +6957,6 @@
                 <w:szCs w:val="24"/>
               </w:rPr>
             </w:pPr>
-            <w:proofErr w:type="spellStart"/>
             <w:r>
               <w:rPr>
                 <w:rFonts w:ascii="Arial" w:hAnsi="Arial" w:cs="Arial"/>
@@ -7366,7 +6965,6 @@
               </w:rPr>
               <w:t>ConsultationDaoImpl</w:t>
             </w:r>
-            <w:proofErr w:type="spellEnd"/>
           </w:p>
         </w:tc>
         <w:tc>
@@ -7394,7 +6992,6 @@
               </w:rPr>
               <w:t xml:space="preserve">Implementation of the </w:t>
             </w:r>
-            <w:proofErr w:type="spellStart"/>
             <w:r>
               <w:rPr>
                 <w:rStyle w:val="HTMLCode"/>
@@ -7404,7 +7001,6 @@
               </w:rPr>
               <w:t>ConsultationDao</w:t>
             </w:r>
-            <w:proofErr w:type="spellEnd"/>
             <w:r>
               <w:rPr>
                 <w:rFonts w:ascii="Arial" w:hAnsi="Arial" w:cs="Arial"/>
@@ -7434,7 +7030,6 @@
                 <w:szCs w:val="24"/>
               </w:rPr>
             </w:pPr>
-            <w:proofErr w:type="spellStart"/>
             <w:r>
               <w:rPr>
                 <w:rFonts w:ascii="Arial" w:hAnsi="Arial" w:cs="Arial"/>
@@ -7443,7 +7038,6 @@
               </w:rPr>
               <w:t>PrescriptionDao</w:t>
             </w:r>
-            <w:proofErr w:type="spellEnd"/>
           </w:p>
         </w:tc>
         <w:tc>
@@ -7505,7 +7099,6 @@
               </w:rPr>
               <w:t xml:space="preserve"> parameter and a </w:t>
             </w:r>
-            <w:proofErr w:type="spellStart"/>
             <w:r>
               <w:rPr>
                 <w:rStyle w:val="HTMLCode"/>
@@ -7515,7 +7108,6 @@
               </w:rPr>
               <w:t>findByConsultationId</w:t>
             </w:r>
-            <w:proofErr w:type="spellEnd"/>
             <w:r>
               <w:rPr>
                 <w:rFonts w:ascii="Arial" w:hAnsi="Arial" w:cs="Arial"/>
@@ -7545,7 +7137,6 @@
                 <w:szCs w:val="24"/>
               </w:rPr>
             </w:pPr>
-            <w:proofErr w:type="spellStart"/>
             <w:r>
               <w:rPr>
                 <w:rFonts w:ascii="Arial" w:hAnsi="Arial" w:cs="Arial"/>
@@ -7554,7 +7145,6 @@
               </w:rPr>
               <w:t>PrescriptionDaoImpl</w:t>
             </w:r>
-            <w:proofErr w:type="spellEnd"/>
           </w:p>
         </w:tc>
         <w:tc>
@@ -7582,7 +7172,6 @@
               </w:rPr>
               <w:t xml:space="preserve">Implementation of the </w:t>
             </w:r>
-            <w:proofErr w:type="spellStart"/>
             <w:r>
               <w:rPr>
                 <w:rStyle w:val="HTMLCode"/>
@@ -7592,7 +7181,6 @@
               </w:rPr>
               <w:t>PrescriptionDao</w:t>
             </w:r>
-            <w:proofErr w:type="spellEnd"/>
             <w:r>
               <w:rPr>
                 <w:rFonts w:ascii="Arial" w:hAnsi="Arial" w:cs="Arial"/>
@@ -7631,17 +7219,14 @@
                 <w:szCs w:val="24"/>
               </w:rPr>
             </w:pPr>
-            <w:proofErr w:type="spellStart"/>
-            <w:r>
-              <w:rPr>
-                <w:rFonts w:ascii="Arial" w:hAnsi="Arial" w:cs="Arial"/>
-                <w:sz w:val="24"/>
-                <w:szCs w:val="24"/>
-              </w:rPr>
-              <w:lastRenderedPageBreak/>
+            <w:r>
+              <w:rPr>
+                <w:rFonts w:ascii="Arial" w:hAnsi="Arial" w:cs="Arial"/>
+                <w:sz w:val="24"/>
+                <w:szCs w:val="24"/>
+              </w:rPr>
               <w:t>ConsultationFacade</w:t>
             </w:r>
-            <w:proofErr w:type="spellEnd"/>
           </w:p>
         </w:tc>
         <w:tc>
@@ -7667,43 +7252,7 @@
                 <w:sz w:val="24"/>
                 <w:szCs w:val="24"/>
               </w:rPr>
-              <w:t xml:space="preserve">Service interface that specifies the </w:t>
-            </w:r>
-            <w:proofErr w:type="spellStart"/>
-            <w:r>
-              <w:rPr>
-                <w:rFonts w:ascii="Arial" w:hAnsi="Arial" w:cs="Arial"/>
-                <w:sz w:val="24"/>
-                <w:szCs w:val="24"/>
-              </w:rPr>
-              <w:t>saveConsultation</w:t>
-            </w:r>
-            <w:proofErr w:type="spellEnd"/>
-            <w:r>
-              <w:rPr>
-                <w:rFonts w:ascii="Arial" w:hAnsi="Arial" w:cs="Arial"/>
-                <w:sz w:val="24"/>
-                <w:szCs w:val="24"/>
-              </w:rPr>
-              <w:t xml:space="preserve"> method, which accepts a consultation and a list of prescriptions, and the </w:t>
-            </w:r>
-            <w:proofErr w:type="spellStart"/>
-            <w:r>
-              <w:rPr>
-                <w:rFonts w:ascii="Arial" w:hAnsi="Arial" w:cs="Arial"/>
-                <w:sz w:val="24"/>
-                <w:szCs w:val="24"/>
-              </w:rPr>
-              <w:t>getConsultationsByMedicalRecord</w:t>
-            </w:r>
-            <w:proofErr w:type="spellEnd"/>
-            <w:r>
-              <w:rPr>
-                <w:rFonts w:ascii="Arial" w:hAnsi="Arial" w:cs="Arial"/>
-                <w:sz w:val="24"/>
-                <w:szCs w:val="24"/>
-              </w:rPr>
-              <w:t xml:space="preserve"> method that accepts a medical record ID.</w:t>
+              <w:t>Service interface that specifies the saveConsultation method, which accepts a consultation and a list of prescriptions, and the getConsultationsByMedicalRecord method that accepts a medical record ID.</w:t>
             </w:r>
           </w:p>
         </w:tc>
@@ -7726,7 +7275,6 @@
                 <w:szCs w:val="24"/>
               </w:rPr>
             </w:pPr>
-            <w:proofErr w:type="spellStart"/>
             <w:r>
               <w:rPr>
                 <w:rFonts w:ascii="Arial" w:hAnsi="Arial" w:cs="Arial"/>
@@ -7735,7 +7283,6 @@
               </w:rPr>
               <w:t>ConsultationFacadeImpl</w:t>
             </w:r>
-            <w:proofErr w:type="spellEnd"/>
           </w:p>
         </w:tc>
         <w:tc>
@@ -7761,25 +7308,7 @@
                 <w:sz w:val="24"/>
                 <w:szCs w:val="24"/>
               </w:rPr>
-              <w:t xml:space="preserve">Implementation of the </w:t>
-            </w:r>
-            <w:proofErr w:type="spellStart"/>
-            <w:r>
-              <w:rPr>
-                <w:rFonts w:ascii="Arial" w:hAnsi="Arial" w:cs="Arial"/>
-                <w:sz w:val="24"/>
-                <w:szCs w:val="24"/>
-              </w:rPr>
-              <w:t>ConsultationFacade</w:t>
-            </w:r>
-            <w:proofErr w:type="spellEnd"/>
-            <w:r>
-              <w:rPr>
-                <w:rFonts w:ascii="Arial" w:hAnsi="Arial" w:cs="Arial"/>
-                <w:sz w:val="24"/>
-                <w:szCs w:val="24"/>
-              </w:rPr>
-              <w:t xml:space="preserve"> interface. It validates the required fields, checks the available stock for each prescribed medicine, saves the consultation and prescriptions, deducts the prescribed quantities from the inventory, and commits or rolls back all changes as one transaction.</w:t>
+              <w:t>Implementation of the ConsultationFacade interface. It validates the required fields, checks the available stock for each prescribed medicine, saves the consultation and prescriptions, deducts the prescribed quantities from the inventory, and commits or rolls back all changes as one transaction.</w:t>
             </w:r>
           </w:p>
         </w:tc>
@@ -7802,7 +7331,6 @@
                 <w:szCs w:val="24"/>
               </w:rPr>
             </w:pPr>
-            <w:proofErr w:type="spellStart"/>
             <w:r>
               <w:rPr>
                 <w:rFonts w:ascii="Arial" w:hAnsi="Arial" w:cs="Arial"/>
@@ -7811,7 +7339,6 @@
               </w:rPr>
               <w:t>InsufficientStockException</w:t>
             </w:r>
-            <w:proofErr w:type="spellEnd"/>
           </w:p>
         </w:tc>
         <w:tc>
@@ -7837,25 +7364,7 @@
                 <w:sz w:val="24"/>
                 <w:szCs w:val="24"/>
               </w:rPr>
-              <w:t xml:space="preserve">Custom exception thrown by the </w:t>
-            </w:r>
-            <w:proofErr w:type="spellStart"/>
-            <w:r>
-              <w:rPr>
-                <w:rFonts w:ascii="Arial" w:hAnsi="Arial" w:cs="Arial"/>
-                <w:sz w:val="24"/>
-                <w:szCs w:val="24"/>
-              </w:rPr>
-              <w:t>ConsultationFacadeImpl</w:t>
-            </w:r>
-            <w:proofErr w:type="spellEnd"/>
-            <w:r>
-              <w:rPr>
-                <w:rFonts w:ascii="Arial" w:hAnsi="Arial" w:cs="Arial"/>
-                <w:sz w:val="24"/>
-                <w:szCs w:val="24"/>
-              </w:rPr>
-              <w:t xml:space="preserve"> when the prescribed quantity is greater than the available stock. The </w:t>
+              <w:t xml:space="preserve">Custom exception thrown by the ConsultationFacadeImpl when the prescribed quantity is greater than the available stock. The </w:t>
             </w:r>
             <w:r>
               <w:rPr>
@@ -7902,7 +7411,6 @@
                 <w:szCs w:val="24"/>
               </w:rPr>
             </w:pPr>
-            <w:proofErr w:type="spellStart"/>
             <w:r>
               <w:rPr>
                 <w:rFonts w:ascii="Arial" w:hAnsi="Arial" w:cs="Arial"/>
@@ -7911,7 +7419,6 @@
               </w:rPr>
               <w:t>ConsultationForm</w:t>
             </w:r>
-            <w:proofErr w:type="spellEnd"/>
           </w:p>
         </w:tc>
         <w:tc>
@@ -8009,79 +7516,7 @@
                 <w:sz w:val="24"/>
                 <w:szCs w:val="24"/>
               </w:rPr>
-              <w:t xml:space="preserve">Shared model class containing </w:t>
-            </w:r>
-            <w:proofErr w:type="spellStart"/>
-            <w:r>
-              <w:rPr>
-                <w:rFonts w:ascii="Arial" w:hAnsi="Arial" w:cs="Arial"/>
-                <w:sz w:val="24"/>
-                <w:szCs w:val="24"/>
-              </w:rPr>
-              <w:t>staff_id</w:t>
-            </w:r>
-            <w:proofErr w:type="spellEnd"/>
-            <w:r>
-              <w:rPr>
-                <w:rFonts w:ascii="Arial" w:hAnsi="Arial" w:cs="Arial"/>
-                <w:sz w:val="24"/>
-                <w:szCs w:val="24"/>
-              </w:rPr>
-              <w:t xml:space="preserve">, </w:t>
-            </w:r>
-            <w:proofErr w:type="spellStart"/>
-            <w:r>
-              <w:rPr>
-                <w:rFonts w:ascii="Arial" w:hAnsi="Arial" w:cs="Arial"/>
-                <w:sz w:val="24"/>
-                <w:szCs w:val="24"/>
-              </w:rPr>
-              <w:t>person_id</w:t>
-            </w:r>
-            <w:proofErr w:type="spellEnd"/>
-            <w:r>
-              <w:rPr>
-                <w:rFonts w:ascii="Arial" w:hAnsi="Arial" w:cs="Arial"/>
-                <w:sz w:val="24"/>
-                <w:szCs w:val="24"/>
-              </w:rPr>
-              <w:t xml:space="preserve">, </w:t>
-            </w:r>
-            <w:proofErr w:type="spellStart"/>
-            <w:r>
-              <w:rPr>
-                <w:rFonts w:ascii="Arial" w:hAnsi="Arial" w:cs="Arial"/>
-                <w:sz w:val="24"/>
-                <w:szCs w:val="24"/>
-              </w:rPr>
-              <w:t>staff_number</w:t>
-            </w:r>
-            <w:proofErr w:type="spellEnd"/>
-            <w:r>
-              <w:rPr>
-                <w:rFonts w:ascii="Arial" w:hAnsi="Arial" w:cs="Arial"/>
-                <w:sz w:val="24"/>
-                <w:szCs w:val="24"/>
-              </w:rPr>
-              <w:t xml:space="preserve">, position, and department. The </w:t>
-            </w:r>
-            <w:proofErr w:type="spellStart"/>
-            <w:r>
-              <w:rPr>
-                <w:rFonts w:ascii="Arial" w:hAnsi="Arial" w:cs="Arial"/>
-                <w:sz w:val="24"/>
-                <w:szCs w:val="24"/>
-              </w:rPr>
-              <w:t>staff_id</w:t>
-            </w:r>
-            <w:proofErr w:type="spellEnd"/>
-            <w:r>
-              <w:rPr>
-                <w:rFonts w:ascii="Arial" w:hAnsi="Arial" w:cs="Arial"/>
-                <w:sz w:val="24"/>
-                <w:szCs w:val="24"/>
-              </w:rPr>
-              <w:t xml:space="preserve"> of the logged-in staff is saved with the consultation and prescription.</w:t>
+              <w:t>Shared model class containing staff_id, person_id, staff_number, position, and department. The staff_id of the logged-in staff is saved with the consultation and prescription.</w:t>
             </w:r>
           </w:p>
         </w:tc>
@@ -8104,7 +7539,6 @@
                 <w:szCs w:val="24"/>
               </w:rPr>
             </w:pPr>
-            <w:proofErr w:type="spellStart"/>
             <w:r>
               <w:rPr>
                 <w:rFonts w:ascii="Arial" w:hAnsi="Arial" w:cs="Arial"/>
@@ -8113,7 +7547,6 @@
               </w:rPr>
               <w:t>MedicalRecord</w:t>
             </w:r>
-            <w:proofErr w:type="spellEnd"/>
           </w:p>
         </w:tc>
         <w:tc>
@@ -8139,61 +7572,7 @@
                 <w:sz w:val="24"/>
                 <w:szCs w:val="24"/>
               </w:rPr>
-              <w:t xml:space="preserve">Shared model class containing </w:t>
-            </w:r>
-            <w:proofErr w:type="spellStart"/>
-            <w:r>
-              <w:rPr>
-                <w:rFonts w:ascii="Arial" w:hAnsi="Arial" w:cs="Arial"/>
-                <w:sz w:val="24"/>
-                <w:szCs w:val="24"/>
-              </w:rPr>
-              <w:t>medical_record_id</w:t>
-            </w:r>
-            <w:proofErr w:type="spellEnd"/>
-            <w:r>
-              <w:rPr>
-                <w:rFonts w:ascii="Arial" w:hAnsi="Arial" w:cs="Arial"/>
-                <w:sz w:val="24"/>
-                <w:szCs w:val="24"/>
-              </w:rPr>
-              <w:t xml:space="preserve">, </w:t>
-            </w:r>
-            <w:proofErr w:type="spellStart"/>
-            <w:r>
-              <w:rPr>
-                <w:rFonts w:ascii="Arial" w:hAnsi="Arial" w:cs="Arial"/>
-                <w:sz w:val="24"/>
-                <w:szCs w:val="24"/>
-              </w:rPr>
-              <w:t>student_id</w:t>
-            </w:r>
-            <w:proofErr w:type="spellEnd"/>
-            <w:r>
-              <w:rPr>
-                <w:rFonts w:ascii="Arial" w:hAnsi="Arial" w:cs="Arial"/>
-                <w:sz w:val="24"/>
-                <w:szCs w:val="24"/>
-              </w:rPr>
-              <w:t xml:space="preserve">, and </w:t>
-            </w:r>
-            <w:proofErr w:type="spellStart"/>
-            <w:r>
-              <w:rPr>
-                <w:rFonts w:ascii="Arial" w:hAnsi="Arial" w:cs="Arial"/>
-                <w:sz w:val="24"/>
-                <w:szCs w:val="24"/>
-              </w:rPr>
-              <w:t>medical_conditions</w:t>
-            </w:r>
-            <w:proofErr w:type="spellEnd"/>
-            <w:r>
-              <w:rPr>
-                <w:rFonts w:ascii="Arial" w:hAnsi="Arial" w:cs="Arial"/>
-                <w:sz w:val="24"/>
-                <w:szCs w:val="24"/>
-              </w:rPr>
-              <w:t>. Identifies the patient's medical record that the consultation belongs to.</w:t>
+              <w:t>Shared model class containing medical_record_id, student_id, and medical_conditions. Identifies the patient's medical record that the consultation belongs to.</w:t>
             </w:r>
           </w:p>
         </w:tc>
@@ -8249,115 +7628,7 @@
                 <w:sz w:val="24"/>
                 <w:szCs w:val="24"/>
               </w:rPr>
-              <w:t>Shared model classes for the student (</w:t>
-            </w:r>
-            <w:proofErr w:type="spellStart"/>
-            <w:r>
-              <w:rPr>
-                <w:rFonts w:ascii="Arial" w:hAnsi="Arial" w:cs="Arial"/>
-                <w:sz w:val="24"/>
-                <w:szCs w:val="24"/>
-              </w:rPr>
-              <w:t>student_id</w:t>
-            </w:r>
-            <w:proofErr w:type="spellEnd"/>
-            <w:r>
-              <w:rPr>
-                <w:rFonts w:ascii="Arial" w:hAnsi="Arial" w:cs="Arial"/>
-                <w:sz w:val="24"/>
-                <w:szCs w:val="24"/>
-              </w:rPr>
-              <w:t xml:space="preserve">, </w:t>
-            </w:r>
-            <w:proofErr w:type="spellStart"/>
-            <w:r>
-              <w:rPr>
-                <w:rFonts w:ascii="Arial" w:hAnsi="Arial" w:cs="Arial"/>
-                <w:sz w:val="24"/>
-                <w:szCs w:val="24"/>
-              </w:rPr>
-              <w:t>person_id</w:t>
-            </w:r>
-            <w:proofErr w:type="spellEnd"/>
-            <w:r>
-              <w:rPr>
-                <w:rFonts w:ascii="Arial" w:hAnsi="Arial" w:cs="Arial"/>
-                <w:sz w:val="24"/>
-                <w:szCs w:val="24"/>
-              </w:rPr>
-              <w:t xml:space="preserve">, </w:t>
-            </w:r>
-            <w:proofErr w:type="spellStart"/>
-            <w:r>
-              <w:rPr>
-                <w:rFonts w:ascii="Arial" w:hAnsi="Arial" w:cs="Arial"/>
-                <w:sz w:val="24"/>
-                <w:szCs w:val="24"/>
-              </w:rPr>
-              <w:t>student_number</w:t>
-            </w:r>
-            <w:proofErr w:type="spellEnd"/>
-            <w:r>
-              <w:rPr>
-                <w:rFonts w:ascii="Arial" w:hAnsi="Arial" w:cs="Arial"/>
-                <w:sz w:val="24"/>
-                <w:szCs w:val="24"/>
-              </w:rPr>
-              <w:t xml:space="preserve">, </w:t>
-            </w:r>
-            <w:proofErr w:type="spellStart"/>
-            <w:r>
-              <w:rPr>
-                <w:rFonts w:ascii="Arial" w:hAnsi="Arial" w:cs="Arial"/>
-                <w:sz w:val="24"/>
-                <w:szCs w:val="24"/>
-              </w:rPr>
-              <w:t>academic_level</w:t>
-            </w:r>
-            <w:proofErr w:type="spellEnd"/>
-            <w:r>
-              <w:rPr>
-                <w:rFonts w:ascii="Arial" w:hAnsi="Arial" w:cs="Arial"/>
-                <w:sz w:val="24"/>
-                <w:szCs w:val="24"/>
-              </w:rPr>
-              <w:t xml:space="preserve">, </w:t>
-            </w:r>
-            <w:proofErr w:type="spellStart"/>
-            <w:r>
-              <w:rPr>
-                <w:rFonts w:ascii="Arial" w:hAnsi="Arial" w:cs="Arial"/>
-                <w:sz w:val="24"/>
-                <w:szCs w:val="24"/>
-              </w:rPr>
-              <w:t>year_level</w:t>
-            </w:r>
-            <w:proofErr w:type="spellEnd"/>
-            <w:r>
-              <w:rPr>
-                <w:rFonts w:ascii="Arial" w:hAnsi="Arial" w:cs="Arial"/>
-                <w:sz w:val="24"/>
-                <w:szCs w:val="24"/>
-              </w:rPr>
-              <w:t xml:space="preserve">, </w:t>
-            </w:r>
-            <w:proofErr w:type="spellStart"/>
-            <w:r>
-              <w:rPr>
-                <w:rFonts w:ascii="Arial" w:hAnsi="Arial" w:cs="Arial"/>
-                <w:sz w:val="24"/>
-                <w:szCs w:val="24"/>
-              </w:rPr>
-              <w:t>section_id</w:t>
-            </w:r>
-            <w:proofErr w:type="spellEnd"/>
-            <w:r>
-              <w:rPr>
-                <w:rFonts w:ascii="Arial" w:hAnsi="Arial" w:cs="Arial"/>
-                <w:sz w:val="24"/>
-                <w:szCs w:val="24"/>
-              </w:rPr>
-              <w:t>) and the person (name and contact details). Used to display the patient's information.</w:t>
+              <w:t>Shared model classes for the student (student_id, person_id, student_number, academic_level, year_level, section_id) and the person (name and contact details). Used to display the patient's information.</w:t>
             </w:r>
           </w:p>
         </w:tc>
@@ -8429,43 +7700,7 @@
                 <w:sz w:val="24"/>
                 <w:szCs w:val="24"/>
               </w:rPr>
-              <w:t xml:space="preserve">containing </w:t>
-            </w:r>
-            <w:proofErr w:type="spellStart"/>
-            <w:r>
-              <w:rPr>
-                <w:rFonts w:ascii="Arial" w:hAnsi="Arial" w:cs="Arial"/>
-                <w:sz w:val="24"/>
-                <w:szCs w:val="24"/>
-              </w:rPr>
-              <w:t>medicine_id</w:t>
-            </w:r>
-            <w:proofErr w:type="spellEnd"/>
-            <w:r>
-              <w:rPr>
-                <w:rFonts w:ascii="Arial" w:hAnsi="Arial" w:cs="Arial"/>
-                <w:sz w:val="24"/>
-                <w:szCs w:val="24"/>
-              </w:rPr>
-              <w:t xml:space="preserve">, </w:t>
-            </w:r>
-            <w:proofErr w:type="spellStart"/>
-            <w:r>
-              <w:rPr>
-                <w:rFonts w:ascii="Arial" w:hAnsi="Arial" w:cs="Arial"/>
-                <w:sz w:val="24"/>
-                <w:szCs w:val="24"/>
-              </w:rPr>
-              <w:t>medicine_name</w:t>
-            </w:r>
-            <w:proofErr w:type="spellEnd"/>
-            <w:r>
-              <w:rPr>
-                <w:rFonts w:ascii="Arial" w:hAnsi="Arial" w:cs="Arial"/>
-                <w:sz w:val="24"/>
-                <w:szCs w:val="24"/>
-              </w:rPr>
-              <w:t>, category, and unit. Used to display the medicine name in the prescription.</w:t>
+              <w:t>containing medicine_id, medicine_name, category, and unit. Used to display the medicine name in the prescription.</w:t>
             </w:r>
           </w:p>
         </w:tc>
@@ -8488,7 +7723,6 @@
                 <w:szCs w:val="24"/>
               </w:rPr>
             </w:pPr>
-            <w:proofErr w:type="spellStart"/>
             <w:r>
               <w:rPr>
                 <w:rFonts w:ascii="Arial" w:hAnsi="Arial" w:cs="Arial"/>
@@ -8497,7 +7731,6 @@
               </w:rPr>
               <w:t>InventoryItem</w:t>
             </w:r>
-            <w:proofErr w:type="spellEnd"/>
           </w:p>
         </w:tc>
         <w:tc>
@@ -8523,45 +7756,8 @@
                 <w:sz w:val="24"/>
                 <w:szCs w:val="24"/>
               </w:rPr>
-              <w:t xml:space="preserve">Shared model class containing </w:t>
-            </w:r>
-            <w:proofErr w:type="spellStart"/>
-            <w:r>
-              <w:rPr>
-                <w:rFonts w:ascii="Arial" w:hAnsi="Arial" w:cs="Arial"/>
-                <w:sz w:val="24"/>
-                <w:szCs w:val="24"/>
-              </w:rPr>
-              <w:t>item_id</w:t>
-            </w:r>
-            <w:proofErr w:type="spellEnd"/>
-            <w:r>
-              <w:rPr>
-                <w:rFonts w:ascii="Arial" w:hAnsi="Arial" w:cs="Arial"/>
-                <w:sz w:val="24"/>
-                <w:szCs w:val="24"/>
-              </w:rPr>
-              <w:t xml:space="preserve">, </w:t>
-            </w:r>
-            <w:proofErr w:type="spellStart"/>
-            <w:r>
-              <w:rPr>
-                <w:rFonts w:ascii="Arial" w:hAnsi="Arial" w:cs="Arial"/>
-                <w:sz w:val="24"/>
-                <w:szCs w:val="24"/>
-              </w:rPr>
-              <w:t>medicine_id</w:t>
-            </w:r>
-            <w:proofErr w:type="spellEnd"/>
-            <w:r>
-              <w:rPr>
-                <w:rFonts w:ascii="Arial" w:hAnsi="Arial" w:cs="Arial"/>
-                <w:sz w:val="24"/>
-                <w:szCs w:val="24"/>
-              </w:rPr>
-              <w:t xml:space="preserve">, </w:t>
-            </w:r>
-            <w:proofErr w:type="spellStart"/>
+              <w:t xml:space="preserve">Shared model class containing item_id, medicine_id, </w:t>
+            </w:r>
             <w:r>
               <w:rPr>
                 <w:rFonts w:ascii="Arial" w:hAnsi="Arial" w:cs="Arial"/>
@@ -8569,52 +7765,7 @@
                 <w:szCs w:val="24"/>
               </w:rPr>
               <w:lastRenderedPageBreak/>
-              <w:t>batch_number</w:t>
-            </w:r>
-            <w:proofErr w:type="spellEnd"/>
-            <w:r>
-              <w:rPr>
-                <w:rFonts w:ascii="Arial" w:hAnsi="Arial" w:cs="Arial"/>
-                <w:sz w:val="24"/>
-                <w:szCs w:val="24"/>
-              </w:rPr>
-              <w:t xml:space="preserve">, </w:t>
-            </w:r>
-            <w:proofErr w:type="spellStart"/>
-            <w:r>
-              <w:rPr>
-                <w:rFonts w:ascii="Arial" w:hAnsi="Arial" w:cs="Arial"/>
-                <w:sz w:val="24"/>
-                <w:szCs w:val="24"/>
-              </w:rPr>
-              <w:t>stock_quantity</w:t>
-            </w:r>
-            <w:proofErr w:type="spellEnd"/>
-            <w:r>
-              <w:rPr>
-                <w:rFonts w:ascii="Arial" w:hAnsi="Arial" w:cs="Arial"/>
-                <w:sz w:val="24"/>
-                <w:szCs w:val="24"/>
-              </w:rPr>
-              <w:t xml:space="preserve">, and </w:t>
-            </w:r>
-            <w:proofErr w:type="spellStart"/>
-            <w:r>
-              <w:rPr>
-                <w:rFonts w:ascii="Arial" w:hAnsi="Arial" w:cs="Arial"/>
-                <w:sz w:val="24"/>
-                <w:szCs w:val="24"/>
-              </w:rPr>
-              <w:t>expiration_date</w:t>
-            </w:r>
-            <w:proofErr w:type="spellEnd"/>
-            <w:r>
-              <w:rPr>
-                <w:rFonts w:ascii="Arial" w:hAnsi="Arial" w:cs="Arial"/>
-                <w:sz w:val="24"/>
-                <w:szCs w:val="24"/>
-              </w:rPr>
-              <w:t>.</w:t>
+              <w:t>batch_number, stock_quantity, and expiration_date.</w:t>
             </w:r>
           </w:p>
         </w:tc>
@@ -8637,35 +7788,14 @@
                 <w:szCs w:val="24"/>
               </w:rPr>
             </w:pPr>
-            <w:proofErr w:type="spellStart"/>
-            <w:r>
-              <w:rPr>
-                <w:rFonts w:ascii="Arial" w:hAnsi="Arial" w:cs="Arial"/>
-                <w:sz w:val="24"/>
-                <w:szCs w:val="24"/>
-              </w:rPr>
-              <w:lastRenderedPageBreak/>
-              <w:t>InventoryDao</w:t>
-            </w:r>
-            <w:proofErr w:type="spellEnd"/>
-            <w:r>
-              <w:rPr>
-                <w:rFonts w:ascii="Arial" w:hAnsi="Arial" w:cs="Arial"/>
-                <w:sz w:val="24"/>
-                <w:szCs w:val="24"/>
-              </w:rPr>
-              <w:t xml:space="preserve"> / </w:t>
-            </w:r>
-            <w:proofErr w:type="spellStart"/>
-            <w:r>
-              <w:rPr>
-                <w:rFonts w:ascii="Arial" w:hAnsi="Arial" w:cs="Arial"/>
-                <w:sz w:val="24"/>
-                <w:szCs w:val="24"/>
-              </w:rPr>
-              <w:t>InventoryDaoImpl</w:t>
-            </w:r>
-            <w:proofErr w:type="spellEnd"/>
+            <w:r>
+              <w:rPr>
+                <w:rFonts w:ascii="Arial" w:hAnsi="Arial" w:cs="Arial"/>
+                <w:sz w:val="24"/>
+                <w:szCs w:val="24"/>
+              </w:rPr>
+              <w:t>InventoryDao / InventoryDaoImpl</w:t>
+            </w:r>
           </w:p>
         </w:tc>
         <w:tc>
@@ -8691,61 +7821,7 @@
                 <w:sz w:val="24"/>
                 <w:szCs w:val="24"/>
               </w:rPr>
-              <w:t xml:space="preserve">DAO interface and implementation from the inventory stories. This story uses only the </w:t>
-            </w:r>
-            <w:proofErr w:type="spellStart"/>
-            <w:r>
-              <w:rPr>
-                <w:rFonts w:ascii="Arial" w:hAnsi="Arial" w:cs="Arial"/>
-                <w:sz w:val="24"/>
-                <w:szCs w:val="24"/>
-              </w:rPr>
-              <w:t>findById</w:t>
-            </w:r>
-            <w:proofErr w:type="spellEnd"/>
-            <w:r>
-              <w:rPr>
-                <w:rFonts w:ascii="Arial" w:hAnsi="Arial" w:cs="Arial"/>
-                <w:sz w:val="24"/>
-                <w:szCs w:val="24"/>
-              </w:rPr>
-              <w:t xml:space="preserve"> method (accepts an item ID) to read the available stock and the </w:t>
-            </w:r>
-            <w:proofErr w:type="spellStart"/>
-            <w:r>
-              <w:rPr>
-                <w:rFonts w:ascii="Arial" w:hAnsi="Arial" w:cs="Arial"/>
-                <w:sz w:val="24"/>
-                <w:szCs w:val="24"/>
-              </w:rPr>
-              <w:t>deductStock</w:t>
-            </w:r>
-            <w:proofErr w:type="spellEnd"/>
-            <w:r>
-              <w:rPr>
-                <w:rFonts w:ascii="Arial" w:hAnsi="Arial" w:cs="Arial"/>
-                <w:sz w:val="24"/>
-                <w:szCs w:val="24"/>
-              </w:rPr>
-              <w:t xml:space="preserve"> method (accepts an item ID and a quantity) to reduce </w:t>
-            </w:r>
-            <w:proofErr w:type="spellStart"/>
-            <w:r>
-              <w:rPr>
-                <w:rFonts w:ascii="Arial" w:hAnsi="Arial" w:cs="Arial"/>
-                <w:sz w:val="24"/>
-                <w:szCs w:val="24"/>
-              </w:rPr>
-              <w:t>stock_quantity</w:t>
-            </w:r>
-            <w:proofErr w:type="spellEnd"/>
-            <w:r>
-              <w:rPr>
-                <w:rFonts w:ascii="Arial" w:hAnsi="Arial" w:cs="Arial"/>
-                <w:sz w:val="24"/>
-                <w:szCs w:val="24"/>
-              </w:rPr>
-              <w:t>.</w:t>
+              <w:t>DAO interface and implementation from the inventory stories. This story uses only the findById method (accepts an item ID) to read the available stock and the deductStock method (accepts an item ID and a quantity) to reduce stock_quantity.</w:t>
             </w:r>
           </w:p>
         </w:tc>
